--- a/MF0490_3 Gestión de servicios en el sistema informático/AMPLIACIONES/REPASO WINDOWS/100 EJERCICIOS DE WINDOWS.docx
+++ b/MF0490_3 Gestión de servicios en el sistema informático/AMPLIACIONES/REPASO WINDOWS/100 EJERCICIOS DE WINDOWS.docx
@@ -11,6 +11,7 @@
         <w:t>EJERCICIOS DE WINDOWS, POWER SHELL Y ADMINISTRACIÒN DE SISTEMAS</w:t>
       </w:r>
     </w:p>
+    <w:p/>
     <w:p>
       <w:pPr>
         <w:rPr>
@@ -123,7 +124,7 @@
     <w:p>
       <w:r>
         <w:pict w14:anchorId="5E3B920C">
-          <v:rect id="_x0000_i1619" style="width:0;height:1.5pt" o:hralign="center" o:hrstd="t" o:hr="t" fillcolor="#a0a0a0" stroked="f"/>
+          <v:rect id="_x0000_i1025" style="width:0;height:1.5pt" o:hralign="center" o:hrstd="t" o:hr="t" fillcolor="#a0a0a0" stroked="f"/>
         </w:pict>
       </w:r>
     </w:p>
@@ -211,7 +212,7 @@
     <w:p>
       <w:r>
         <w:pict w14:anchorId="2E5EBBE3">
-          <v:rect id="_x0000_i1620" style="width:0;height:1.5pt" o:hralign="center" o:hrstd="t" o:hr="t" fillcolor="#a0a0a0" stroked="f"/>
+          <v:rect id="_x0000_i1026" style="width:0;height:1.5pt" o:hralign="center" o:hrstd="t" o:hr="t" fillcolor="#a0a0a0" stroked="f"/>
         </w:pict>
       </w:r>
     </w:p>
@@ -284,7 +285,7 @@
     <w:p>
       <w:r>
         <w:pict w14:anchorId="035AD207">
-          <v:rect id="_x0000_i1621" style="width:0;height:1.5pt" o:hralign="center" o:hrstd="t" o:hr="t" fillcolor="#a0a0a0" stroked="f"/>
+          <v:rect id="_x0000_i1027" style="width:0;height:1.5pt" o:hralign="center" o:hrstd="t" o:hr="t" fillcolor="#a0a0a0" stroked="f"/>
         </w:pict>
       </w:r>
     </w:p>
@@ -326,6 +327,7 @@
     </w:p>
     <w:p>
       <w:r>
+        <w:lastRenderedPageBreak/>
         <w:t>cd C:\PracticaWindows\Documentos</w:t>
       </w:r>
     </w:p>
@@ -335,46 +337,392 @@
           <w:b/>
           <w:bCs/>
         </w:rPr>
+        <w:t>Explicación:</w:t>
+      </w:r>
+      <w:r>
+        <w:br/>
+        <w:t>cd permite moverse entre carpetas.</w:t>
+      </w:r>
+    </w:p>
+    <w:p>
+      <w:r>
+        <w:pict w14:anchorId="4E3812DC">
+          <v:rect id="_x0000_i1028" style="width:0;height:1.5pt" o:hralign="center" o:hrstd="t" o:hr="t" fillcolor="#a0a0a0" stroked="f"/>
+        </w:pict>
+      </w:r>
+    </w:p>
+    <w:p>
+      <w:pPr>
+        <w:rPr>
+          <w:b/>
+          <w:bCs/>
+        </w:rPr>
+      </w:pPr>
+      <w:r>
+        <w:rPr>
+          <w:b/>
+          <w:bCs/>
+        </w:rPr>
+        <w:t>5. Crear un archivo de texto vacío</w:t>
+      </w:r>
+    </w:p>
+    <w:p>
+      <w:r>
+        <w:rPr>
+          <w:b/>
+          <w:bCs/>
+        </w:rPr>
+        <w:t>Enunciado:</w:t>
+      </w:r>
+      <w:r>
+        <w:t xml:space="preserve"> Crea un archivo llamado nota.txt dentro de C:\PracticaWindows\Documentos.</w:t>
+      </w:r>
+    </w:p>
+    <w:p>
+      <w:r>
+        <w:rPr>
+          <w:b/>
+          <w:bCs/>
+        </w:rPr>
+        <w:t>Solución:</w:t>
+      </w:r>
+    </w:p>
+    <w:p>
+      <w:proofErr w:type="spellStart"/>
+      <w:r>
+        <w:t>type</w:t>
+      </w:r>
+      <w:proofErr w:type="spellEnd"/>
+      <w:r>
+        <w:t xml:space="preserve"> </w:t>
+      </w:r>
+      <w:proofErr w:type="spellStart"/>
+      <w:r>
+        <w:t>nul</w:t>
+      </w:r>
+      <w:proofErr w:type="spellEnd"/>
+      <w:r>
+        <w:t xml:space="preserve"> &gt; C:\PracticaWindows\Documentos\nota.txt</w:t>
+      </w:r>
+    </w:p>
+    <w:p>
+      <w:r>
+        <w:rPr>
+          <w:b/>
+          <w:bCs/>
+        </w:rPr>
+        <w:t>Explicación:</w:t>
+      </w:r>
+      <w:r>
+        <w:br/>
+      </w:r>
+      <w:proofErr w:type="spellStart"/>
+      <w:r>
+        <w:t>type</w:t>
+      </w:r>
+      <w:proofErr w:type="spellEnd"/>
+      <w:r>
+        <w:t xml:space="preserve"> </w:t>
+      </w:r>
+      <w:proofErr w:type="spellStart"/>
+      <w:r>
+        <w:t>nul</w:t>
+      </w:r>
+      <w:proofErr w:type="spellEnd"/>
+      <w:r>
+        <w:t xml:space="preserve"> &gt; archivo crea un archivo vacío.</w:t>
+      </w:r>
+    </w:p>
+    <w:p>
+      <w:r>
+        <w:pict w14:anchorId="5838643A">
+          <v:rect id="_x0000_i1029" style="width:0;height:1.5pt" o:hralign="center" o:hrstd="t" o:hr="t" fillcolor="#a0a0a0" stroked="f"/>
+        </w:pict>
+      </w:r>
+    </w:p>
+    <w:p>
+      <w:pPr>
+        <w:rPr>
+          <w:b/>
+          <w:bCs/>
+        </w:rPr>
+      </w:pPr>
+      <w:r>
+        <w:rPr>
+          <w:b/>
+          <w:bCs/>
+        </w:rPr>
+        <w:t>6. Copiar un archivo</w:t>
+      </w:r>
+    </w:p>
+    <w:p>
+      <w:r>
+        <w:rPr>
+          <w:b/>
+          <w:bCs/>
+        </w:rPr>
+        <w:t>Enunciado:</w:t>
+      </w:r>
+      <w:r>
+        <w:t xml:space="preserve"> Copia nota.txt desde Documentos a Copias.</w:t>
+      </w:r>
+    </w:p>
+    <w:p>
+      <w:r>
+        <w:rPr>
+          <w:b/>
+          <w:bCs/>
+        </w:rPr>
+        <w:t>Solución:</w:t>
+      </w:r>
+    </w:p>
+    <w:p>
+      <w:proofErr w:type="spellStart"/>
+      <w:r>
+        <w:t>copy</w:t>
+      </w:r>
+      <w:proofErr w:type="spellEnd"/>
+      <w:r>
+        <w:t xml:space="preserve"> C:\PracticaWindows\Documentos\nota.txt C:\PracticaWindows\Copias</w:t>
+      </w:r>
+    </w:p>
+    <w:p>
+      <w:r>
+        <w:rPr>
+          <w:b/>
+          <w:bCs/>
+        </w:rPr>
+        <w:t>Explicación:</w:t>
+      </w:r>
+      <w:r>
+        <w:br/>
+      </w:r>
+      <w:proofErr w:type="spellStart"/>
+      <w:r>
+        <w:t>copy</w:t>
+      </w:r>
+      <w:proofErr w:type="spellEnd"/>
+      <w:r>
+        <w:t xml:space="preserve"> duplica un archivo en otra ubicación.</w:t>
+      </w:r>
+    </w:p>
+    <w:p>
+      <w:r>
+        <w:pict w14:anchorId="0669EAE7">
+          <v:rect id="_x0000_i1030" style="width:0;height:1.5pt" o:hralign="center" o:hrstd="t" o:hr="t" fillcolor="#a0a0a0" stroked="f"/>
+        </w:pict>
+      </w:r>
+    </w:p>
+    <w:p>
+      <w:pPr>
+        <w:rPr>
+          <w:b/>
+          <w:bCs/>
+        </w:rPr>
+      </w:pPr>
+      <w:r>
+        <w:rPr>
+          <w:b/>
+          <w:bCs/>
+        </w:rPr>
+        <w:t>7. Mover un archivo</w:t>
+      </w:r>
+    </w:p>
+    <w:p>
+      <w:r>
+        <w:rPr>
+          <w:b/>
+          <w:bCs/>
+        </w:rPr>
+        <w:t>Enunciado:</w:t>
+      </w:r>
+      <w:r>
+        <w:t xml:space="preserve"> Mueve nota.txt desde Copias a Scripts.</w:t>
+      </w:r>
+    </w:p>
+    <w:p>
+      <w:pPr>
+        <w:rPr>
+          <w:lang w:val="en-GB"/>
+        </w:rPr>
+      </w:pPr>
+      <w:proofErr w:type="spellStart"/>
+      <w:r>
+        <w:rPr>
+          <w:b/>
+          <w:bCs/>
+          <w:lang w:val="en-GB"/>
+        </w:rPr>
+        <w:t>Solución</w:t>
+      </w:r>
+      <w:proofErr w:type="spellEnd"/>
+      <w:r>
+        <w:rPr>
+          <w:b/>
+          <w:bCs/>
+          <w:lang w:val="en-GB"/>
+        </w:rPr>
+        <w:t>:</w:t>
+      </w:r>
+    </w:p>
+    <w:p>
+      <w:pPr>
+        <w:rPr>
+          <w:lang w:val="en-GB"/>
+        </w:rPr>
+      </w:pPr>
+      <w:r>
+        <w:rPr>
+          <w:lang w:val="en-GB"/>
+        </w:rPr>
+        <w:t>move C:\PracticaWindows\Copias\nota.txt C:\PracticaWindows\Scripts</w:t>
+      </w:r>
+    </w:p>
+    <w:p>
+      <w:r>
+        <w:rPr>
+          <w:b/>
+          <w:bCs/>
+        </w:rPr>
+        <w:t>Explicación:</w:t>
+      </w:r>
+      <w:r>
+        <w:br/>
+      </w:r>
+      <w:proofErr w:type="spellStart"/>
+      <w:r>
+        <w:t>move</w:t>
+      </w:r>
+      <w:proofErr w:type="spellEnd"/>
+      <w:r>
+        <w:t xml:space="preserve"> mueve archivos o carpetas.</w:t>
+      </w:r>
+    </w:p>
+    <w:p>
+      <w:r>
+        <w:pict w14:anchorId="28654DA0">
+          <v:rect id="_x0000_i1031" style="width:0;height:1.5pt" o:hralign="center" o:hrstd="t" o:hr="t" fillcolor="#a0a0a0" stroked="f"/>
+        </w:pict>
+      </w:r>
+    </w:p>
+    <w:p>
+      <w:pPr>
+        <w:rPr>
+          <w:b/>
+          <w:bCs/>
+        </w:rPr>
+      </w:pPr>
+      <w:r>
+        <w:rPr>
+          <w:b/>
+          <w:bCs/>
+        </w:rPr>
+        <w:t>8. Renombrar un archivo</w:t>
+      </w:r>
+    </w:p>
+    <w:p>
+      <w:r>
+        <w:rPr>
+          <w:b/>
+          <w:bCs/>
+        </w:rPr>
+        <w:t>Enunciado:</w:t>
+      </w:r>
+      <w:r>
+        <w:t xml:space="preserve"> Cambia el nombre de nota.txt a informe.txt en la carpeta Scripts.</w:t>
+      </w:r>
+    </w:p>
+    <w:p>
+      <w:pPr>
+        <w:rPr>
+          <w:lang w:val="en-GB"/>
+        </w:rPr>
+      </w:pPr>
+      <w:proofErr w:type="spellStart"/>
+      <w:r>
+        <w:rPr>
+          <w:b/>
+          <w:bCs/>
+          <w:lang w:val="en-GB"/>
+        </w:rPr>
+        <w:t>Solución</w:t>
+      </w:r>
+      <w:proofErr w:type="spellEnd"/>
+      <w:r>
+        <w:rPr>
+          <w:b/>
+          <w:bCs/>
+          <w:lang w:val="en-GB"/>
+        </w:rPr>
+        <w:t>:</w:t>
+      </w:r>
+    </w:p>
+    <w:p>
+      <w:pPr>
+        <w:rPr>
+          <w:lang w:val="en-GB"/>
+        </w:rPr>
+      </w:pPr>
+      <w:r>
+        <w:rPr>
+          <w:lang w:val="en-GB"/>
+        </w:rPr>
+        <w:t>ren C:\PracticaWindows\Scripts\nota.txt informe.txt</w:t>
+      </w:r>
+    </w:p>
+    <w:p>
+      <w:r>
+        <w:rPr>
+          <w:b/>
+          <w:bCs/>
+        </w:rPr>
+        <w:t>Explicación:</w:t>
+      </w:r>
+      <w:r>
+        <w:br/>
+      </w:r>
+      <w:proofErr w:type="spellStart"/>
+      <w:r>
+        <w:t>ren</w:t>
+      </w:r>
+      <w:proofErr w:type="spellEnd"/>
+      <w:r>
+        <w:t xml:space="preserve"> cambia el nombre del archivo.</w:t>
+      </w:r>
+    </w:p>
+    <w:p>
+      <w:r>
+        <w:pict w14:anchorId="515FC552">
+          <v:rect id="_x0000_i1032" style="width:0;height:1.5pt" o:hralign="center" o:hrstd="t" o:hr="t" fillcolor="#a0a0a0" stroked="f"/>
+        </w:pict>
+      </w:r>
+    </w:p>
+    <w:p>
+      <w:pPr>
+        <w:rPr>
+          <w:b/>
+          <w:bCs/>
+        </w:rPr>
+      </w:pPr>
+      <w:r>
+        <w:rPr>
+          <w:b/>
+          <w:bCs/>
+        </w:rPr>
+        <w:t>9. Eliminar un archivo</w:t>
+      </w:r>
+    </w:p>
+    <w:p>
+      <w:r>
+        <w:rPr>
+          <w:b/>
+          <w:bCs/>
+        </w:rPr>
         <w:lastRenderedPageBreak/>
-        <w:t>Explicación:</w:t>
-      </w:r>
-      <w:r>
-        <w:br/>
-        <w:t>cd permite moverse entre carpetas.</w:t>
-      </w:r>
-    </w:p>
-    <w:p>
-      <w:r>
-        <w:pict w14:anchorId="4E3812DC">
-          <v:rect id="_x0000_i1622" style="width:0;height:1.5pt" o:hralign="center" o:hrstd="t" o:hr="t" fillcolor="#a0a0a0" stroked="f"/>
-        </w:pict>
-      </w:r>
-    </w:p>
-    <w:p>
-      <w:pPr>
-        <w:rPr>
-          <w:b/>
-          <w:bCs/>
-        </w:rPr>
-      </w:pPr>
-      <w:r>
-        <w:rPr>
-          <w:b/>
-          <w:bCs/>
-        </w:rPr>
-        <w:t>5. Crear un archivo de texto vacío</w:t>
-      </w:r>
-    </w:p>
-    <w:p>
-      <w:r>
-        <w:rPr>
-          <w:b/>
-          <w:bCs/>
-        </w:rPr>
-        <w:t>Enunciado:</w:t>
-      </w:r>
-      <w:r>
-        <w:t xml:space="preserve"> Crea un archivo llamado nota.txt dentro de C:\PracticaWindows\Documentos.</w:t>
+        <w:t>Enunciado:</w:t>
+      </w:r>
+      <w:r>
+        <w:t xml:space="preserve"> Elimina el archivo informe.txt.</w:t>
       </w:r>
     </w:p>
     <w:p>
@@ -387,83 +735,55 @@
       </w:r>
     </w:p>
     <w:p>
-      <w:proofErr w:type="spellStart"/>
-      <w:r>
-        <w:t>type</w:t>
-      </w:r>
-      <w:proofErr w:type="spellEnd"/>
-      <w:r>
-        <w:t xml:space="preserve"> </w:t>
-      </w:r>
-      <w:proofErr w:type="spellStart"/>
-      <w:r>
-        <w:t>nul</w:t>
-      </w:r>
-      <w:proofErr w:type="spellEnd"/>
-      <w:r>
-        <w:t xml:space="preserve"> &gt; C:\PracticaWindows\Documentos\nota.txt</w:t>
-      </w:r>
-    </w:p>
-    <w:p>
-      <w:r>
-        <w:rPr>
-          <w:b/>
-          <w:bCs/>
-        </w:rPr>
-        <w:t>Explicación:</w:t>
-      </w:r>
-      <w:r>
-        <w:br/>
-      </w:r>
-      <w:proofErr w:type="spellStart"/>
-      <w:r>
-        <w:t>type</w:t>
-      </w:r>
-      <w:proofErr w:type="spellEnd"/>
-      <w:r>
-        <w:t xml:space="preserve"> </w:t>
-      </w:r>
-      <w:proofErr w:type="spellStart"/>
-      <w:r>
-        <w:t>nul</w:t>
-      </w:r>
-      <w:proofErr w:type="spellEnd"/>
-      <w:r>
-        <w:t xml:space="preserve"> &gt; archivo crea un archivo vacío.</w:t>
-      </w:r>
-    </w:p>
-    <w:p>
-      <w:r>
-        <w:pict w14:anchorId="5838643A">
-          <v:rect id="_x0000_i1623" style="width:0;height:1.5pt" o:hralign="center" o:hrstd="t" o:hr="t" fillcolor="#a0a0a0" stroked="f"/>
-        </w:pict>
-      </w:r>
-    </w:p>
-    <w:p>
-      <w:pPr>
-        <w:rPr>
-          <w:b/>
-          <w:bCs/>
-        </w:rPr>
-      </w:pPr>
-      <w:r>
-        <w:rPr>
-          <w:b/>
-          <w:bCs/>
-        </w:rPr>
-        <w:t>6. Copiar un archivo</w:t>
-      </w:r>
-    </w:p>
-    <w:p>
-      <w:r>
-        <w:rPr>
-          <w:b/>
-          <w:bCs/>
-        </w:rPr>
-        <w:t>Enunciado:</w:t>
-      </w:r>
-      <w:r>
-        <w:t xml:space="preserve"> Copia nota.txt desde Documentos a Copias.</w:t>
+      <w:r>
+        <w:t>del C:\PracticaWindows\Scripts\informe.txt</w:t>
+      </w:r>
+    </w:p>
+    <w:p>
+      <w:r>
+        <w:rPr>
+          <w:b/>
+          <w:bCs/>
+        </w:rPr>
+        <w:t>Explicación:</w:t>
+      </w:r>
+      <w:r>
+        <w:br/>
+        <w:t>del elimina archivos.</w:t>
+      </w:r>
+    </w:p>
+    <w:p>
+      <w:r>
+        <w:pict w14:anchorId="6221BE97">
+          <v:rect id="_x0000_i1033" style="width:0;height:1.5pt" o:hralign="center" o:hrstd="t" o:hr="t" fillcolor="#a0a0a0" stroked="f"/>
+        </w:pict>
+      </w:r>
+    </w:p>
+    <w:p>
+      <w:pPr>
+        <w:rPr>
+          <w:b/>
+          <w:bCs/>
+        </w:rPr>
+      </w:pPr>
+      <w:r>
+        <w:rPr>
+          <w:b/>
+          <w:bCs/>
+        </w:rPr>
+        <w:t>10. Eliminar una carpeta vacía</w:t>
+      </w:r>
+    </w:p>
+    <w:p>
+      <w:r>
+        <w:rPr>
+          <w:b/>
+          <w:bCs/>
+        </w:rPr>
+        <w:t>Enunciado:</w:t>
+      </w:r>
+      <w:r>
+        <w:t xml:space="preserve"> Elimina la carpeta Copias si está vacía.</w:t>
       </w:r>
     </w:p>
     <w:p>
@@ -478,249 +798,600 @@
     <w:p>
       <w:proofErr w:type="spellStart"/>
       <w:r>
-        <w:t>copy</w:t>
-      </w:r>
-      <w:proofErr w:type="spellEnd"/>
-      <w:r>
-        <w:t xml:space="preserve"> C:\PracticaWindows\Documentos\nota.txt C:\PracticaWindows\Copias</w:t>
-      </w:r>
-    </w:p>
-    <w:p>
-      <w:r>
-        <w:rPr>
-          <w:b/>
-          <w:bCs/>
-        </w:rPr>
-        <w:t>Explicación:</w:t>
-      </w:r>
-      <w:r>
-        <w:br/>
-      </w:r>
-      <w:proofErr w:type="spellStart"/>
-      <w:r>
-        <w:t>copy</w:t>
-      </w:r>
-      <w:proofErr w:type="spellEnd"/>
-      <w:r>
-        <w:t xml:space="preserve"> duplica un archivo en otra ubicación.</w:t>
-      </w:r>
-    </w:p>
-    <w:p>
-      <w:r>
-        <w:pict w14:anchorId="0669EAE7">
-          <v:rect id="_x0000_i1624" style="width:0;height:1.5pt" o:hralign="center" o:hrstd="t" o:hr="t" fillcolor="#a0a0a0" stroked="f"/>
-        </w:pict>
-      </w:r>
-    </w:p>
-    <w:p>
-      <w:pPr>
-        <w:rPr>
-          <w:b/>
-          <w:bCs/>
-        </w:rPr>
-      </w:pPr>
-      <w:r>
-        <w:rPr>
-          <w:b/>
-          <w:bCs/>
-        </w:rPr>
-        <w:t>7. Mover un archivo</w:t>
-      </w:r>
-    </w:p>
-    <w:p>
-      <w:r>
-        <w:rPr>
-          <w:b/>
-          <w:bCs/>
-        </w:rPr>
-        <w:t>Enunciado:</w:t>
-      </w:r>
-      <w:r>
-        <w:t xml:space="preserve"> Mueve nota.txt desde Copias a Scripts.</w:t>
-      </w:r>
-    </w:p>
-    <w:p>
-      <w:pPr>
-        <w:rPr>
-          <w:lang w:val="en-GB"/>
-        </w:rPr>
-      </w:pPr>
-      <w:proofErr w:type="spellStart"/>
-      <w:r>
-        <w:rPr>
-          <w:b/>
-          <w:bCs/>
-          <w:lang w:val="en-GB"/>
-        </w:rPr>
-        <w:t>Solución</w:t>
-      </w:r>
-      <w:proofErr w:type="spellEnd"/>
-      <w:r>
-        <w:rPr>
-          <w:b/>
-          <w:bCs/>
-          <w:lang w:val="en-GB"/>
-        </w:rPr>
-        <w:t>:</w:t>
-      </w:r>
-    </w:p>
-    <w:p>
-      <w:pPr>
-        <w:rPr>
-          <w:lang w:val="en-GB"/>
-        </w:rPr>
-      </w:pPr>
-      <w:r>
-        <w:rPr>
-          <w:lang w:val="en-GB"/>
-        </w:rPr>
-        <w:t>move C:\PracticaWindows\Copias\nota.txt C:\PracticaWindows\Scripts</w:t>
-      </w:r>
-    </w:p>
-    <w:p>
-      <w:r>
-        <w:rPr>
-          <w:b/>
-          <w:bCs/>
-        </w:rPr>
-        <w:t>Explicación:</w:t>
-      </w:r>
-      <w:r>
-        <w:br/>
-      </w:r>
-      <w:proofErr w:type="spellStart"/>
-      <w:r>
-        <w:t>move</w:t>
-      </w:r>
-      <w:proofErr w:type="spellEnd"/>
-      <w:r>
-        <w:t xml:space="preserve"> mueve archivos o carpetas.</w:t>
-      </w:r>
-    </w:p>
-    <w:p>
-      <w:r>
-        <w:pict w14:anchorId="28654DA0">
-          <v:rect id="_x0000_i1625" style="width:0;height:1.5pt" o:hralign="center" o:hrstd="t" o:hr="t" fillcolor="#a0a0a0" stroked="f"/>
-        </w:pict>
-      </w:r>
-    </w:p>
-    <w:p>
-      <w:pPr>
-        <w:rPr>
-          <w:b/>
-          <w:bCs/>
-        </w:rPr>
-      </w:pPr>
-      <w:r>
-        <w:rPr>
-          <w:b/>
-          <w:bCs/>
-        </w:rPr>
-        <w:t>8. Renombrar un archivo</w:t>
-      </w:r>
-    </w:p>
-    <w:p>
-      <w:r>
-        <w:rPr>
-          <w:b/>
-          <w:bCs/>
-        </w:rPr>
-        <w:t>Enunciado:</w:t>
-      </w:r>
-      <w:r>
-        <w:t xml:space="preserve"> Cambia el nombre de nota.txt a informe.txt en la carpeta Scripts.</w:t>
-      </w:r>
-    </w:p>
-    <w:p>
-      <w:pPr>
-        <w:rPr>
-          <w:lang w:val="en-GB"/>
-        </w:rPr>
-      </w:pPr>
-      <w:proofErr w:type="spellStart"/>
-      <w:r>
-        <w:rPr>
-          <w:b/>
-          <w:bCs/>
-          <w:lang w:val="en-GB"/>
-        </w:rPr>
-        <w:t>Solución</w:t>
-      </w:r>
-      <w:proofErr w:type="spellEnd"/>
-      <w:r>
-        <w:rPr>
-          <w:b/>
-          <w:bCs/>
-          <w:lang w:val="en-GB"/>
-        </w:rPr>
-        <w:t>:</w:t>
-      </w:r>
-    </w:p>
-    <w:p>
-      <w:pPr>
-        <w:rPr>
-          <w:lang w:val="en-GB"/>
-        </w:rPr>
-      </w:pPr>
-      <w:r>
-        <w:rPr>
-          <w:lang w:val="en-GB"/>
-        </w:rPr>
-        <w:t>ren C:\PracticaWindows\Scripts\nota.txt informe.txt</w:t>
-      </w:r>
-    </w:p>
-    <w:p>
-      <w:r>
-        <w:rPr>
-          <w:b/>
-          <w:bCs/>
-        </w:rPr>
-        <w:t>Explicación:</w:t>
-      </w:r>
-      <w:r>
-        <w:br/>
-      </w:r>
-      <w:proofErr w:type="spellStart"/>
-      <w:r>
-        <w:t>ren</w:t>
-      </w:r>
-      <w:proofErr w:type="spellEnd"/>
-      <w:r>
-        <w:t xml:space="preserve"> cambia el nombre del archivo.</w:t>
-      </w:r>
-    </w:p>
-    <w:p>
-      <w:r>
-        <w:pict w14:anchorId="515FC552">
-          <v:rect id="_x0000_i1626" style="width:0;height:1.5pt" o:hralign="center" o:hrstd="t" o:hr="t" fillcolor="#a0a0a0" stroked="f"/>
-        </w:pict>
-      </w:r>
-    </w:p>
-    <w:p>
-      <w:pPr>
-        <w:rPr>
-          <w:b/>
-          <w:bCs/>
-        </w:rPr>
-      </w:pPr>
-      <w:r>
-        <w:rPr>
-          <w:b/>
-          <w:bCs/>
-        </w:rPr>
-        <w:t>9. Eliminar un archivo</w:t>
-      </w:r>
-    </w:p>
-    <w:p>
-      <w:r>
-        <w:rPr>
-          <w:b/>
-          <w:bCs/>
-        </w:rPr>
-        <w:t>Enunciado:</w:t>
-      </w:r>
-      <w:r>
-        <w:t xml:space="preserve"> Elimina el archivo informe.txt.</w:t>
+        <w:t>rmdir</w:t>
+      </w:r>
+      <w:proofErr w:type="spellEnd"/>
+      <w:r>
+        <w:t xml:space="preserve"> C:\PracticaWindows\Copias</w:t>
+      </w:r>
+    </w:p>
+    <w:p>
+      <w:r>
+        <w:rPr>
+          <w:b/>
+          <w:bCs/>
+        </w:rPr>
+        <w:t>Explicación:</w:t>
+      </w:r>
+      <w:r>
+        <w:br/>
+      </w:r>
+      <w:proofErr w:type="spellStart"/>
+      <w:r>
+        <w:t>rmdir</w:t>
+      </w:r>
+      <w:proofErr w:type="spellEnd"/>
+      <w:r>
+        <w:t xml:space="preserve"> elimina carpetas vacías.</w:t>
+      </w:r>
+    </w:p>
+    <w:p>
+      <w:r>
+        <w:pict w14:anchorId="4399A4F6">
+          <v:rect id="_x0000_i1034" style="width:0;height:1.5pt" o:hralign="center" o:hrstd="t" o:hr="t" fillcolor="#a0a0a0" stroked="f"/>
+        </w:pict>
+      </w:r>
+    </w:p>
+    <w:p>
+      <w:pPr>
+        <w:shd w:val="clear" w:color="auto" w:fill="C1E4F5" w:themeFill="accent1" w:themeFillTint="33"/>
+        <w:rPr>
+          <w:b/>
+          <w:bCs/>
+        </w:rPr>
+      </w:pPr>
+      <w:r>
+        <w:rPr>
+          <w:b/>
+          <w:bCs/>
+        </w:rPr>
+        <w:t>BLOQUE 2. Usuarios y grupos en Windows</w:t>
+      </w:r>
+    </w:p>
+    <w:p>
+      <w:pPr>
+        <w:rPr>
+          <w:b/>
+          <w:bCs/>
+        </w:rPr>
+      </w:pPr>
+      <w:r>
+        <w:rPr>
+          <w:b/>
+          <w:bCs/>
+        </w:rPr>
+        <w:t>11. Ver los usuarios del sistema</w:t>
+      </w:r>
+    </w:p>
+    <w:p>
+      <w:r>
+        <w:rPr>
+          <w:b/>
+          <w:bCs/>
+        </w:rPr>
+        <w:t>Enunciado:</w:t>
+      </w:r>
+      <w:r>
+        <w:t xml:space="preserve"> Muestra todos los usuarios locales del equipo.</w:t>
+      </w:r>
+    </w:p>
+    <w:p>
+      <w:r>
+        <w:rPr>
+          <w:b/>
+          <w:bCs/>
+        </w:rPr>
+        <w:t>Solución:</w:t>
+      </w:r>
+    </w:p>
+    <w:p>
+      <w:r>
+        <w:t xml:space="preserve">net </w:t>
+      </w:r>
+      <w:proofErr w:type="spellStart"/>
+      <w:r>
+        <w:t>user</w:t>
+      </w:r>
+      <w:proofErr w:type="spellEnd"/>
+    </w:p>
+    <w:p>
+      <w:r>
+        <w:rPr>
+          <w:b/>
+          <w:bCs/>
+        </w:rPr>
+        <w:t>Explicación:</w:t>
+      </w:r>
+      <w:r>
+        <w:br/>
+        <w:t xml:space="preserve">net </w:t>
+      </w:r>
+      <w:proofErr w:type="spellStart"/>
+      <w:r>
+        <w:t>user</w:t>
+      </w:r>
+      <w:proofErr w:type="spellEnd"/>
+      <w:r>
+        <w:t xml:space="preserve"> lista las cuentas locales.</w:t>
+      </w:r>
+    </w:p>
+    <w:p>
+      <w:r>
+        <w:pict w14:anchorId="785A3FBD">
+          <v:rect id="_x0000_i1035" style="width:0;height:1.5pt" o:hralign="center" o:hrstd="t" o:hr="t" fillcolor="#a0a0a0" stroked="f"/>
+        </w:pict>
+      </w:r>
+    </w:p>
+    <w:p>
+      <w:pPr>
+        <w:rPr>
+          <w:b/>
+          <w:bCs/>
+        </w:rPr>
+      </w:pPr>
+      <w:r>
+        <w:rPr>
+          <w:b/>
+          <w:bCs/>
+        </w:rPr>
+        <w:t>12. Crear un usuario local</w:t>
+      </w:r>
+    </w:p>
+    <w:p>
+      <w:r>
+        <w:rPr>
+          <w:b/>
+          <w:bCs/>
+        </w:rPr>
+        <w:t>Enunciado:</w:t>
+      </w:r>
+      <w:r>
+        <w:t xml:space="preserve"> Crea un usuario llamado alumno1 con contraseña Clave1234.</w:t>
+      </w:r>
+    </w:p>
+    <w:p>
+      <w:r>
+        <w:rPr>
+          <w:b/>
+          <w:bCs/>
+        </w:rPr>
+        <w:t>Solución:</w:t>
+      </w:r>
+    </w:p>
+    <w:p>
+      <w:r>
+        <w:t xml:space="preserve">net </w:t>
+      </w:r>
+      <w:proofErr w:type="spellStart"/>
+      <w:r>
+        <w:t>user</w:t>
+      </w:r>
+      <w:proofErr w:type="spellEnd"/>
+      <w:r>
+        <w:t xml:space="preserve"> alumno1 Clave1234 /</w:t>
+      </w:r>
+      <w:proofErr w:type="spellStart"/>
+      <w:r>
+        <w:t>add</w:t>
+      </w:r>
+      <w:proofErr w:type="spellEnd"/>
+    </w:p>
+    <w:p>
+      <w:r>
+        <w:rPr>
+          <w:b/>
+          <w:bCs/>
+        </w:rPr>
+        <w:t>Explicación:</w:t>
+      </w:r>
+      <w:r>
+        <w:br/>
+        <w:t>Con /</w:t>
+      </w:r>
+      <w:proofErr w:type="spellStart"/>
+      <w:r>
+        <w:t>add</w:t>
+      </w:r>
+      <w:proofErr w:type="spellEnd"/>
+      <w:r>
+        <w:t xml:space="preserve"> se crea un nuevo usuario.</w:t>
+      </w:r>
+    </w:p>
+    <w:p>
+      <w:r>
+        <w:pict w14:anchorId="394C35B7">
+          <v:rect id="_x0000_i1036" style="width:0;height:1.5pt" o:hralign="center" o:hrstd="t" o:hr="t" fillcolor="#a0a0a0" stroked="f"/>
+        </w:pict>
+      </w:r>
+    </w:p>
+    <w:p>
+      <w:pPr>
+        <w:rPr>
+          <w:b/>
+          <w:bCs/>
+        </w:rPr>
+      </w:pPr>
+      <w:r>
+        <w:rPr>
+          <w:b/>
+          <w:bCs/>
+        </w:rPr>
+        <w:t>13. Consultar información de un usuario</w:t>
+      </w:r>
+    </w:p>
+    <w:p>
+      <w:r>
+        <w:rPr>
+          <w:b/>
+          <w:bCs/>
+        </w:rPr>
+        <w:t>Enunciado:</w:t>
+      </w:r>
+      <w:r>
+        <w:t xml:space="preserve"> Muestra la información detallada del usuario alumno1.</w:t>
+      </w:r>
+    </w:p>
+    <w:p>
+      <w:r>
+        <w:rPr>
+          <w:b/>
+          <w:bCs/>
+        </w:rPr>
+        <w:t>Solución:</w:t>
+      </w:r>
+    </w:p>
+    <w:p>
+      <w:r>
+        <w:t xml:space="preserve">net </w:t>
+      </w:r>
+      <w:proofErr w:type="spellStart"/>
+      <w:r>
+        <w:t>user</w:t>
+      </w:r>
+      <w:proofErr w:type="spellEnd"/>
+      <w:r>
+        <w:t xml:space="preserve"> alumno1</w:t>
+      </w:r>
+    </w:p>
+    <w:p>
+      <w:r>
+        <w:rPr>
+          <w:b/>
+          <w:bCs/>
+        </w:rPr>
+        <w:lastRenderedPageBreak/>
+        <w:t>Explicación:</w:t>
+      </w:r>
+      <w:r>
+        <w:br/>
+        <w:t>Muestra propiedades básicas de esa cuenta.</w:t>
+      </w:r>
+    </w:p>
+    <w:p>
+      <w:r>
+        <w:pict w14:anchorId="3BB5714B">
+          <v:rect id="_x0000_i1037" style="width:0;height:1.5pt" o:hralign="center" o:hrstd="t" o:hr="t" fillcolor="#a0a0a0" stroked="f"/>
+        </w:pict>
+      </w:r>
+    </w:p>
+    <w:p>
+      <w:pPr>
+        <w:rPr>
+          <w:b/>
+          <w:bCs/>
+        </w:rPr>
+      </w:pPr>
+      <w:r>
+        <w:rPr>
+          <w:b/>
+          <w:bCs/>
+        </w:rPr>
+        <w:t>14. Cambiar la contraseña de un usuario</w:t>
+      </w:r>
+    </w:p>
+    <w:p>
+      <w:r>
+        <w:rPr>
+          <w:b/>
+          <w:bCs/>
+        </w:rPr>
+        <w:t>Enunciado:</w:t>
+      </w:r>
+      <w:r>
+        <w:t xml:space="preserve"> Cambia la contraseña de alumno1 a NuevaClave123.</w:t>
+      </w:r>
+    </w:p>
+    <w:p>
+      <w:r>
+        <w:rPr>
+          <w:b/>
+          <w:bCs/>
+        </w:rPr>
+        <w:t>Solución:</w:t>
+      </w:r>
+    </w:p>
+    <w:p>
+      <w:r>
+        <w:t xml:space="preserve">net </w:t>
+      </w:r>
+      <w:proofErr w:type="spellStart"/>
+      <w:r>
+        <w:t>user</w:t>
+      </w:r>
+      <w:proofErr w:type="spellEnd"/>
+      <w:r>
+        <w:t xml:space="preserve"> alumno1 NuevaClave123</w:t>
+      </w:r>
+    </w:p>
+    <w:p>
+      <w:r>
+        <w:rPr>
+          <w:b/>
+          <w:bCs/>
+        </w:rPr>
+        <w:t>Explicación:</w:t>
+      </w:r>
+      <w:r>
+        <w:br/>
+        <w:t>El comando actualiza la contraseña del usuario.</w:t>
+      </w:r>
+    </w:p>
+    <w:p>
+      <w:r>
+        <w:pict w14:anchorId="3AC80C7C">
+          <v:rect id="_x0000_i1038" style="width:0;height:1.5pt" o:hralign="center" o:hrstd="t" o:hr="t" fillcolor="#a0a0a0" stroked="f"/>
+        </w:pict>
+      </w:r>
+    </w:p>
+    <w:p>
+      <w:pPr>
+        <w:rPr>
+          <w:b/>
+          <w:bCs/>
+        </w:rPr>
+      </w:pPr>
+      <w:r>
+        <w:rPr>
+          <w:b/>
+          <w:bCs/>
+        </w:rPr>
+        <w:t>15. Desactivar una cuenta de usuario</w:t>
+      </w:r>
+    </w:p>
+    <w:p>
+      <w:r>
+        <w:rPr>
+          <w:b/>
+          <w:bCs/>
+        </w:rPr>
+        <w:t>Enunciado:</w:t>
+      </w:r>
+      <w:r>
+        <w:t xml:space="preserve"> Desactiva temporalmente al usuario alumno1.</w:t>
+      </w:r>
+    </w:p>
+    <w:p>
+      <w:r>
+        <w:rPr>
+          <w:b/>
+          <w:bCs/>
+        </w:rPr>
+        <w:t>Solución:</w:t>
+      </w:r>
+    </w:p>
+    <w:p>
+      <w:r>
+        <w:t xml:space="preserve">net </w:t>
+      </w:r>
+      <w:proofErr w:type="spellStart"/>
+      <w:r>
+        <w:t>user</w:t>
+      </w:r>
+      <w:proofErr w:type="spellEnd"/>
+      <w:r>
+        <w:t xml:space="preserve"> alumno1 /</w:t>
+      </w:r>
+      <w:proofErr w:type="spellStart"/>
+      <w:r>
+        <w:t>active:no</w:t>
+      </w:r>
+      <w:proofErr w:type="spellEnd"/>
+    </w:p>
+    <w:p>
+      <w:r>
+        <w:rPr>
+          <w:b/>
+          <w:bCs/>
+        </w:rPr>
+        <w:t>Explicación:</w:t>
+      </w:r>
+      <w:r>
+        <w:br/>
+        <w:t>El usuario seguirá existiendo, pero no podrá iniciar sesión.</w:t>
+      </w:r>
+    </w:p>
+    <w:p>
+      <w:r>
+        <w:pict w14:anchorId="2793BA67">
+          <v:rect id="_x0000_i1039" style="width:0;height:1.5pt" o:hralign="center" o:hrstd="t" o:hr="t" fillcolor="#a0a0a0" stroked="f"/>
+        </w:pict>
+      </w:r>
+    </w:p>
+    <w:p>
+      <w:pPr>
+        <w:rPr>
+          <w:b/>
+          <w:bCs/>
+        </w:rPr>
+      </w:pPr>
+      <w:r>
+        <w:rPr>
+          <w:b/>
+          <w:bCs/>
+        </w:rPr>
+        <w:t>16. Activar una cuenta de usuario</w:t>
+      </w:r>
+    </w:p>
+    <w:p>
+      <w:r>
+        <w:rPr>
+          <w:b/>
+          <w:bCs/>
+        </w:rPr>
+        <w:t>Enunciado:</w:t>
+      </w:r>
+      <w:r>
+        <w:t xml:space="preserve"> Reactiva la cuenta alumno1.</w:t>
+      </w:r>
+    </w:p>
+    <w:p>
+      <w:r>
+        <w:rPr>
+          <w:b/>
+          <w:bCs/>
+        </w:rPr>
+        <w:t>Solución:</w:t>
+      </w:r>
+    </w:p>
+    <w:p>
+      <w:r>
+        <w:t xml:space="preserve">net </w:t>
+      </w:r>
+      <w:proofErr w:type="spellStart"/>
+      <w:r>
+        <w:t>user</w:t>
+      </w:r>
+      <w:proofErr w:type="spellEnd"/>
+      <w:r>
+        <w:t xml:space="preserve"> alumno1 /</w:t>
+      </w:r>
+      <w:proofErr w:type="spellStart"/>
+      <w:proofErr w:type="gramStart"/>
+      <w:r>
+        <w:t>active:yes</w:t>
+      </w:r>
+      <w:proofErr w:type="spellEnd"/>
+      <w:proofErr w:type="gramEnd"/>
+    </w:p>
+    <w:p>
+      <w:r>
+        <w:rPr>
+          <w:b/>
+          <w:bCs/>
+        </w:rPr>
+        <w:t>Explicación:</w:t>
+      </w:r>
+      <w:r>
+        <w:br/>
+        <w:t>Permite de nuevo el acceso del usuario.</w:t>
+      </w:r>
+    </w:p>
+    <w:p>
+      <w:r>
+        <w:pict w14:anchorId="6962D496">
+          <v:rect id="_x0000_i1040" style="width:0;height:1.5pt" o:hralign="center" o:hrstd="t" o:hr="t" fillcolor="#a0a0a0" stroked="f"/>
+        </w:pict>
+      </w:r>
+    </w:p>
+    <w:p>
+      <w:pPr>
+        <w:rPr>
+          <w:b/>
+          <w:bCs/>
+        </w:rPr>
+      </w:pPr>
+      <w:r>
+        <w:rPr>
+          <w:b/>
+          <w:bCs/>
+        </w:rPr>
+        <w:t>17. Eliminar un usuario local</w:t>
+      </w:r>
+    </w:p>
+    <w:p>
+      <w:r>
+        <w:rPr>
+          <w:b/>
+          <w:bCs/>
+        </w:rPr>
+        <w:t>Enunciado:</w:t>
+      </w:r>
+      <w:r>
+        <w:t xml:space="preserve"> Elimina la cuenta alumno1.</w:t>
+      </w:r>
+    </w:p>
+    <w:p>
+      <w:r>
+        <w:rPr>
+          <w:b/>
+          <w:bCs/>
+        </w:rPr>
+        <w:t>Solución:</w:t>
+      </w:r>
+    </w:p>
+    <w:p>
+      <w:r>
+        <w:t xml:space="preserve">net </w:t>
+      </w:r>
+      <w:proofErr w:type="spellStart"/>
+      <w:r>
+        <w:t>user</w:t>
+      </w:r>
+      <w:proofErr w:type="spellEnd"/>
+      <w:r>
+        <w:t xml:space="preserve"> alumno1 /</w:t>
+      </w:r>
+      <w:proofErr w:type="spellStart"/>
+      <w:r>
+        <w:t>delete</w:t>
+      </w:r>
+      <w:proofErr w:type="spellEnd"/>
+    </w:p>
+    <w:p>
+      <w:r>
+        <w:rPr>
+          <w:b/>
+          <w:bCs/>
+        </w:rPr>
+        <w:t>Explicación:</w:t>
+      </w:r>
+      <w:r>
+        <w:br/>
+        <w:t>Borra la cuenta local del sistema.</w:t>
+      </w:r>
+    </w:p>
+    <w:p>
+      <w:r>
+        <w:pict w14:anchorId="0F827029">
+          <v:rect id="_x0000_i1041" style="width:0;height:1.5pt" o:hralign="center" o:hrstd="t" o:hr="t" fillcolor="#a0a0a0" stroked="f"/>
+        </w:pict>
+      </w:r>
+    </w:p>
+    <w:p>
+      <w:pPr>
+        <w:rPr>
+          <w:b/>
+          <w:bCs/>
+        </w:rPr>
+      </w:pPr>
+      <w:r>
+        <w:rPr>
+          <w:b/>
+          <w:bCs/>
+        </w:rPr>
+        <w:t>18. Ver grupos locales</w:t>
+      </w:r>
+    </w:p>
+    <w:p>
+      <w:r>
+        <w:rPr>
+          <w:b/>
+          <w:bCs/>
+        </w:rPr>
+        <w:t>Enunciado:</w:t>
+      </w:r>
+      <w:r>
+        <w:t xml:space="preserve"> Muestra todos los grupos locales del equipo.</w:t>
       </w:r>
     </w:p>
     <w:p>
@@ -735,54 +1406,67 @@
     </w:p>
     <w:p>
       <w:r>
-        <w:t>del C:\PracticaWindows\Scripts\informe.txt</w:t>
-      </w:r>
-    </w:p>
-    <w:p>
-      <w:r>
-        <w:rPr>
-          <w:b/>
-          <w:bCs/>
-        </w:rPr>
-        <w:t>Explicación:</w:t>
-      </w:r>
-      <w:r>
-        <w:br/>
-        <w:t>del elimina archivos.</w:t>
-      </w:r>
-    </w:p>
-    <w:p>
-      <w:r>
-        <w:pict w14:anchorId="6221BE97">
-          <v:rect id="_x0000_i1627" style="width:0;height:1.5pt" o:hralign="center" o:hrstd="t" o:hr="t" fillcolor="#a0a0a0" stroked="f"/>
-        </w:pict>
-      </w:r>
-    </w:p>
-    <w:p>
-      <w:pPr>
-        <w:rPr>
-          <w:b/>
-          <w:bCs/>
-        </w:rPr>
-      </w:pPr>
-      <w:r>
-        <w:rPr>
-          <w:b/>
-          <w:bCs/>
-        </w:rPr>
-        <w:t>10. Eliminar una carpeta vacía</w:t>
-      </w:r>
-    </w:p>
-    <w:p>
-      <w:r>
-        <w:rPr>
-          <w:b/>
-          <w:bCs/>
-        </w:rPr>
-        <w:t>Enunciado:</w:t>
-      </w:r>
-      <w:r>
-        <w:t xml:space="preserve"> Elimina la carpeta Copias si está vacía.</w:t>
+        <w:t xml:space="preserve">net </w:t>
+      </w:r>
+      <w:proofErr w:type="spellStart"/>
+      <w:r>
+        <w:t>localgroup</w:t>
+      </w:r>
+      <w:proofErr w:type="spellEnd"/>
+    </w:p>
+    <w:p>
+      <w:r>
+        <w:rPr>
+          <w:b/>
+          <w:bCs/>
+        </w:rPr>
+        <w:t>Explicación:</w:t>
+      </w:r>
+      <w:r>
+        <w:br/>
+        <w:t>Permite ver los grupos existentes.</w:t>
+      </w:r>
+    </w:p>
+    <w:p>
+      <w:r>
+        <w:pict w14:anchorId="1A159D6E">
+          <v:rect id="_x0000_i1042" style="width:0;height:1.5pt" o:hralign="center" o:hrstd="t" o:hr="t" fillcolor="#a0a0a0" stroked="f"/>
+        </w:pict>
+      </w:r>
+    </w:p>
+    <w:p>
+      <w:pPr>
+        <w:rPr>
+          <w:b/>
+          <w:bCs/>
+        </w:rPr>
+      </w:pPr>
+      <w:r>
+        <w:rPr>
+          <w:b/>
+          <w:bCs/>
+        </w:rPr>
+        <w:t>19. Crear un grupo local</w:t>
+      </w:r>
+    </w:p>
+    <w:p>
+      <w:r>
+        <w:rPr>
+          <w:b/>
+          <w:bCs/>
+        </w:rPr>
+        <w:t>Enunciado:</w:t>
+      </w:r>
+      <w:r>
+        <w:t xml:space="preserve"> Crea un grupo llamado </w:t>
+      </w:r>
+      <w:proofErr w:type="spellStart"/>
+      <w:r>
+        <w:t>PruebasFP</w:t>
+      </w:r>
+      <w:proofErr w:type="spellEnd"/>
+      <w:r>
+        <w:t>.</w:t>
       </w:r>
     </w:p>
     <w:p>
@@ -795,39 +1479,1105 @@
       </w:r>
     </w:p>
     <w:p>
-      <w:proofErr w:type="spellStart"/>
-      <w:r>
-        <w:t>rmdir</w:t>
-      </w:r>
-      <w:proofErr w:type="spellEnd"/>
-      <w:r>
-        <w:t xml:space="preserve"> C:\PracticaWindows\Copias</w:t>
-      </w:r>
-    </w:p>
-    <w:p>
-      <w:r>
-        <w:rPr>
-          <w:b/>
-          <w:bCs/>
-        </w:rPr>
-        <w:t>Explicación:</w:t>
-      </w:r>
-      <w:r>
-        <w:br/>
-      </w:r>
-      <w:proofErr w:type="spellStart"/>
-      <w:r>
-        <w:t>rmdir</w:t>
-      </w:r>
-      <w:proofErr w:type="spellEnd"/>
-      <w:r>
-        <w:t xml:space="preserve"> elimina carpetas vacías.</w:t>
-      </w:r>
-    </w:p>
-    <w:p>
-      <w:r>
-        <w:pict w14:anchorId="4399A4F6">
-          <v:rect id="_x0000_i1628" style="width:0;height:1.5pt" o:hralign="center" o:hrstd="t" o:hr="t" fillcolor="#a0a0a0" stroked="f"/>
+      <w:r>
+        <w:t xml:space="preserve">net </w:t>
+      </w:r>
+      <w:proofErr w:type="spellStart"/>
+      <w:r>
+        <w:t>localgroup</w:t>
+      </w:r>
+      <w:proofErr w:type="spellEnd"/>
+      <w:r>
+        <w:t xml:space="preserve"> </w:t>
+      </w:r>
+      <w:proofErr w:type="spellStart"/>
+      <w:r>
+        <w:t>PruebasFP</w:t>
+      </w:r>
+      <w:proofErr w:type="spellEnd"/>
+      <w:r>
+        <w:t xml:space="preserve"> /</w:t>
+      </w:r>
+      <w:proofErr w:type="spellStart"/>
+      <w:r>
+        <w:t>add</w:t>
+      </w:r>
+      <w:proofErr w:type="spellEnd"/>
+    </w:p>
+    <w:p>
+      <w:r>
+        <w:rPr>
+          <w:b/>
+          <w:bCs/>
+        </w:rPr>
+        <w:t>Explicación:</w:t>
+      </w:r>
+      <w:r>
+        <w:br/>
+        <w:t>Con /</w:t>
+      </w:r>
+      <w:proofErr w:type="spellStart"/>
+      <w:r>
+        <w:t>add</w:t>
+      </w:r>
+      <w:proofErr w:type="spellEnd"/>
+      <w:r>
+        <w:t xml:space="preserve"> se crea el grupo local.</w:t>
+      </w:r>
+    </w:p>
+    <w:p>
+      <w:r>
+        <w:pict w14:anchorId="4A4531D8">
+          <v:rect id="_x0000_i1043" style="width:0;height:1.5pt" o:hralign="center" o:hrstd="t" o:hr="t" fillcolor="#a0a0a0" stroked="f"/>
+        </w:pict>
+      </w:r>
+    </w:p>
+    <w:p>
+      <w:pPr>
+        <w:rPr>
+          <w:b/>
+          <w:bCs/>
+        </w:rPr>
+      </w:pPr>
+      <w:r>
+        <w:rPr>
+          <w:b/>
+          <w:bCs/>
+        </w:rPr>
+        <w:t>20. Añadir un usuario a un grupo</w:t>
+      </w:r>
+    </w:p>
+    <w:p>
+      <w:r>
+        <w:rPr>
+          <w:b/>
+          <w:bCs/>
+        </w:rPr>
+        <w:t>Enunciado:</w:t>
+      </w:r>
+      <w:r>
+        <w:t xml:space="preserve"> Añade el usuario alumno1 al grupo </w:t>
+      </w:r>
+      <w:proofErr w:type="spellStart"/>
+      <w:r>
+        <w:t>PruebasFP</w:t>
+      </w:r>
+      <w:proofErr w:type="spellEnd"/>
+      <w:r>
+        <w:t>.</w:t>
+      </w:r>
+    </w:p>
+    <w:p>
+      <w:r>
+        <w:rPr>
+          <w:b/>
+          <w:bCs/>
+        </w:rPr>
+        <w:t>Solución:</w:t>
+      </w:r>
+    </w:p>
+    <w:p>
+      <w:r>
+        <w:t xml:space="preserve">net </w:t>
+      </w:r>
+      <w:proofErr w:type="spellStart"/>
+      <w:r>
+        <w:t>localgroup</w:t>
+      </w:r>
+      <w:proofErr w:type="spellEnd"/>
+      <w:r>
+        <w:t xml:space="preserve"> </w:t>
+      </w:r>
+      <w:proofErr w:type="spellStart"/>
+      <w:r>
+        <w:t>PruebasFP</w:t>
+      </w:r>
+      <w:proofErr w:type="spellEnd"/>
+      <w:r>
+        <w:t xml:space="preserve"> alumno1 /</w:t>
+      </w:r>
+      <w:proofErr w:type="spellStart"/>
+      <w:r>
+        <w:t>add</w:t>
+      </w:r>
+      <w:proofErr w:type="spellEnd"/>
+    </w:p>
+    <w:p>
+      <w:r>
+        <w:rPr>
+          <w:b/>
+          <w:bCs/>
+        </w:rPr>
+        <w:t>Explicación:</w:t>
+      </w:r>
+      <w:r>
+        <w:br/>
+        <w:t>El usuario pasa a ser miembro del grupo.</w:t>
+      </w:r>
+    </w:p>
+    <w:p>
+      <w:r>
+        <w:pict w14:anchorId="5B95FDBD">
+          <v:rect id="_x0000_i1044" style="width:0;height:1.5pt" o:hralign="center" o:hrstd="t" o:hr="t" fillcolor="#a0a0a0" stroked="f"/>
+        </w:pict>
+      </w:r>
+    </w:p>
+    <w:p>
+      <w:pPr>
+        <w:rPr>
+          <w:b/>
+          <w:bCs/>
+        </w:rPr>
+      </w:pPr>
+      <w:r>
+        <w:rPr>
+          <w:b/>
+          <w:bCs/>
+        </w:rPr>
+        <w:t>21. Ver miembros de un grupo</w:t>
+      </w:r>
+    </w:p>
+    <w:p>
+      <w:r>
+        <w:rPr>
+          <w:b/>
+          <w:bCs/>
+        </w:rPr>
+        <w:t>Enunciado:</w:t>
+      </w:r>
+      <w:r>
+        <w:t xml:space="preserve"> Muestra los usuarios pertenecientes a </w:t>
+      </w:r>
+      <w:proofErr w:type="spellStart"/>
+      <w:r>
+        <w:t>PruebasFP</w:t>
+      </w:r>
+      <w:proofErr w:type="spellEnd"/>
+      <w:r>
+        <w:t>.</w:t>
+      </w:r>
+    </w:p>
+    <w:p>
+      <w:r>
+        <w:rPr>
+          <w:b/>
+          <w:bCs/>
+        </w:rPr>
+        <w:t>Solución:</w:t>
+      </w:r>
+    </w:p>
+    <w:p>
+      <w:r>
+        <w:t xml:space="preserve">net </w:t>
+      </w:r>
+      <w:proofErr w:type="spellStart"/>
+      <w:r>
+        <w:t>localgroup</w:t>
+      </w:r>
+      <w:proofErr w:type="spellEnd"/>
+      <w:r>
+        <w:t xml:space="preserve"> </w:t>
+      </w:r>
+      <w:proofErr w:type="spellStart"/>
+      <w:r>
+        <w:t>PruebasFP</w:t>
+      </w:r>
+      <w:proofErr w:type="spellEnd"/>
+    </w:p>
+    <w:p>
+      <w:r>
+        <w:rPr>
+          <w:b/>
+          <w:bCs/>
+        </w:rPr>
+        <w:t>Explicación:</w:t>
+      </w:r>
+      <w:r>
+        <w:br/>
+        <w:t>Lista todos los miembros del grupo.</w:t>
+      </w:r>
+    </w:p>
+    <w:p>
+      <w:r>
+        <w:pict w14:anchorId="2434266F">
+          <v:rect id="_x0000_i1045" style="width:0;height:1.5pt" o:hralign="center" o:hrstd="t" o:hr="t" fillcolor="#a0a0a0" stroked="f"/>
+        </w:pict>
+      </w:r>
+    </w:p>
+    <w:p>
+      <w:pPr>
+        <w:rPr>
+          <w:b/>
+          <w:bCs/>
+        </w:rPr>
+      </w:pPr>
+      <w:r>
+        <w:rPr>
+          <w:b/>
+          <w:bCs/>
+        </w:rPr>
+        <w:t>22. Quitar un usuario de un grupo</w:t>
+      </w:r>
+    </w:p>
+    <w:p>
+      <w:r>
+        <w:rPr>
+          <w:b/>
+          <w:bCs/>
+        </w:rPr>
+        <w:t>Enunciado:</w:t>
+      </w:r>
+      <w:r>
+        <w:t xml:space="preserve"> Elimina al usuario alumno1 del grupo </w:t>
+      </w:r>
+      <w:proofErr w:type="spellStart"/>
+      <w:r>
+        <w:t>PruebasFP</w:t>
+      </w:r>
+      <w:proofErr w:type="spellEnd"/>
+      <w:r>
+        <w:t>.</w:t>
+      </w:r>
+    </w:p>
+    <w:p>
+      <w:r>
+        <w:rPr>
+          <w:b/>
+          <w:bCs/>
+        </w:rPr>
+        <w:t>Solución:</w:t>
+      </w:r>
+    </w:p>
+    <w:p>
+      <w:r>
+        <w:t xml:space="preserve">net </w:t>
+      </w:r>
+      <w:proofErr w:type="spellStart"/>
+      <w:r>
+        <w:t>localgroup</w:t>
+      </w:r>
+      <w:proofErr w:type="spellEnd"/>
+      <w:r>
+        <w:t xml:space="preserve"> </w:t>
+      </w:r>
+      <w:proofErr w:type="spellStart"/>
+      <w:r>
+        <w:t>PruebasFP</w:t>
+      </w:r>
+      <w:proofErr w:type="spellEnd"/>
+      <w:r>
+        <w:t xml:space="preserve"> alumno1 /</w:t>
+      </w:r>
+      <w:proofErr w:type="spellStart"/>
+      <w:r>
+        <w:t>delete</w:t>
+      </w:r>
+      <w:proofErr w:type="spellEnd"/>
+    </w:p>
+    <w:p>
+      <w:r>
+        <w:rPr>
+          <w:b/>
+          <w:bCs/>
+        </w:rPr>
+        <w:t>Explicación:</w:t>
+      </w:r>
+      <w:r>
+        <w:br/>
+        <w:t>Quita al usuario de ese grupo.</w:t>
+      </w:r>
+    </w:p>
+    <w:p>
+      <w:r>
+        <w:pict w14:anchorId="7FB343F1">
+          <v:rect id="_x0000_i1046" style="width:0;height:1.5pt" o:hralign="center" o:hrstd="t" o:hr="t" fillcolor="#a0a0a0" stroked="f"/>
+        </w:pict>
+      </w:r>
+    </w:p>
+    <w:p>
+      <w:pPr>
+        <w:rPr>
+          <w:b/>
+          <w:bCs/>
+        </w:rPr>
+      </w:pPr>
+      <w:r>
+        <w:rPr>
+          <w:b/>
+          <w:bCs/>
+        </w:rPr>
+        <w:lastRenderedPageBreak/>
+        <w:t>23. Eliminar un grupo local</w:t>
+      </w:r>
+    </w:p>
+    <w:p>
+      <w:r>
+        <w:rPr>
+          <w:b/>
+          <w:bCs/>
+        </w:rPr>
+        <w:t>Enunciado:</w:t>
+      </w:r>
+      <w:r>
+        <w:t xml:space="preserve"> Elimina el grupo </w:t>
+      </w:r>
+      <w:proofErr w:type="spellStart"/>
+      <w:r>
+        <w:t>PruebasFP</w:t>
+      </w:r>
+      <w:proofErr w:type="spellEnd"/>
+      <w:r>
+        <w:t>.</w:t>
+      </w:r>
+    </w:p>
+    <w:p>
+      <w:r>
+        <w:rPr>
+          <w:b/>
+          <w:bCs/>
+        </w:rPr>
+        <w:t>Solución:</w:t>
+      </w:r>
+    </w:p>
+    <w:p>
+      <w:r>
+        <w:t xml:space="preserve">net </w:t>
+      </w:r>
+      <w:proofErr w:type="spellStart"/>
+      <w:r>
+        <w:t>localgroup</w:t>
+      </w:r>
+      <w:proofErr w:type="spellEnd"/>
+      <w:r>
+        <w:t xml:space="preserve"> </w:t>
+      </w:r>
+      <w:proofErr w:type="spellStart"/>
+      <w:r>
+        <w:t>PruebasFP</w:t>
+      </w:r>
+      <w:proofErr w:type="spellEnd"/>
+      <w:r>
+        <w:t xml:space="preserve"> /</w:t>
+      </w:r>
+      <w:proofErr w:type="spellStart"/>
+      <w:r>
+        <w:t>delete</w:t>
+      </w:r>
+      <w:proofErr w:type="spellEnd"/>
+    </w:p>
+    <w:p>
+      <w:r>
+        <w:rPr>
+          <w:b/>
+          <w:bCs/>
+        </w:rPr>
+        <w:t>Explicación:</w:t>
+      </w:r>
+      <w:r>
+        <w:br/>
+        <w:t>El grupo desaparece del sistema.</w:t>
+      </w:r>
+    </w:p>
+    <w:p>
+      <w:r>
+        <w:pict w14:anchorId="1B4269AB">
+          <v:rect id="_x0000_i1047" style="width:0;height:1.5pt" o:hralign="center" o:hrstd="t" o:hr="t" fillcolor="#a0a0a0" stroked="f"/>
+        </w:pict>
+      </w:r>
+    </w:p>
+    <w:p>
+      <w:pPr>
+        <w:rPr>
+          <w:b/>
+          <w:bCs/>
+        </w:rPr>
+      </w:pPr>
+      <w:r>
+        <w:rPr>
+          <w:b/>
+          <w:bCs/>
+        </w:rPr>
+        <w:t>24. Crear un usuario con PowerShell</w:t>
+      </w:r>
+    </w:p>
+    <w:p>
+      <w:r>
+        <w:rPr>
+          <w:b/>
+          <w:bCs/>
+        </w:rPr>
+        <w:t>Enunciado:</w:t>
+      </w:r>
+      <w:r>
+        <w:t xml:space="preserve"> Crea el usuario practica2 desde PowerShell.</w:t>
+      </w:r>
+    </w:p>
+    <w:p>
+      <w:pPr>
+        <w:rPr>
+          <w:lang w:val="en-GB"/>
+        </w:rPr>
+      </w:pPr>
+      <w:proofErr w:type="spellStart"/>
+      <w:r>
+        <w:rPr>
+          <w:b/>
+          <w:bCs/>
+          <w:lang w:val="en-GB"/>
+        </w:rPr>
+        <w:t>Solución</w:t>
+      </w:r>
+      <w:proofErr w:type="spellEnd"/>
+      <w:r>
+        <w:rPr>
+          <w:b/>
+          <w:bCs/>
+          <w:lang w:val="en-GB"/>
+        </w:rPr>
+        <w:t>:</w:t>
+      </w:r>
+    </w:p>
+    <w:p>
+      <w:pPr>
+        <w:rPr>
+          <w:lang w:val="en-GB"/>
+        </w:rPr>
+      </w:pPr>
+      <w:r>
+        <w:rPr>
+          <w:lang w:val="en-GB"/>
+        </w:rPr>
+        <w:t xml:space="preserve">$pass = </w:t>
+      </w:r>
+      <w:proofErr w:type="spellStart"/>
+      <w:r>
+        <w:rPr>
+          <w:lang w:val="en-GB"/>
+        </w:rPr>
+        <w:t>ConvertTo-SecureString</w:t>
+      </w:r>
+      <w:proofErr w:type="spellEnd"/>
+      <w:r>
+        <w:rPr>
+          <w:lang w:val="en-GB"/>
+        </w:rPr>
+        <w:t xml:space="preserve"> "Clave1234" -</w:t>
+      </w:r>
+      <w:proofErr w:type="spellStart"/>
+      <w:r>
+        <w:rPr>
+          <w:lang w:val="en-GB"/>
+        </w:rPr>
+        <w:t>AsPlainText</w:t>
+      </w:r>
+      <w:proofErr w:type="spellEnd"/>
+      <w:r>
+        <w:rPr>
+          <w:lang w:val="en-GB"/>
+        </w:rPr>
+        <w:t xml:space="preserve"> -Force</w:t>
+      </w:r>
+      <w:r>
+        <w:rPr>
+          <w:lang w:val="en-GB"/>
+        </w:rPr>
+        <w:br/>
+        <w:t>New-</w:t>
+      </w:r>
+      <w:proofErr w:type="spellStart"/>
+      <w:r>
+        <w:rPr>
+          <w:lang w:val="en-GB"/>
+        </w:rPr>
+        <w:t>LocalUser</w:t>
+      </w:r>
+      <w:proofErr w:type="spellEnd"/>
+      <w:r>
+        <w:rPr>
+          <w:lang w:val="en-GB"/>
+        </w:rPr>
+        <w:t xml:space="preserve"> "practica2" -Password $pass -</w:t>
+      </w:r>
+      <w:proofErr w:type="spellStart"/>
+      <w:r>
+        <w:rPr>
+          <w:lang w:val="en-GB"/>
+        </w:rPr>
+        <w:t>FullName</w:t>
+      </w:r>
+      <w:proofErr w:type="spellEnd"/>
+      <w:r>
+        <w:rPr>
+          <w:lang w:val="en-GB"/>
+        </w:rPr>
+        <w:t xml:space="preserve"> "</w:t>
+      </w:r>
+      <w:proofErr w:type="spellStart"/>
+      <w:r>
+        <w:rPr>
+          <w:lang w:val="en-GB"/>
+        </w:rPr>
+        <w:t>Usuario</w:t>
+      </w:r>
+      <w:proofErr w:type="spellEnd"/>
+      <w:r>
+        <w:rPr>
+          <w:lang w:val="en-GB"/>
+        </w:rPr>
+        <w:t xml:space="preserve"> Practica 2"</w:t>
+      </w:r>
+    </w:p>
+    <w:p>
+      <w:r>
+        <w:rPr>
+          <w:b/>
+          <w:bCs/>
+        </w:rPr>
+        <w:t>Explicación:</w:t>
+      </w:r>
+      <w:r>
+        <w:br/>
+        <w:t>PowerShell permite una administración más avanzada de usuarios.</w:t>
+      </w:r>
+    </w:p>
+    <w:p>
+      <w:r>
+        <w:pict w14:anchorId="5DDC7500">
+          <v:rect id="_x0000_i1048" style="width:0;height:1.5pt" o:hralign="center" o:hrstd="t" o:hr="t" fillcolor="#a0a0a0" stroked="f"/>
+        </w:pict>
+      </w:r>
+    </w:p>
+    <w:p>
+      <w:pPr>
+        <w:rPr>
+          <w:b/>
+          <w:bCs/>
+        </w:rPr>
+      </w:pPr>
+      <w:r>
+        <w:rPr>
+          <w:b/>
+          <w:bCs/>
+        </w:rPr>
+        <w:t>25. Crear un grupo con PowerShell</w:t>
+      </w:r>
+    </w:p>
+    <w:p>
+      <w:r>
+        <w:rPr>
+          <w:b/>
+          <w:bCs/>
+        </w:rPr>
+        <w:t>Enunciado:</w:t>
+      </w:r>
+      <w:r>
+        <w:t xml:space="preserve"> Crea el grupo local </w:t>
+      </w:r>
+      <w:proofErr w:type="spellStart"/>
+      <w:r>
+        <w:t>SoporteFP</w:t>
+      </w:r>
+      <w:proofErr w:type="spellEnd"/>
+      <w:r>
+        <w:t>.</w:t>
+      </w:r>
+    </w:p>
+    <w:p>
+      <w:pPr>
+        <w:rPr>
+          <w:lang w:val="en-GB"/>
+        </w:rPr>
+      </w:pPr>
+      <w:proofErr w:type="spellStart"/>
+      <w:r>
+        <w:rPr>
+          <w:b/>
+          <w:bCs/>
+          <w:lang w:val="en-GB"/>
+        </w:rPr>
+        <w:t>Solución</w:t>
+      </w:r>
+      <w:proofErr w:type="spellEnd"/>
+      <w:r>
+        <w:rPr>
+          <w:b/>
+          <w:bCs/>
+          <w:lang w:val="en-GB"/>
+        </w:rPr>
+        <w:t>:</w:t>
+      </w:r>
+    </w:p>
+    <w:p>
+      <w:pPr>
+        <w:rPr>
+          <w:lang w:val="en-GB"/>
+        </w:rPr>
+      </w:pPr>
+      <w:r>
+        <w:rPr>
+          <w:lang w:val="en-GB"/>
+        </w:rPr>
+        <w:t>New-</w:t>
+      </w:r>
+      <w:proofErr w:type="spellStart"/>
+      <w:r>
+        <w:rPr>
+          <w:lang w:val="en-GB"/>
+        </w:rPr>
+        <w:t>LocalGroup</w:t>
+      </w:r>
+      <w:proofErr w:type="spellEnd"/>
+      <w:r>
+        <w:rPr>
+          <w:lang w:val="en-GB"/>
+        </w:rPr>
+        <w:t xml:space="preserve"> -Name "</w:t>
+      </w:r>
+      <w:proofErr w:type="spellStart"/>
+      <w:r>
+        <w:rPr>
+          <w:lang w:val="en-GB"/>
+        </w:rPr>
+        <w:t>SoporteFP</w:t>
+      </w:r>
+      <w:proofErr w:type="spellEnd"/>
+      <w:r>
+        <w:rPr>
+          <w:lang w:val="en-GB"/>
+        </w:rPr>
+        <w:t>"</w:t>
+      </w:r>
+    </w:p>
+    <w:p>
+      <w:r>
+        <w:rPr>
+          <w:b/>
+          <w:bCs/>
+        </w:rPr>
+        <w:t>Explicación:</w:t>
+      </w:r>
+      <w:r>
+        <w:br/>
+        <w:t>Crea un grupo local desde PowerShell.</w:t>
+      </w:r>
+    </w:p>
+    <w:p>
+      <w:r>
+        <w:pict w14:anchorId="6D815D76">
+          <v:rect id="_x0000_i1049" style="width:0;height:1.5pt" o:hralign="center" o:hrstd="t" o:hr="t" fillcolor="#a0a0a0" stroked="f"/>
+        </w:pict>
+      </w:r>
+    </w:p>
+    <w:p>
+      <w:pPr>
+        <w:rPr>
+          <w:b/>
+          <w:bCs/>
+        </w:rPr>
+      </w:pPr>
+      <w:r>
+        <w:rPr>
+          <w:b/>
+          <w:bCs/>
+        </w:rPr>
+        <w:t>26. Añadir un usuario a un grupo con PowerShell</w:t>
+      </w:r>
+    </w:p>
+    <w:p>
+      <w:r>
+        <w:rPr>
+          <w:b/>
+          <w:bCs/>
+        </w:rPr>
+        <w:t>Enunciado:</w:t>
+      </w:r>
+      <w:r>
+        <w:t xml:space="preserve"> Añade practica2 al grupo </w:t>
+      </w:r>
+      <w:proofErr w:type="spellStart"/>
+      <w:r>
+        <w:t>SoporteFP</w:t>
+      </w:r>
+      <w:proofErr w:type="spellEnd"/>
+      <w:r>
+        <w:t>.</w:t>
+      </w:r>
+    </w:p>
+    <w:p>
+      <w:pPr>
+        <w:rPr>
+          <w:lang w:val="en-GB"/>
+        </w:rPr>
+      </w:pPr>
+      <w:proofErr w:type="spellStart"/>
+      <w:r>
+        <w:rPr>
+          <w:b/>
+          <w:bCs/>
+          <w:lang w:val="en-GB"/>
+        </w:rPr>
+        <w:t>Solución</w:t>
+      </w:r>
+      <w:proofErr w:type="spellEnd"/>
+      <w:r>
+        <w:rPr>
+          <w:b/>
+          <w:bCs/>
+          <w:lang w:val="en-GB"/>
+        </w:rPr>
+        <w:t>:</w:t>
+      </w:r>
+    </w:p>
+    <w:p>
+      <w:pPr>
+        <w:rPr>
+          <w:lang w:val="en-GB"/>
+        </w:rPr>
+      </w:pPr>
+      <w:r>
+        <w:rPr>
+          <w:lang w:val="en-GB"/>
+        </w:rPr>
+        <w:t>Add-</w:t>
+      </w:r>
+      <w:proofErr w:type="spellStart"/>
+      <w:r>
+        <w:rPr>
+          <w:lang w:val="en-GB"/>
+        </w:rPr>
+        <w:t>LocalGroupMember</w:t>
+      </w:r>
+      <w:proofErr w:type="spellEnd"/>
+      <w:r>
+        <w:rPr>
+          <w:lang w:val="en-GB"/>
+        </w:rPr>
+        <w:t xml:space="preserve"> -Group "</w:t>
+      </w:r>
+      <w:proofErr w:type="spellStart"/>
+      <w:r>
+        <w:rPr>
+          <w:lang w:val="en-GB"/>
+        </w:rPr>
+        <w:t>SoporteFP</w:t>
+      </w:r>
+      <w:proofErr w:type="spellEnd"/>
+      <w:r>
+        <w:rPr>
+          <w:lang w:val="en-GB"/>
+        </w:rPr>
+        <w:t>" -Member "practica2"</w:t>
+      </w:r>
+    </w:p>
+    <w:p>
+      <w:r>
+        <w:rPr>
+          <w:b/>
+          <w:bCs/>
+        </w:rPr>
+        <w:t>Explicación:</w:t>
+      </w:r>
+      <w:r>
+        <w:br/>
+        <w:t>Asigna miembros a grupos desde PowerShell.</w:t>
+      </w:r>
+    </w:p>
+    <w:p>
+      <w:r>
+        <w:pict w14:anchorId="16EB5741">
+          <v:rect id="_x0000_i1050" style="width:0;height:1.5pt" o:hralign="center" o:hrstd="t" o:hr="t" fillcolor="#a0a0a0" stroked="f"/>
+        </w:pict>
+      </w:r>
+    </w:p>
+    <w:p>
+      <w:pPr>
+        <w:rPr>
+          <w:b/>
+          <w:bCs/>
+        </w:rPr>
+      </w:pPr>
+      <w:r>
+        <w:rPr>
+          <w:b/>
+          <w:bCs/>
+        </w:rPr>
+        <w:t>27. Ver usuarios locales con PowerShell</w:t>
+      </w:r>
+    </w:p>
+    <w:p>
+      <w:r>
+        <w:rPr>
+          <w:b/>
+          <w:bCs/>
+        </w:rPr>
+        <w:t>Enunciado:</w:t>
+      </w:r>
+      <w:r>
+        <w:t xml:space="preserve"> Muestra todos los usuarios locales.</w:t>
+      </w:r>
+    </w:p>
+    <w:p>
+      <w:r>
+        <w:rPr>
+          <w:b/>
+          <w:bCs/>
+        </w:rPr>
+        <w:t>Solución:</w:t>
+      </w:r>
+    </w:p>
+    <w:p>
+      <w:proofErr w:type="spellStart"/>
+      <w:r>
+        <w:t>Get-LocalUser</w:t>
+      </w:r>
+      <w:proofErr w:type="spellEnd"/>
+    </w:p>
+    <w:p>
+      <w:r>
+        <w:rPr>
+          <w:b/>
+          <w:bCs/>
+        </w:rPr>
+        <w:lastRenderedPageBreak/>
+        <w:t>Explicación:</w:t>
+      </w:r>
+      <w:r>
+        <w:br/>
+        <w:t>Devuelve las cuentas locales del sistema.</w:t>
+      </w:r>
+    </w:p>
+    <w:p>
+      <w:r>
+        <w:pict w14:anchorId="5D7F14EE">
+          <v:rect id="_x0000_i1051" style="width:0;height:1.5pt" o:hralign="center" o:hrstd="t" o:hr="t" fillcolor="#a0a0a0" stroked="f"/>
+        </w:pict>
+      </w:r>
+    </w:p>
+    <w:p>
+      <w:pPr>
+        <w:rPr>
+          <w:b/>
+          <w:bCs/>
+        </w:rPr>
+      </w:pPr>
+      <w:r>
+        <w:rPr>
+          <w:b/>
+          <w:bCs/>
+        </w:rPr>
+        <w:t>28. Ver grupos locales con PowerShell</w:t>
+      </w:r>
+    </w:p>
+    <w:p>
+      <w:r>
+        <w:rPr>
+          <w:b/>
+          <w:bCs/>
+        </w:rPr>
+        <w:t>Enunciado:</w:t>
+      </w:r>
+      <w:r>
+        <w:t xml:space="preserve"> Muestra todos los grupos locales del sistema.</w:t>
+      </w:r>
+    </w:p>
+    <w:p>
+      <w:r>
+        <w:rPr>
+          <w:b/>
+          <w:bCs/>
+        </w:rPr>
+        <w:t>Solución:</w:t>
+      </w:r>
+    </w:p>
+    <w:p>
+      <w:proofErr w:type="spellStart"/>
+      <w:r>
+        <w:t>Get-LocalGroup</w:t>
+      </w:r>
+      <w:proofErr w:type="spellEnd"/>
+    </w:p>
+    <w:p>
+      <w:r>
+        <w:rPr>
+          <w:b/>
+          <w:bCs/>
+        </w:rPr>
+        <w:t>Explicación:</w:t>
+      </w:r>
+      <w:r>
+        <w:br/>
+        <w:t>Lista los grupos disponibles.</w:t>
+      </w:r>
+    </w:p>
+    <w:p>
+      <w:r>
+        <w:pict w14:anchorId="6F52D0C4">
+          <v:rect id="_x0000_i1052" style="width:0;height:1.5pt" o:hralign="center" o:hrstd="t" o:hr="t" fillcolor="#a0a0a0" stroked="f"/>
+        </w:pict>
+      </w:r>
+    </w:p>
+    <w:p>
+      <w:pPr>
+        <w:rPr>
+          <w:b/>
+          <w:bCs/>
+        </w:rPr>
+      </w:pPr>
+      <w:r>
+        <w:rPr>
+          <w:b/>
+          <w:bCs/>
+        </w:rPr>
+        <w:t>29. Ver miembros de un grupo con PowerShell</w:t>
+      </w:r>
+    </w:p>
+    <w:p>
+      <w:r>
+        <w:rPr>
+          <w:b/>
+          <w:bCs/>
+        </w:rPr>
+        <w:t>Enunciado:</w:t>
+      </w:r>
+      <w:r>
+        <w:t xml:space="preserve"> Muestra los miembros del grupo Administradores.</w:t>
+      </w:r>
+    </w:p>
+    <w:p>
+      <w:pPr>
+        <w:rPr>
+          <w:lang w:val="en-GB"/>
+        </w:rPr>
+      </w:pPr>
+      <w:proofErr w:type="spellStart"/>
+      <w:r>
+        <w:rPr>
+          <w:b/>
+          <w:bCs/>
+          <w:lang w:val="en-GB"/>
+        </w:rPr>
+        <w:t>Solución</w:t>
+      </w:r>
+      <w:proofErr w:type="spellEnd"/>
+      <w:r>
+        <w:rPr>
+          <w:b/>
+          <w:bCs/>
+          <w:lang w:val="en-GB"/>
+        </w:rPr>
+        <w:t>:</w:t>
+      </w:r>
+    </w:p>
+    <w:p>
+      <w:pPr>
+        <w:rPr>
+          <w:lang w:val="en-GB"/>
+        </w:rPr>
+      </w:pPr>
+      <w:r>
+        <w:rPr>
+          <w:lang w:val="en-GB"/>
+        </w:rPr>
+        <w:t>Get-</w:t>
+      </w:r>
+      <w:proofErr w:type="spellStart"/>
+      <w:r>
+        <w:rPr>
+          <w:lang w:val="en-GB"/>
+        </w:rPr>
+        <w:t>LocalGroupMember</w:t>
+      </w:r>
+      <w:proofErr w:type="spellEnd"/>
+      <w:r>
+        <w:rPr>
+          <w:lang w:val="en-GB"/>
+        </w:rPr>
+        <w:t xml:space="preserve"> -Group "Administradores"</w:t>
+      </w:r>
+    </w:p>
+    <w:p>
+      <w:r>
+        <w:rPr>
+          <w:b/>
+          <w:bCs/>
+        </w:rPr>
+        <w:t>Explicación:</w:t>
+      </w:r>
+      <w:r>
+        <w:br/>
+        <w:t>Consulta los miembros del grupo indicado.</w:t>
+      </w:r>
+    </w:p>
+    <w:p>
+      <w:r>
+        <w:pict w14:anchorId="571FD508">
+          <v:rect id="_x0000_i1053" style="width:0;height:1.5pt" o:hralign="center" o:hrstd="t" o:hr="t" fillcolor="#a0a0a0" stroked="f"/>
+        </w:pict>
+      </w:r>
+    </w:p>
+    <w:p>
+      <w:pPr>
+        <w:rPr>
+          <w:b/>
+          <w:bCs/>
+        </w:rPr>
+      </w:pPr>
+      <w:r>
+        <w:rPr>
+          <w:b/>
+          <w:bCs/>
+        </w:rPr>
+        <w:t>30. Deshabilitar un usuario desde PowerShell</w:t>
+      </w:r>
+    </w:p>
+    <w:p>
+      <w:r>
+        <w:rPr>
+          <w:b/>
+          <w:bCs/>
+        </w:rPr>
+        <w:t>Enunciado:</w:t>
+      </w:r>
+      <w:r>
+        <w:t xml:space="preserve"> Deshabilita la cuenta practica2.</w:t>
+      </w:r>
+    </w:p>
+    <w:p>
+      <w:r>
+        <w:rPr>
+          <w:b/>
+          <w:bCs/>
+        </w:rPr>
+        <w:t>Solución:</w:t>
+      </w:r>
+    </w:p>
+    <w:p>
+      <w:proofErr w:type="spellStart"/>
+      <w:r>
+        <w:t>Disable-LocalUser</w:t>
+      </w:r>
+      <w:proofErr w:type="spellEnd"/>
+      <w:r>
+        <w:t xml:space="preserve"> -Name "practica2"</w:t>
+      </w:r>
+    </w:p>
+    <w:p>
+      <w:r>
+        <w:rPr>
+          <w:b/>
+          <w:bCs/>
+        </w:rPr>
+        <w:t>Explicación:</w:t>
+      </w:r>
+      <w:r>
+        <w:br/>
+        <w:t>Bloquea temporalmente la cuenta.</w:t>
+      </w:r>
+    </w:p>
+    <w:p>
+      <w:r>
+        <w:pict w14:anchorId="7B3C680C">
+          <v:rect id="_x0000_i1054" style="width:0;height:1.5pt" o:hralign="center" o:hrstd="t" o:hr="t" fillcolor="#a0a0a0" stroked="f"/>
         </w:pict>
       </w:r>
     </w:p>
@@ -844,34 +2594,34 @@
           <w:b/>
           <w:bCs/>
         </w:rPr>
-        <w:t>BLOQUE 2. Usuarios y grupos en Windows</w:t>
-      </w:r>
-    </w:p>
-    <w:p>
-      <w:pPr>
-        <w:rPr>
-          <w:b/>
-          <w:bCs/>
-        </w:rPr>
-      </w:pPr>
-      <w:r>
-        <w:rPr>
-          <w:b/>
-          <w:bCs/>
-        </w:rPr>
-        <w:t>11. Ver los usuarios del sistema</w:t>
-      </w:r>
-    </w:p>
-    <w:p>
-      <w:r>
-        <w:rPr>
-          <w:b/>
-          <w:bCs/>
-        </w:rPr>
-        <w:t>Enunciado:</w:t>
-      </w:r>
-      <w:r>
-        <w:t xml:space="preserve"> Muestra todos los usuarios locales del equipo.</w:t>
+        <w:t>BLOQUE 3. Redes en Windows</w:t>
+      </w:r>
+    </w:p>
+    <w:p>
+      <w:pPr>
+        <w:rPr>
+          <w:b/>
+          <w:bCs/>
+        </w:rPr>
+      </w:pPr>
+      <w:r>
+        <w:rPr>
+          <w:b/>
+          <w:bCs/>
+        </w:rPr>
+        <w:t>31. Ver la configuración IP</w:t>
+      </w:r>
+    </w:p>
+    <w:p>
+      <w:r>
+        <w:rPr>
+          <w:b/>
+          <w:bCs/>
+        </w:rPr>
+        <w:t>Enunciado:</w:t>
+      </w:r>
+      <w:r>
+        <w:t xml:space="preserve"> Muestra la configuración IP básica del equipo.</w:t>
       </w:r>
     </w:p>
     <w:p>
@@ -884,68 +2634,58 @@
       </w:r>
     </w:p>
     <w:p>
-      <w:r>
-        <w:t xml:space="preserve">net </w:t>
-      </w:r>
-      <w:proofErr w:type="spellStart"/>
-      <w:r>
-        <w:t>user</w:t>
-      </w:r>
-      <w:proofErr w:type="spellEnd"/>
-    </w:p>
-    <w:p>
-      <w:r>
-        <w:rPr>
-          <w:b/>
-          <w:bCs/>
-        </w:rPr>
-        <w:t>Explicación:</w:t>
-      </w:r>
-      <w:r>
-        <w:br/>
-        <w:t xml:space="preserve">net </w:t>
-      </w:r>
-      <w:proofErr w:type="spellStart"/>
-      <w:r>
-        <w:t>user</w:t>
-      </w:r>
-      <w:proofErr w:type="spellEnd"/>
-      <w:r>
-        <w:t xml:space="preserve"> lista las cuentas locales.</w:t>
-      </w:r>
-    </w:p>
-    <w:p>
-      <w:r>
-        <w:pict w14:anchorId="785A3FBD">
-          <v:rect id="_x0000_i1629" style="width:0;height:1.5pt" o:hralign="center" o:hrstd="t" o:hr="t" fillcolor="#a0a0a0" stroked="f"/>
-        </w:pict>
-      </w:r>
-    </w:p>
-    <w:p>
-      <w:pPr>
-        <w:rPr>
-          <w:b/>
-          <w:bCs/>
-        </w:rPr>
-      </w:pPr>
-      <w:r>
-        <w:rPr>
-          <w:b/>
-          <w:bCs/>
-        </w:rPr>
-        <w:t>12. Crear un usuario local</w:t>
-      </w:r>
-    </w:p>
-    <w:p>
-      <w:r>
-        <w:rPr>
-          <w:b/>
-          <w:bCs/>
-        </w:rPr>
-        <w:t>Enunciado:</w:t>
-      </w:r>
-      <w:r>
-        <w:t xml:space="preserve"> Crea un usuario llamado alumno1 con contraseña Clave1234.</w:t>
+      <w:proofErr w:type="spellStart"/>
+      <w:r>
+        <w:t>ipconfig</w:t>
+      </w:r>
+      <w:proofErr w:type="spellEnd"/>
+    </w:p>
+    <w:p>
+      <w:r>
+        <w:rPr>
+          <w:b/>
+          <w:bCs/>
+        </w:rPr>
+        <w:t>Explicación:</w:t>
+      </w:r>
+      <w:r>
+        <w:br/>
+        <w:t>Muestra IP, máscara y puerta de enlace.</w:t>
+      </w:r>
+    </w:p>
+    <w:p>
+      <w:r>
+        <w:pict w14:anchorId="577093E3">
+          <v:rect id="_x0000_i1055" style="width:0;height:1.5pt" o:hralign="center" o:hrstd="t" o:hr="t" fillcolor="#a0a0a0" stroked="f"/>
+        </w:pict>
+      </w:r>
+    </w:p>
+    <w:p>
+      <w:pPr>
+        <w:rPr>
+          <w:b/>
+          <w:bCs/>
+        </w:rPr>
+      </w:pPr>
+      <w:r>
+        <w:rPr>
+          <w:b/>
+          <w:bCs/>
+        </w:rPr>
+        <w:t>32. Ver la configuración IP completa</w:t>
+      </w:r>
+    </w:p>
+    <w:p>
+      <w:r>
+        <w:rPr>
+          <w:b/>
+          <w:bCs/>
+        </w:rPr>
+        <w:lastRenderedPageBreak/>
+        <w:t>Enunciado:</w:t>
+      </w:r>
+      <w:r>
+        <w:t xml:space="preserve"> Muestra la configuración detallada de red.</w:t>
       </w:r>
     </w:p>
     <w:p>
@@ -958,76 +2698,65 @@
       </w:r>
     </w:p>
     <w:p>
-      <w:r>
-        <w:t xml:space="preserve">net </w:t>
-      </w:r>
-      <w:proofErr w:type="spellStart"/>
-      <w:r>
-        <w:t>user</w:t>
-      </w:r>
-      <w:proofErr w:type="spellEnd"/>
-      <w:r>
-        <w:t xml:space="preserve"> alumno1 Clave1234 /</w:t>
-      </w:r>
-      <w:proofErr w:type="spellStart"/>
-      <w:r>
-        <w:t>add</w:t>
-      </w:r>
-      <w:proofErr w:type="spellEnd"/>
-    </w:p>
-    <w:p>
-      <w:r>
-        <w:rPr>
-          <w:b/>
-          <w:bCs/>
-        </w:rPr>
-        <w:t>Explicación:</w:t>
-      </w:r>
-      <w:r>
-        <w:br/>
-        <w:t>Con /</w:t>
-      </w:r>
-      <w:proofErr w:type="spellStart"/>
-      <w:r>
-        <w:t>add</w:t>
-      </w:r>
-      <w:proofErr w:type="spellEnd"/>
-      <w:r>
-        <w:t xml:space="preserve"> se crea un nuevo usuario.</w:t>
-      </w:r>
-    </w:p>
-    <w:p>
-      <w:r>
-        <w:pict w14:anchorId="394C35B7">
-          <v:rect id="_x0000_i1630" style="width:0;height:1.5pt" o:hralign="center" o:hrstd="t" o:hr="t" fillcolor="#a0a0a0" stroked="f"/>
-        </w:pict>
-      </w:r>
-    </w:p>
-    <w:p>
-      <w:pPr>
-        <w:rPr>
-          <w:b/>
-          <w:bCs/>
-        </w:rPr>
-      </w:pPr>
-      <w:r>
-        <w:rPr>
-          <w:b/>
-          <w:bCs/>
-        </w:rPr>
-        <w:t>13. Consultar información de un usuario</w:t>
-      </w:r>
-    </w:p>
-    <w:p>
-      <w:r>
-        <w:rPr>
-          <w:b/>
-          <w:bCs/>
-        </w:rPr>
-        <w:t>Enunciado:</w:t>
-      </w:r>
-      <w:r>
-        <w:t xml:space="preserve"> Muestra la información detallada del usuario alumno1.</w:t>
+      <w:proofErr w:type="spellStart"/>
+      <w:r>
+        <w:t>ipconfig</w:t>
+      </w:r>
+      <w:proofErr w:type="spellEnd"/>
+      <w:r>
+        <w:t xml:space="preserve"> /</w:t>
+      </w:r>
+      <w:proofErr w:type="spellStart"/>
+      <w:r>
+        <w:t>all</w:t>
+      </w:r>
+      <w:proofErr w:type="spellEnd"/>
+    </w:p>
+    <w:p>
+      <w:r>
+        <w:rPr>
+          <w:b/>
+          <w:bCs/>
+        </w:rPr>
+        <w:t>Explicación:</w:t>
+      </w:r>
+      <w:r>
+        <w:br/>
+        <w:t>Incluye MAC, DNS, DHCP y otros datos.</w:t>
+      </w:r>
+    </w:p>
+    <w:p>
+      <w:r>
+        <w:pict w14:anchorId="14E64B4D">
+          <v:rect id="_x0000_i1056" style="width:0;height:1.5pt" o:hralign="center" o:hrstd="t" o:hr="t" fillcolor="#a0a0a0" stroked="f"/>
+        </w:pict>
+      </w:r>
+    </w:p>
+    <w:p>
+      <w:pPr>
+        <w:rPr>
+          <w:b/>
+          <w:bCs/>
+        </w:rPr>
+      </w:pPr>
+      <w:r>
+        <w:rPr>
+          <w:b/>
+          <w:bCs/>
+        </w:rPr>
+        <w:t>33. Comprobar conectividad con otro equipo</w:t>
+      </w:r>
+    </w:p>
+    <w:p>
+      <w:r>
+        <w:rPr>
+          <w:b/>
+          <w:bCs/>
+        </w:rPr>
+        <w:t>Enunciado:</w:t>
+      </w:r>
+      <w:r>
+        <w:t xml:space="preserve"> Comprueba si hay conexión con Google DNS.</w:t>
       </w:r>
     </w:p>
     <w:p>
@@ -1041,63 +2770,274 @@
     </w:p>
     <w:p>
       <w:r>
-        <w:t xml:space="preserve">net </w:t>
-      </w:r>
-      <w:proofErr w:type="spellStart"/>
-      <w:r>
-        <w:t>user</w:t>
-      </w:r>
-      <w:proofErr w:type="spellEnd"/>
-      <w:r>
-        <w:t xml:space="preserve"> alumno1</w:t>
-      </w:r>
-    </w:p>
-    <w:p>
-      <w:r>
-        <w:rPr>
-          <w:b/>
-          <w:bCs/>
-        </w:rPr>
-        <w:t>Explicación:</w:t>
-      </w:r>
-      <w:r>
-        <w:br/>
-        <w:t>Muestra propiedades básicas de esa cuenta.</w:t>
-      </w:r>
-    </w:p>
-    <w:p>
-      <w:r>
+        <w:t>ping 8.8.8.8</w:t>
+      </w:r>
+    </w:p>
+    <w:p>
+      <w:r>
+        <w:rPr>
+          <w:b/>
+          <w:bCs/>
+        </w:rPr>
+        <w:t>Explicación:</w:t>
+      </w:r>
+      <w:r>
+        <w:br/>
+        <w:t>ping verifica conectividad por ICMP.</w:t>
+      </w:r>
+    </w:p>
+    <w:p>
+      <w:r>
+        <w:pict w14:anchorId="61E388A9">
+          <v:rect id="_x0000_i1057" style="width:0;height:1.5pt" o:hralign="center" o:hrstd="t" o:hr="t" fillcolor="#a0a0a0" stroked="f"/>
+        </w:pict>
+      </w:r>
+    </w:p>
+    <w:p>
+      <w:pPr>
+        <w:rPr>
+          <w:b/>
+          <w:bCs/>
+        </w:rPr>
+      </w:pPr>
+      <w:r>
+        <w:rPr>
+          <w:b/>
+          <w:bCs/>
+        </w:rPr>
+        <w:t>34. Comprobar resolución DNS</w:t>
+      </w:r>
+    </w:p>
+    <w:p>
+      <w:r>
+        <w:rPr>
+          <w:b/>
+          <w:bCs/>
+        </w:rPr>
+        <w:t>Enunciado:</w:t>
+      </w:r>
+      <w:r>
+        <w:t xml:space="preserve"> Comprueba si el nombre www.google.com resuelve correctamente.</w:t>
+      </w:r>
+    </w:p>
+    <w:p>
+      <w:r>
+        <w:rPr>
+          <w:b/>
+          <w:bCs/>
+        </w:rPr>
+        <w:t>Solución:</w:t>
+      </w:r>
+    </w:p>
+    <w:p>
+      <w:r>
+        <w:t>ping www.google.com</w:t>
+      </w:r>
+    </w:p>
+    <w:p>
+      <w:r>
+        <w:rPr>
+          <w:b/>
+          <w:bCs/>
+        </w:rPr>
+        <w:t>Explicación:</w:t>
+      </w:r>
+      <w:r>
+        <w:br/>
+        <w:t>Si responde, hay resolución DNS y conectividad.</w:t>
+      </w:r>
+    </w:p>
+    <w:p>
+      <w:r>
+        <w:pict w14:anchorId="70FEA45E">
+          <v:rect id="_x0000_i1058" style="width:0;height:1.5pt" o:hralign="center" o:hrstd="t" o:hr="t" fillcolor="#a0a0a0" stroked="f"/>
+        </w:pict>
+      </w:r>
+    </w:p>
+    <w:p>
+      <w:pPr>
+        <w:rPr>
+          <w:b/>
+          <w:bCs/>
+        </w:rPr>
+      </w:pPr>
+      <w:r>
+        <w:rPr>
+          <w:b/>
+          <w:bCs/>
+        </w:rPr>
+        <w:t>35. Vaciar la caché DNS</w:t>
+      </w:r>
+    </w:p>
+    <w:p>
+      <w:r>
+        <w:rPr>
+          <w:b/>
+          <w:bCs/>
+        </w:rPr>
+        <w:t>Enunciado:</w:t>
+      </w:r>
+      <w:r>
+        <w:t xml:space="preserve"> Limpia la caché DNS del sistema.</w:t>
+      </w:r>
+    </w:p>
+    <w:p>
+      <w:r>
+        <w:rPr>
+          <w:b/>
+          <w:bCs/>
+        </w:rPr>
+        <w:t>Solución:</w:t>
+      </w:r>
+    </w:p>
+    <w:p>
+      <w:proofErr w:type="spellStart"/>
+      <w:r>
+        <w:t>ipconfig</w:t>
+      </w:r>
+      <w:proofErr w:type="spellEnd"/>
+      <w:r>
+        <w:t xml:space="preserve"> /</w:t>
+      </w:r>
+      <w:proofErr w:type="spellStart"/>
+      <w:r>
+        <w:t>flushdns</w:t>
+      </w:r>
+      <w:proofErr w:type="spellEnd"/>
+    </w:p>
+    <w:p>
+      <w:r>
+        <w:rPr>
+          <w:b/>
+          <w:bCs/>
+        </w:rPr>
+        <w:t>Explicación:</w:t>
+      </w:r>
+      <w:r>
+        <w:br/>
+        <w:t>Elimina las entradas DNS almacenadas.</w:t>
+      </w:r>
+    </w:p>
+    <w:p>
+      <w:r>
+        <w:pict w14:anchorId="73F49658">
+          <v:rect id="_x0000_i1059" style="width:0;height:1.5pt" o:hralign="center" o:hrstd="t" o:hr="t" fillcolor="#a0a0a0" stroked="f"/>
+        </w:pict>
+      </w:r>
+    </w:p>
+    <w:p>
+      <w:pPr>
+        <w:rPr>
+          <w:b/>
+          <w:bCs/>
+        </w:rPr>
+      </w:pPr>
+      <w:r>
+        <w:rPr>
+          <w:b/>
+          <w:bCs/>
+        </w:rPr>
+        <w:t>36. Renovar la dirección IP</w:t>
+      </w:r>
+    </w:p>
+    <w:p>
+      <w:r>
+        <w:rPr>
+          <w:b/>
+          <w:bCs/>
+        </w:rPr>
+        <w:t>Enunciado:</w:t>
+      </w:r>
+      <w:r>
+        <w:t xml:space="preserve"> Libera y renueva la dirección IP del equipo.</w:t>
+      </w:r>
+    </w:p>
+    <w:p>
+      <w:r>
+        <w:rPr>
+          <w:b/>
+          <w:bCs/>
+        </w:rPr>
+        <w:t>Solución:</w:t>
+      </w:r>
+    </w:p>
+    <w:p>
+      <w:proofErr w:type="spellStart"/>
+      <w:r>
+        <w:t>ipconfig</w:t>
+      </w:r>
+      <w:proofErr w:type="spellEnd"/>
+      <w:r>
+        <w:t xml:space="preserve"> /</w:t>
+      </w:r>
+      <w:proofErr w:type="spellStart"/>
+      <w:r>
+        <w:t>release</w:t>
+      </w:r>
+      <w:proofErr w:type="spellEnd"/>
+      <w:r>
+        <w:br/>
+      </w:r>
+      <w:proofErr w:type="spellStart"/>
+      <w:r>
+        <w:t>ipconfig</w:t>
+      </w:r>
+      <w:proofErr w:type="spellEnd"/>
+      <w:r>
+        <w:t xml:space="preserve"> /</w:t>
+      </w:r>
+      <w:proofErr w:type="spellStart"/>
+      <w:r>
+        <w:t>renew</w:t>
+      </w:r>
+      <w:proofErr w:type="spellEnd"/>
+    </w:p>
+    <w:p>
+      <w:r>
+        <w:rPr>
+          <w:b/>
+          <w:bCs/>
+        </w:rPr>
         <w:lastRenderedPageBreak/>
-        <w:pict w14:anchorId="3BB5714B">
-          <v:rect id="_x0000_i1631" style="width:0;height:1.5pt" o:hralign="center" o:hrstd="t" o:hr="t" fillcolor="#a0a0a0" stroked="f"/>
-        </w:pict>
-      </w:r>
-    </w:p>
-    <w:p>
-      <w:pPr>
-        <w:rPr>
-          <w:b/>
-          <w:bCs/>
-        </w:rPr>
-      </w:pPr>
-      <w:r>
-        <w:rPr>
-          <w:b/>
-          <w:bCs/>
-        </w:rPr>
-        <w:t>14. Cambiar la contraseña de un usuario</w:t>
-      </w:r>
-    </w:p>
-    <w:p>
-      <w:r>
-        <w:rPr>
-          <w:b/>
-          <w:bCs/>
-        </w:rPr>
-        <w:t>Enunciado:</w:t>
-      </w:r>
-      <w:r>
-        <w:t xml:space="preserve"> Cambia la contraseña de alumno1 a NuevaClave123.</w:t>
+        <w:t>Explicación:</w:t>
+      </w:r>
+      <w:r>
+        <w:br/>
+        <w:t>Útil cuando hay problemas con DHCP.</w:t>
+      </w:r>
+    </w:p>
+    <w:p>
+      <w:r>
+        <w:pict w14:anchorId="093892E7">
+          <v:rect id="_x0000_i1060" style="width:0;height:1.5pt" o:hralign="center" o:hrstd="t" o:hr="t" fillcolor="#a0a0a0" stroked="f"/>
+        </w:pict>
+      </w:r>
+    </w:p>
+    <w:p>
+      <w:pPr>
+        <w:rPr>
+          <w:b/>
+          <w:bCs/>
+        </w:rPr>
+      </w:pPr>
+      <w:r>
+        <w:rPr>
+          <w:b/>
+          <w:bCs/>
+        </w:rPr>
+        <w:t>37. Ver la ruta hacia un destino</w:t>
+      </w:r>
+    </w:p>
+    <w:p>
+      <w:r>
+        <w:rPr>
+          <w:b/>
+          <w:bCs/>
+        </w:rPr>
+        <w:t>Enunciado:</w:t>
+      </w:r>
+      <w:r>
+        <w:t xml:space="preserve"> Muestra el camino que siguen los paquetes hasta 8.8.8.8.</w:t>
       </w:r>
     </w:p>
     <w:p>
@@ -1110,63 +3050,67 @@
       </w:r>
     </w:p>
     <w:p>
-      <w:r>
-        <w:t xml:space="preserve">net </w:t>
-      </w:r>
-      <w:proofErr w:type="spellStart"/>
-      <w:r>
-        <w:t>user</w:t>
-      </w:r>
-      <w:proofErr w:type="spellEnd"/>
-      <w:r>
-        <w:t xml:space="preserve"> alumno1 NuevaClave123</w:t>
-      </w:r>
-    </w:p>
-    <w:p>
-      <w:r>
-        <w:rPr>
-          <w:b/>
-          <w:bCs/>
-        </w:rPr>
-        <w:t>Explicación:</w:t>
-      </w:r>
-      <w:r>
-        <w:br/>
-        <w:t>El comando actualiza la contraseña del usuario.</w:t>
-      </w:r>
-    </w:p>
-    <w:p>
-      <w:r>
-        <w:pict w14:anchorId="3AC80C7C">
-          <v:rect id="_x0000_i1632" style="width:0;height:1.5pt" o:hralign="center" o:hrstd="t" o:hr="t" fillcolor="#a0a0a0" stroked="f"/>
-        </w:pict>
-      </w:r>
-    </w:p>
-    <w:p>
-      <w:pPr>
-        <w:rPr>
-          <w:b/>
-          <w:bCs/>
-        </w:rPr>
-      </w:pPr>
-      <w:r>
-        <w:rPr>
-          <w:b/>
-          <w:bCs/>
-        </w:rPr>
-        <w:t>15. Desactivar una cuenta de usuario</w:t>
-      </w:r>
-    </w:p>
-    <w:p>
-      <w:r>
-        <w:rPr>
-          <w:b/>
-          <w:bCs/>
-        </w:rPr>
-        <w:t>Enunciado:</w:t>
-      </w:r>
-      <w:r>
-        <w:t xml:space="preserve"> Desactiva temporalmente al usuario alumno1.</w:t>
+      <w:proofErr w:type="spellStart"/>
+      <w:r>
+        <w:t>tracert</w:t>
+      </w:r>
+      <w:proofErr w:type="spellEnd"/>
+      <w:r>
+        <w:t xml:space="preserve"> 8.8.8.8</w:t>
+      </w:r>
+    </w:p>
+    <w:p>
+      <w:r>
+        <w:rPr>
+          <w:b/>
+          <w:bCs/>
+        </w:rPr>
+        <w:t>Explicación:</w:t>
+      </w:r>
+      <w:r>
+        <w:br/>
+      </w:r>
+      <w:proofErr w:type="spellStart"/>
+      <w:r>
+        <w:t>tracert</w:t>
+      </w:r>
+      <w:proofErr w:type="spellEnd"/>
+      <w:r>
+        <w:t xml:space="preserve"> muestra los saltos de red.</w:t>
+      </w:r>
+    </w:p>
+    <w:p>
+      <w:r>
+        <w:pict w14:anchorId="5A684ECE">
+          <v:rect id="_x0000_i1061" style="width:0;height:1.5pt" o:hralign="center" o:hrstd="t" o:hr="t" fillcolor="#a0a0a0" stroked="f"/>
+        </w:pict>
+      </w:r>
+    </w:p>
+    <w:p>
+      <w:pPr>
+        <w:rPr>
+          <w:b/>
+          <w:bCs/>
+        </w:rPr>
+      </w:pPr>
+      <w:r>
+        <w:rPr>
+          <w:b/>
+          <w:bCs/>
+        </w:rPr>
+        <w:t>38. Consultar DNS manualmente</w:t>
+      </w:r>
+    </w:p>
+    <w:p>
+      <w:r>
+        <w:rPr>
+          <w:b/>
+          <w:bCs/>
+        </w:rPr>
+        <w:t>Enunciado:</w:t>
+      </w:r>
+      <w:r>
+        <w:t xml:space="preserve"> Averigua la IP de openai.com.</w:t>
       </w:r>
     </w:p>
     <w:p>
@@ -1180,67 +3124,54 @@
     </w:p>
     <w:p>
       <w:r>
-        <w:t xml:space="preserve">net </w:t>
-      </w:r>
-      <w:proofErr w:type="spellStart"/>
-      <w:r>
-        <w:t>user</w:t>
-      </w:r>
-      <w:proofErr w:type="spellEnd"/>
-      <w:r>
-        <w:t xml:space="preserve"> alumno1 /</w:t>
-      </w:r>
-      <w:proofErr w:type="spellStart"/>
-      <w:r>
-        <w:t>active:no</w:t>
-      </w:r>
-      <w:proofErr w:type="spellEnd"/>
-    </w:p>
-    <w:p>
-      <w:r>
-        <w:rPr>
-          <w:b/>
-          <w:bCs/>
-        </w:rPr>
-        <w:t>Explicación:</w:t>
-      </w:r>
-      <w:r>
-        <w:br/>
-        <w:t>El usuario seguirá existiendo, pero no podrá iniciar sesión.</w:t>
-      </w:r>
-    </w:p>
-    <w:p>
-      <w:r>
-        <w:pict w14:anchorId="2793BA67">
-          <v:rect id="_x0000_i1633" style="width:0;height:1.5pt" o:hralign="center" o:hrstd="t" o:hr="t" fillcolor="#a0a0a0" stroked="f"/>
-        </w:pict>
-      </w:r>
-    </w:p>
-    <w:p>
-      <w:pPr>
-        <w:rPr>
-          <w:b/>
-          <w:bCs/>
-        </w:rPr>
-      </w:pPr>
-      <w:r>
-        <w:rPr>
-          <w:b/>
-          <w:bCs/>
-        </w:rPr>
-        <w:t>16. Activar una cuenta de usuario</w:t>
-      </w:r>
-    </w:p>
-    <w:p>
-      <w:r>
-        <w:rPr>
-          <w:b/>
-          <w:bCs/>
-        </w:rPr>
-        <w:t>Enunciado:</w:t>
-      </w:r>
-      <w:r>
-        <w:t xml:space="preserve"> Reactiva la cuenta alumno1.</w:t>
+        <w:t>nslookup openai.com</w:t>
+      </w:r>
+    </w:p>
+    <w:p>
+      <w:r>
+        <w:rPr>
+          <w:b/>
+          <w:bCs/>
+        </w:rPr>
+        <w:t>Explicación:</w:t>
+      </w:r>
+      <w:r>
+        <w:br/>
+        <w:t>Consulta al servidor DNS el nombre indicado.</w:t>
+      </w:r>
+    </w:p>
+    <w:p>
+      <w:r>
+        <w:pict w14:anchorId="6EA41916">
+          <v:rect id="_x0000_i1062" style="width:0;height:1.5pt" o:hralign="center" o:hrstd="t" o:hr="t" fillcolor="#a0a0a0" stroked="f"/>
+        </w:pict>
+      </w:r>
+    </w:p>
+    <w:p>
+      <w:pPr>
+        <w:rPr>
+          <w:b/>
+          <w:bCs/>
+        </w:rPr>
+      </w:pPr>
+      <w:r>
+        <w:rPr>
+          <w:b/>
+          <w:bCs/>
+        </w:rPr>
+        <w:t>39. Mostrar conexiones activas</w:t>
+      </w:r>
+    </w:p>
+    <w:p>
+      <w:r>
+        <w:rPr>
+          <w:b/>
+          <w:bCs/>
+        </w:rPr>
+        <w:t>Enunciado:</w:t>
+      </w:r>
+      <w:r>
+        <w:t xml:space="preserve"> Muestra las conexiones de red activas del equipo.</w:t>
       </w:r>
     </w:p>
     <w:p>
@@ -1253,70 +3184,57 @@
       </w:r>
     </w:p>
     <w:p>
-      <w:r>
-        <w:t xml:space="preserve">net </w:t>
-      </w:r>
-      <w:proofErr w:type="spellStart"/>
-      <w:r>
-        <w:t>user</w:t>
-      </w:r>
-      <w:proofErr w:type="spellEnd"/>
-      <w:r>
-        <w:t xml:space="preserve"> alumno1 /</w:t>
-      </w:r>
-      <w:proofErr w:type="spellStart"/>
-      <w:proofErr w:type="gramStart"/>
-      <w:r>
-        <w:t>active:yes</w:t>
-      </w:r>
-      <w:proofErr w:type="spellEnd"/>
-      <w:proofErr w:type="gramEnd"/>
-    </w:p>
-    <w:p>
-      <w:r>
-        <w:rPr>
-          <w:b/>
-          <w:bCs/>
-        </w:rPr>
-        <w:t>Explicación:</w:t>
-      </w:r>
-      <w:r>
-        <w:br/>
-        <w:t>Permite de nuevo el acceso del usuario.</w:t>
-      </w:r>
-    </w:p>
-    <w:p>
-      <w:r>
-        <w:pict w14:anchorId="6962D496">
-          <v:rect id="_x0000_i1634" style="width:0;height:1.5pt" o:hralign="center" o:hrstd="t" o:hr="t" fillcolor="#a0a0a0" stroked="f"/>
-        </w:pict>
-      </w:r>
-    </w:p>
-    <w:p>
-      <w:pPr>
-        <w:rPr>
-          <w:b/>
-          <w:bCs/>
-        </w:rPr>
-      </w:pPr>
-      <w:r>
-        <w:rPr>
-          <w:b/>
-          <w:bCs/>
-        </w:rPr>
-        <w:t>17. Eliminar un usuario local</w:t>
-      </w:r>
-    </w:p>
-    <w:p>
-      <w:r>
-        <w:rPr>
-          <w:b/>
-          <w:bCs/>
-        </w:rPr>
-        <w:t>Enunciado:</w:t>
-      </w:r>
-      <w:r>
-        <w:t xml:space="preserve"> Elimina la cuenta alumno1.</w:t>
+      <w:proofErr w:type="spellStart"/>
+      <w:r>
+        <w:t>netstat</w:t>
+      </w:r>
+      <w:proofErr w:type="spellEnd"/>
+    </w:p>
+    <w:p>
+      <w:r>
+        <w:rPr>
+          <w:b/>
+          <w:bCs/>
+        </w:rPr>
+        <w:t>Explicación:</w:t>
+      </w:r>
+      <w:r>
+        <w:br/>
+        <w:t>Muestra conexiones activas y puertos.</w:t>
+      </w:r>
+    </w:p>
+    <w:p>
+      <w:r>
+        <w:pict w14:anchorId="2863628C">
+          <v:rect id="_x0000_i1063" style="width:0;height:1.5pt" o:hralign="center" o:hrstd="t" o:hr="t" fillcolor="#a0a0a0" stroked="f"/>
+        </w:pict>
+      </w:r>
+    </w:p>
+    <w:p>
+      <w:pPr>
+        <w:rPr>
+          <w:b/>
+          <w:bCs/>
+        </w:rPr>
+      </w:pPr>
+      <w:r>
+        <w:rPr>
+          <w:b/>
+          <w:bCs/>
+        </w:rPr>
+        <w:t>40. Mostrar conexiones y puertos en escucha</w:t>
+      </w:r>
+    </w:p>
+    <w:p>
+      <w:r>
+        <w:rPr>
+          <w:b/>
+          <w:bCs/>
+        </w:rPr>
+        <w:t>Enunciado:</w:t>
+      </w:r>
+      <w:r>
+        <w:t xml:space="preserve"> Lista puertos abiertos y conexiones activas con detalle.</w:t>
       </w:r>
     </w:p>
     <w:p>
@@ -1329,1928 +3247,11 @@
       </w:r>
     </w:p>
     <w:p>
-      <w:r>
-        <w:t xml:space="preserve">net </w:t>
-      </w:r>
-      <w:proofErr w:type="spellStart"/>
-      <w:r>
-        <w:t>user</w:t>
-      </w:r>
-      <w:proofErr w:type="spellEnd"/>
-      <w:r>
-        <w:t xml:space="preserve"> alumno1 /</w:t>
-      </w:r>
-      <w:proofErr w:type="spellStart"/>
-      <w:r>
-        <w:t>delete</w:t>
-      </w:r>
-      <w:proofErr w:type="spellEnd"/>
-    </w:p>
-    <w:p>
-      <w:r>
-        <w:rPr>
-          <w:b/>
-          <w:bCs/>
-        </w:rPr>
-        <w:t>Explicación:</w:t>
-      </w:r>
-      <w:r>
-        <w:br/>
-        <w:t>Borra la cuenta local del sistema.</w:t>
-      </w:r>
-    </w:p>
-    <w:p>
-      <w:r>
-        <w:pict w14:anchorId="0F827029">
-          <v:rect id="_x0000_i1635" style="width:0;height:1.5pt" o:hralign="center" o:hrstd="t" o:hr="t" fillcolor="#a0a0a0" stroked="f"/>
-        </w:pict>
-      </w:r>
-    </w:p>
-    <w:p>
-      <w:pPr>
-        <w:rPr>
-          <w:b/>
-          <w:bCs/>
-        </w:rPr>
-      </w:pPr>
-      <w:r>
-        <w:rPr>
-          <w:b/>
-          <w:bCs/>
-        </w:rPr>
-        <w:t>18. Ver grupos locales</w:t>
-      </w:r>
-    </w:p>
-    <w:p>
-      <w:r>
-        <w:rPr>
-          <w:b/>
-          <w:bCs/>
-        </w:rPr>
-        <w:t>Enunciado:</w:t>
-      </w:r>
-      <w:r>
-        <w:t xml:space="preserve"> Muestra todos los grupos locales del equipo.</w:t>
-      </w:r>
-    </w:p>
-    <w:p>
-      <w:r>
-        <w:rPr>
-          <w:b/>
-          <w:bCs/>
-        </w:rPr>
-        <w:t>Solución:</w:t>
-      </w:r>
-    </w:p>
-    <w:p>
-      <w:r>
-        <w:lastRenderedPageBreak/>
-        <w:t xml:space="preserve">net </w:t>
-      </w:r>
-      <w:proofErr w:type="spellStart"/>
-      <w:r>
-        <w:t>localgroup</w:t>
-      </w:r>
-      <w:proofErr w:type="spellEnd"/>
-    </w:p>
-    <w:p>
-      <w:r>
-        <w:rPr>
-          <w:b/>
-          <w:bCs/>
-        </w:rPr>
-        <w:t>Explicación:</w:t>
-      </w:r>
-      <w:r>
-        <w:br/>
-        <w:t>Permite ver los grupos existentes.</w:t>
-      </w:r>
-    </w:p>
-    <w:p>
-      <w:r>
-        <w:pict w14:anchorId="1A159D6E">
-          <v:rect id="_x0000_i1636" style="width:0;height:1.5pt" o:hralign="center" o:hrstd="t" o:hr="t" fillcolor="#a0a0a0" stroked="f"/>
-        </w:pict>
-      </w:r>
-    </w:p>
-    <w:p>
-      <w:pPr>
-        <w:rPr>
-          <w:b/>
-          <w:bCs/>
-        </w:rPr>
-      </w:pPr>
-      <w:r>
-        <w:rPr>
-          <w:b/>
-          <w:bCs/>
-        </w:rPr>
-        <w:t>19. Crear un grupo local</w:t>
-      </w:r>
-    </w:p>
-    <w:p>
-      <w:r>
-        <w:rPr>
-          <w:b/>
-          <w:bCs/>
-        </w:rPr>
-        <w:t>Enunciado:</w:t>
-      </w:r>
-      <w:r>
-        <w:t xml:space="preserve"> Crea un grupo llamado </w:t>
-      </w:r>
-      <w:proofErr w:type="spellStart"/>
-      <w:r>
-        <w:t>PruebasFP</w:t>
-      </w:r>
-      <w:proofErr w:type="spellEnd"/>
-      <w:r>
-        <w:t>.</w:t>
-      </w:r>
-    </w:p>
-    <w:p>
-      <w:r>
-        <w:rPr>
-          <w:b/>
-          <w:bCs/>
-        </w:rPr>
-        <w:t>Solución:</w:t>
-      </w:r>
-    </w:p>
-    <w:p>
-      <w:r>
-        <w:t xml:space="preserve">net </w:t>
-      </w:r>
-      <w:proofErr w:type="spellStart"/>
-      <w:r>
-        <w:t>localgroup</w:t>
-      </w:r>
-      <w:proofErr w:type="spellEnd"/>
-      <w:r>
-        <w:t xml:space="preserve"> </w:t>
-      </w:r>
-      <w:proofErr w:type="spellStart"/>
-      <w:r>
-        <w:t>PruebasFP</w:t>
-      </w:r>
-      <w:proofErr w:type="spellEnd"/>
-      <w:r>
-        <w:t xml:space="preserve"> /</w:t>
-      </w:r>
-      <w:proofErr w:type="spellStart"/>
-      <w:r>
-        <w:t>add</w:t>
-      </w:r>
-      <w:proofErr w:type="spellEnd"/>
-    </w:p>
-    <w:p>
-      <w:r>
-        <w:rPr>
-          <w:b/>
-          <w:bCs/>
-        </w:rPr>
-        <w:t>Explicación:</w:t>
-      </w:r>
-      <w:r>
-        <w:br/>
-        <w:t>Con /</w:t>
-      </w:r>
-      <w:proofErr w:type="spellStart"/>
-      <w:r>
-        <w:t>add</w:t>
-      </w:r>
-      <w:proofErr w:type="spellEnd"/>
-      <w:r>
-        <w:t xml:space="preserve"> se crea el grupo local.</w:t>
-      </w:r>
-    </w:p>
-    <w:p>
-      <w:r>
-        <w:pict w14:anchorId="4A4531D8">
-          <v:rect id="_x0000_i1637" style="width:0;height:1.5pt" o:hralign="center" o:hrstd="t" o:hr="t" fillcolor="#a0a0a0" stroked="f"/>
-        </w:pict>
-      </w:r>
-    </w:p>
-    <w:p>
-      <w:pPr>
-        <w:rPr>
-          <w:b/>
-          <w:bCs/>
-        </w:rPr>
-      </w:pPr>
-      <w:r>
-        <w:rPr>
-          <w:b/>
-          <w:bCs/>
-        </w:rPr>
-        <w:t>20. Añadir un usuario a un grupo</w:t>
-      </w:r>
-    </w:p>
-    <w:p>
-      <w:r>
-        <w:rPr>
-          <w:b/>
-          <w:bCs/>
-        </w:rPr>
-        <w:t>Enunciado:</w:t>
-      </w:r>
-      <w:r>
-        <w:t xml:space="preserve"> Añade el usuario alumno1 al grupo </w:t>
-      </w:r>
-      <w:proofErr w:type="spellStart"/>
-      <w:r>
-        <w:t>PruebasFP</w:t>
-      </w:r>
-      <w:proofErr w:type="spellEnd"/>
-      <w:r>
-        <w:t>.</w:t>
-      </w:r>
-    </w:p>
-    <w:p>
-      <w:r>
-        <w:rPr>
-          <w:b/>
-          <w:bCs/>
-        </w:rPr>
-        <w:t>Solución:</w:t>
-      </w:r>
-    </w:p>
-    <w:p>
-      <w:r>
-        <w:t xml:space="preserve">net </w:t>
-      </w:r>
-      <w:proofErr w:type="spellStart"/>
-      <w:r>
-        <w:t>localgroup</w:t>
-      </w:r>
-      <w:proofErr w:type="spellEnd"/>
-      <w:r>
-        <w:t xml:space="preserve"> </w:t>
-      </w:r>
-      <w:proofErr w:type="spellStart"/>
-      <w:r>
-        <w:t>PruebasFP</w:t>
-      </w:r>
-      <w:proofErr w:type="spellEnd"/>
-      <w:r>
-        <w:t xml:space="preserve"> alumno1 /</w:t>
-      </w:r>
-      <w:proofErr w:type="spellStart"/>
-      <w:r>
-        <w:t>add</w:t>
-      </w:r>
-      <w:proofErr w:type="spellEnd"/>
-    </w:p>
-    <w:p>
-      <w:r>
-        <w:rPr>
-          <w:b/>
-          <w:bCs/>
-        </w:rPr>
-        <w:t>Explicación:</w:t>
-      </w:r>
-      <w:r>
-        <w:br/>
-        <w:t>El usuario pasa a ser miembro del grupo.</w:t>
-      </w:r>
-    </w:p>
-    <w:p>
-      <w:r>
-        <w:pict w14:anchorId="5B95FDBD">
-          <v:rect id="_x0000_i1638" style="width:0;height:1.5pt" o:hralign="center" o:hrstd="t" o:hr="t" fillcolor="#a0a0a0" stroked="f"/>
-        </w:pict>
-      </w:r>
-    </w:p>
-    <w:p>
-      <w:pPr>
-        <w:rPr>
-          <w:b/>
-          <w:bCs/>
-        </w:rPr>
-      </w:pPr>
-      <w:r>
-        <w:rPr>
-          <w:b/>
-          <w:bCs/>
-        </w:rPr>
-        <w:t>21. Ver miembros de un grupo</w:t>
-      </w:r>
-    </w:p>
-    <w:p>
-      <w:r>
-        <w:rPr>
-          <w:b/>
-          <w:bCs/>
-        </w:rPr>
-        <w:t>Enunciado:</w:t>
-      </w:r>
-      <w:r>
-        <w:t xml:space="preserve"> Muestra los usuarios pertenecientes a </w:t>
-      </w:r>
-      <w:proofErr w:type="spellStart"/>
-      <w:r>
-        <w:t>PruebasFP</w:t>
-      </w:r>
-      <w:proofErr w:type="spellEnd"/>
-      <w:r>
-        <w:t>.</w:t>
-      </w:r>
-    </w:p>
-    <w:p>
-      <w:r>
-        <w:rPr>
-          <w:b/>
-          <w:bCs/>
-        </w:rPr>
-        <w:t>Solución:</w:t>
-      </w:r>
-    </w:p>
-    <w:p>
-      <w:r>
-        <w:t xml:space="preserve">net </w:t>
-      </w:r>
-      <w:proofErr w:type="spellStart"/>
-      <w:r>
-        <w:t>localgroup</w:t>
-      </w:r>
-      <w:proofErr w:type="spellEnd"/>
-      <w:r>
-        <w:t xml:space="preserve"> </w:t>
-      </w:r>
-      <w:proofErr w:type="spellStart"/>
-      <w:r>
-        <w:t>PruebasFP</w:t>
-      </w:r>
-      <w:proofErr w:type="spellEnd"/>
-    </w:p>
-    <w:p>
-      <w:r>
-        <w:rPr>
-          <w:b/>
-          <w:bCs/>
-        </w:rPr>
-        <w:t>Explicación:</w:t>
-      </w:r>
-      <w:r>
-        <w:br/>
-        <w:t>Lista todos los miembros del grupo.</w:t>
-      </w:r>
-    </w:p>
-    <w:p>
-      <w:r>
-        <w:pict w14:anchorId="2434266F">
-          <v:rect id="_x0000_i1639" style="width:0;height:1.5pt" o:hralign="center" o:hrstd="t" o:hr="t" fillcolor="#a0a0a0" stroked="f"/>
-        </w:pict>
-      </w:r>
-    </w:p>
-    <w:p>
-      <w:pPr>
-        <w:rPr>
-          <w:b/>
-          <w:bCs/>
-        </w:rPr>
-      </w:pPr>
-      <w:r>
-        <w:rPr>
-          <w:b/>
-          <w:bCs/>
-        </w:rPr>
-        <w:t>22. Quitar un usuario de un grupo</w:t>
-      </w:r>
-    </w:p>
-    <w:p>
-      <w:r>
-        <w:rPr>
-          <w:b/>
-          <w:bCs/>
-        </w:rPr>
-        <w:t>Enunciado:</w:t>
-      </w:r>
-      <w:r>
-        <w:t xml:space="preserve"> Elimina al usuario alumno1 del grupo </w:t>
-      </w:r>
-      <w:proofErr w:type="spellStart"/>
-      <w:r>
-        <w:t>PruebasFP</w:t>
-      </w:r>
-      <w:proofErr w:type="spellEnd"/>
-      <w:r>
-        <w:t>.</w:t>
-      </w:r>
-    </w:p>
-    <w:p>
-      <w:r>
-        <w:rPr>
-          <w:b/>
-          <w:bCs/>
-        </w:rPr>
-        <w:t>Solución:</w:t>
-      </w:r>
-    </w:p>
-    <w:p>
-      <w:r>
-        <w:t xml:space="preserve">net </w:t>
-      </w:r>
-      <w:proofErr w:type="spellStart"/>
-      <w:r>
-        <w:t>localgroup</w:t>
-      </w:r>
-      <w:proofErr w:type="spellEnd"/>
-      <w:r>
-        <w:t xml:space="preserve"> </w:t>
-      </w:r>
-      <w:proofErr w:type="spellStart"/>
-      <w:r>
-        <w:t>PruebasFP</w:t>
-      </w:r>
-      <w:proofErr w:type="spellEnd"/>
-      <w:r>
-        <w:t xml:space="preserve"> alumno1 /</w:t>
-      </w:r>
-      <w:proofErr w:type="spellStart"/>
-      <w:r>
-        <w:t>delete</w:t>
-      </w:r>
-      <w:proofErr w:type="spellEnd"/>
-    </w:p>
-    <w:p>
-      <w:r>
-        <w:rPr>
-          <w:b/>
-          <w:bCs/>
-        </w:rPr>
-        <w:t>Explicación:</w:t>
-      </w:r>
-      <w:r>
-        <w:br/>
-        <w:t>Quita al usuario de ese grupo.</w:t>
-      </w:r>
-    </w:p>
-    <w:p>
-      <w:r>
-        <w:pict w14:anchorId="7FB343F1">
-          <v:rect id="_x0000_i1640" style="width:0;height:1.5pt" o:hralign="center" o:hrstd="t" o:hr="t" fillcolor="#a0a0a0" stroked="f"/>
-        </w:pict>
-      </w:r>
-    </w:p>
-    <w:p>
-      <w:pPr>
-        <w:rPr>
-          <w:b/>
-          <w:bCs/>
-        </w:rPr>
-      </w:pPr>
-      <w:r>
-        <w:rPr>
-          <w:b/>
-          <w:bCs/>
-        </w:rPr>
-        <w:t>23. Eliminar un grupo local</w:t>
-      </w:r>
-    </w:p>
-    <w:p>
-      <w:r>
-        <w:rPr>
-          <w:b/>
-          <w:bCs/>
-        </w:rPr>
-        <w:lastRenderedPageBreak/>
-        <w:t>Enunciado:</w:t>
-      </w:r>
-      <w:r>
-        <w:t xml:space="preserve"> Elimina el grupo </w:t>
-      </w:r>
-      <w:proofErr w:type="spellStart"/>
-      <w:r>
-        <w:t>PruebasFP</w:t>
-      </w:r>
-      <w:proofErr w:type="spellEnd"/>
-      <w:r>
-        <w:t>.</w:t>
-      </w:r>
-    </w:p>
-    <w:p>
-      <w:r>
-        <w:rPr>
-          <w:b/>
-          <w:bCs/>
-        </w:rPr>
-        <w:t>Solución:</w:t>
-      </w:r>
-    </w:p>
-    <w:p>
-      <w:r>
-        <w:t xml:space="preserve">net </w:t>
-      </w:r>
-      <w:proofErr w:type="spellStart"/>
-      <w:r>
-        <w:t>localgroup</w:t>
-      </w:r>
-      <w:proofErr w:type="spellEnd"/>
-      <w:r>
-        <w:t xml:space="preserve"> </w:t>
-      </w:r>
-      <w:proofErr w:type="spellStart"/>
-      <w:r>
-        <w:t>PruebasFP</w:t>
-      </w:r>
-      <w:proofErr w:type="spellEnd"/>
-      <w:r>
-        <w:t xml:space="preserve"> /</w:t>
-      </w:r>
-      <w:proofErr w:type="spellStart"/>
-      <w:r>
-        <w:t>delete</w:t>
-      </w:r>
-      <w:proofErr w:type="spellEnd"/>
-    </w:p>
-    <w:p>
-      <w:r>
-        <w:rPr>
-          <w:b/>
-          <w:bCs/>
-        </w:rPr>
-        <w:t>Explicación:</w:t>
-      </w:r>
-      <w:r>
-        <w:br/>
-        <w:t>El grupo desaparece del sistema.</w:t>
-      </w:r>
-    </w:p>
-    <w:p>
-      <w:r>
-        <w:pict w14:anchorId="1B4269AB">
-          <v:rect id="_x0000_i1641" style="width:0;height:1.5pt" o:hralign="center" o:hrstd="t" o:hr="t" fillcolor="#a0a0a0" stroked="f"/>
-        </w:pict>
-      </w:r>
-    </w:p>
-    <w:p>
-      <w:pPr>
-        <w:rPr>
-          <w:b/>
-          <w:bCs/>
-        </w:rPr>
-      </w:pPr>
-      <w:r>
-        <w:rPr>
-          <w:b/>
-          <w:bCs/>
-        </w:rPr>
-        <w:t>24. Crear un usuario con PowerShell</w:t>
-      </w:r>
-    </w:p>
-    <w:p>
-      <w:r>
-        <w:rPr>
-          <w:b/>
-          <w:bCs/>
-        </w:rPr>
-        <w:t>Enunciado:</w:t>
-      </w:r>
-      <w:r>
-        <w:t xml:space="preserve"> Crea el usuario practica2 desde PowerShell.</w:t>
-      </w:r>
-    </w:p>
-    <w:p>
-      <w:pPr>
-        <w:rPr>
-          <w:lang w:val="en-GB"/>
-        </w:rPr>
-      </w:pPr>
-      <w:proofErr w:type="spellStart"/>
-      <w:r>
-        <w:rPr>
-          <w:b/>
-          <w:bCs/>
-          <w:lang w:val="en-GB"/>
-        </w:rPr>
-        <w:t>Solución</w:t>
-      </w:r>
-      <w:proofErr w:type="spellEnd"/>
-      <w:r>
-        <w:rPr>
-          <w:b/>
-          <w:bCs/>
-          <w:lang w:val="en-GB"/>
-        </w:rPr>
-        <w:t>:</w:t>
-      </w:r>
-    </w:p>
-    <w:p>
-      <w:pPr>
-        <w:rPr>
-          <w:lang w:val="en-GB"/>
-        </w:rPr>
-      </w:pPr>
-      <w:r>
-        <w:rPr>
-          <w:lang w:val="en-GB"/>
-        </w:rPr>
-        <w:t xml:space="preserve">$pass = </w:t>
-      </w:r>
-      <w:proofErr w:type="spellStart"/>
-      <w:r>
-        <w:rPr>
-          <w:lang w:val="en-GB"/>
-        </w:rPr>
-        <w:t>ConvertTo-SecureString</w:t>
-      </w:r>
-      <w:proofErr w:type="spellEnd"/>
-      <w:r>
-        <w:rPr>
-          <w:lang w:val="en-GB"/>
-        </w:rPr>
-        <w:t xml:space="preserve"> "Clave1234" -</w:t>
-      </w:r>
-      <w:proofErr w:type="spellStart"/>
-      <w:r>
-        <w:rPr>
-          <w:lang w:val="en-GB"/>
-        </w:rPr>
-        <w:t>AsPlainText</w:t>
-      </w:r>
-      <w:proofErr w:type="spellEnd"/>
-      <w:r>
-        <w:rPr>
-          <w:lang w:val="en-GB"/>
-        </w:rPr>
-        <w:t xml:space="preserve"> -Force</w:t>
-      </w:r>
-      <w:r>
-        <w:rPr>
-          <w:lang w:val="en-GB"/>
-        </w:rPr>
-        <w:br/>
-        <w:t>New-</w:t>
-      </w:r>
-      <w:proofErr w:type="spellStart"/>
-      <w:r>
-        <w:rPr>
-          <w:lang w:val="en-GB"/>
-        </w:rPr>
-        <w:t>LocalUser</w:t>
-      </w:r>
-      <w:proofErr w:type="spellEnd"/>
-      <w:r>
-        <w:rPr>
-          <w:lang w:val="en-GB"/>
-        </w:rPr>
-        <w:t xml:space="preserve"> "practica2" -Password $pass -</w:t>
-      </w:r>
-      <w:proofErr w:type="spellStart"/>
-      <w:r>
-        <w:rPr>
-          <w:lang w:val="en-GB"/>
-        </w:rPr>
-        <w:t>FullName</w:t>
-      </w:r>
-      <w:proofErr w:type="spellEnd"/>
-      <w:r>
-        <w:rPr>
-          <w:lang w:val="en-GB"/>
-        </w:rPr>
-        <w:t xml:space="preserve"> "</w:t>
-      </w:r>
-      <w:proofErr w:type="spellStart"/>
-      <w:r>
-        <w:rPr>
-          <w:lang w:val="en-GB"/>
-        </w:rPr>
-        <w:t>Usuario</w:t>
-      </w:r>
-      <w:proofErr w:type="spellEnd"/>
-      <w:r>
-        <w:rPr>
-          <w:lang w:val="en-GB"/>
-        </w:rPr>
-        <w:t xml:space="preserve"> Practica 2"</w:t>
-      </w:r>
-    </w:p>
-    <w:p>
-      <w:r>
-        <w:rPr>
-          <w:b/>
-          <w:bCs/>
-        </w:rPr>
-        <w:t>Explicación:</w:t>
-      </w:r>
-      <w:r>
-        <w:br/>
-        <w:t>PowerShell permite una administración más avanzada de usuarios.</w:t>
-      </w:r>
-    </w:p>
-    <w:p>
-      <w:r>
-        <w:pict w14:anchorId="5DDC7500">
-          <v:rect id="_x0000_i1642" style="width:0;height:1.5pt" o:hralign="center" o:hrstd="t" o:hr="t" fillcolor="#a0a0a0" stroked="f"/>
-        </w:pict>
-      </w:r>
-    </w:p>
-    <w:p>
-      <w:pPr>
-        <w:rPr>
-          <w:b/>
-          <w:bCs/>
-        </w:rPr>
-      </w:pPr>
-      <w:r>
-        <w:rPr>
-          <w:b/>
-          <w:bCs/>
-        </w:rPr>
-        <w:t>25. Crear un grupo con PowerShell</w:t>
-      </w:r>
-    </w:p>
-    <w:p>
-      <w:r>
-        <w:rPr>
-          <w:b/>
-          <w:bCs/>
-        </w:rPr>
-        <w:t>Enunciado:</w:t>
-      </w:r>
-      <w:r>
-        <w:t xml:space="preserve"> Crea el grupo local </w:t>
-      </w:r>
-      <w:proofErr w:type="spellStart"/>
-      <w:r>
-        <w:t>SoporteFP</w:t>
-      </w:r>
-      <w:proofErr w:type="spellEnd"/>
-      <w:r>
-        <w:t>.</w:t>
-      </w:r>
-    </w:p>
-    <w:p>
-      <w:pPr>
-        <w:rPr>
-          <w:lang w:val="en-GB"/>
-        </w:rPr>
-      </w:pPr>
-      <w:proofErr w:type="spellStart"/>
-      <w:r>
-        <w:rPr>
-          <w:b/>
-          <w:bCs/>
-          <w:lang w:val="en-GB"/>
-        </w:rPr>
-        <w:t>Solución</w:t>
-      </w:r>
-      <w:proofErr w:type="spellEnd"/>
-      <w:r>
-        <w:rPr>
-          <w:b/>
-          <w:bCs/>
-          <w:lang w:val="en-GB"/>
-        </w:rPr>
-        <w:t>:</w:t>
-      </w:r>
-    </w:p>
-    <w:p>
-      <w:pPr>
-        <w:rPr>
-          <w:lang w:val="en-GB"/>
-        </w:rPr>
-      </w:pPr>
-      <w:r>
-        <w:rPr>
-          <w:lang w:val="en-GB"/>
-        </w:rPr>
-        <w:t>New-</w:t>
-      </w:r>
-      <w:proofErr w:type="spellStart"/>
-      <w:r>
-        <w:rPr>
-          <w:lang w:val="en-GB"/>
-        </w:rPr>
-        <w:t>LocalGroup</w:t>
-      </w:r>
-      <w:proofErr w:type="spellEnd"/>
-      <w:r>
-        <w:rPr>
-          <w:lang w:val="en-GB"/>
-        </w:rPr>
-        <w:t xml:space="preserve"> -Name "</w:t>
-      </w:r>
-      <w:proofErr w:type="spellStart"/>
-      <w:r>
-        <w:rPr>
-          <w:lang w:val="en-GB"/>
-        </w:rPr>
-        <w:t>SoporteFP</w:t>
-      </w:r>
-      <w:proofErr w:type="spellEnd"/>
-      <w:r>
-        <w:rPr>
-          <w:lang w:val="en-GB"/>
-        </w:rPr>
-        <w:t>"</w:t>
-      </w:r>
-    </w:p>
-    <w:p>
-      <w:r>
-        <w:rPr>
-          <w:b/>
-          <w:bCs/>
-        </w:rPr>
-        <w:t>Explicación:</w:t>
-      </w:r>
-      <w:r>
-        <w:br/>
-        <w:t>Crea un grupo local desde PowerShell.</w:t>
-      </w:r>
-    </w:p>
-    <w:p>
-      <w:r>
-        <w:pict w14:anchorId="6D815D76">
-          <v:rect id="_x0000_i1643" style="width:0;height:1.5pt" o:hralign="center" o:hrstd="t" o:hr="t" fillcolor="#a0a0a0" stroked="f"/>
-        </w:pict>
-      </w:r>
-    </w:p>
-    <w:p>
-      <w:pPr>
-        <w:rPr>
-          <w:b/>
-          <w:bCs/>
-        </w:rPr>
-      </w:pPr>
-      <w:r>
-        <w:rPr>
-          <w:b/>
-          <w:bCs/>
-        </w:rPr>
-        <w:t>26. Añadir un usuario a un grupo con PowerShell</w:t>
-      </w:r>
-    </w:p>
-    <w:p>
-      <w:r>
-        <w:rPr>
-          <w:b/>
-          <w:bCs/>
-        </w:rPr>
-        <w:t>Enunciado:</w:t>
-      </w:r>
-      <w:r>
-        <w:t xml:space="preserve"> Añade practica2 al grupo </w:t>
-      </w:r>
-      <w:proofErr w:type="spellStart"/>
-      <w:r>
-        <w:t>SoporteFP</w:t>
-      </w:r>
-      <w:proofErr w:type="spellEnd"/>
-      <w:r>
-        <w:t>.</w:t>
-      </w:r>
-    </w:p>
-    <w:p>
-      <w:pPr>
-        <w:rPr>
-          <w:lang w:val="en-GB"/>
-        </w:rPr>
-      </w:pPr>
-      <w:proofErr w:type="spellStart"/>
-      <w:r>
-        <w:rPr>
-          <w:b/>
-          <w:bCs/>
-          <w:lang w:val="en-GB"/>
-        </w:rPr>
-        <w:t>Solución</w:t>
-      </w:r>
-      <w:proofErr w:type="spellEnd"/>
-      <w:r>
-        <w:rPr>
-          <w:b/>
-          <w:bCs/>
-          <w:lang w:val="en-GB"/>
-        </w:rPr>
-        <w:t>:</w:t>
-      </w:r>
-    </w:p>
-    <w:p>
-      <w:pPr>
-        <w:rPr>
-          <w:lang w:val="en-GB"/>
-        </w:rPr>
-      </w:pPr>
-      <w:r>
-        <w:rPr>
-          <w:lang w:val="en-GB"/>
-        </w:rPr>
-        <w:t>Add-</w:t>
-      </w:r>
-      <w:proofErr w:type="spellStart"/>
-      <w:r>
-        <w:rPr>
-          <w:lang w:val="en-GB"/>
-        </w:rPr>
-        <w:t>LocalGroupMember</w:t>
-      </w:r>
-      <w:proofErr w:type="spellEnd"/>
-      <w:r>
-        <w:rPr>
-          <w:lang w:val="en-GB"/>
-        </w:rPr>
-        <w:t xml:space="preserve"> -Group "</w:t>
-      </w:r>
-      <w:proofErr w:type="spellStart"/>
-      <w:r>
-        <w:rPr>
-          <w:lang w:val="en-GB"/>
-        </w:rPr>
-        <w:t>SoporteFP</w:t>
-      </w:r>
-      <w:proofErr w:type="spellEnd"/>
-      <w:r>
-        <w:rPr>
-          <w:lang w:val="en-GB"/>
-        </w:rPr>
-        <w:t>" -Member "practica2"</w:t>
-      </w:r>
-    </w:p>
-    <w:p>
-      <w:r>
-        <w:rPr>
-          <w:b/>
-          <w:bCs/>
-        </w:rPr>
-        <w:t>Explicación:</w:t>
-      </w:r>
-      <w:r>
-        <w:br/>
-        <w:t>Asigna miembros a grupos desde PowerShell.</w:t>
-      </w:r>
-    </w:p>
-    <w:p>
-      <w:r>
-        <w:pict w14:anchorId="16EB5741">
-          <v:rect id="_x0000_i1644" style="width:0;height:1.5pt" o:hralign="center" o:hrstd="t" o:hr="t" fillcolor="#a0a0a0" stroked="f"/>
-        </w:pict>
-      </w:r>
-    </w:p>
-    <w:p>
-      <w:pPr>
-        <w:rPr>
-          <w:b/>
-          <w:bCs/>
-        </w:rPr>
-      </w:pPr>
-      <w:r>
-        <w:rPr>
-          <w:b/>
-          <w:bCs/>
-        </w:rPr>
-        <w:t>27. Ver usuarios locales con PowerShell</w:t>
-      </w:r>
-    </w:p>
-    <w:p>
-      <w:r>
-        <w:rPr>
-          <w:b/>
-          <w:bCs/>
-        </w:rPr>
-        <w:t>Enunciado:</w:t>
-      </w:r>
-      <w:r>
-        <w:t xml:space="preserve"> Muestra todos los usuarios locales.</w:t>
-      </w:r>
-    </w:p>
-    <w:p>
-      <w:r>
-        <w:rPr>
-          <w:b/>
-          <w:bCs/>
-        </w:rPr>
-        <w:t>Solución:</w:t>
-      </w:r>
-    </w:p>
-    <w:p>
-      <w:proofErr w:type="spellStart"/>
-      <w:r>
-        <w:t>Get-LocalUser</w:t>
-      </w:r>
-      <w:proofErr w:type="spellEnd"/>
-    </w:p>
-    <w:p>
-      <w:r>
-        <w:rPr>
-          <w:b/>
-          <w:bCs/>
-        </w:rPr>
-        <w:lastRenderedPageBreak/>
-        <w:t>Explicación:</w:t>
-      </w:r>
-      <w:r>
-        <w:br/>
-        <w:t>Devuelve las cuentas locales del sistema.</w:t>
-      </w:r>
-    </w:p>
-    <w:p>
-      <w:r>
-        <w:pict w14:anchorId="5D7F14EE">
-          <v:rect id="_x0000_i1645" style="width:0;height:1.5pt" o:hralign="center" o:hrstd="t" o:hr="t" fillcolor="#a0a0a0" stroked="f"/>
-        </w:pict>
-      </w:r>
-    </w:p>
-    <w:p>
-      <w:pPr>
-        <w:rPr>
-          <w:b/>
-          <w:bCs/>
-        </w:rPr>
-      </w:pPr>
-      <w:r>
-        <w:rPr>
-          <w:b/>
-          <w:bCs/>
-        </w:rPr>
-        <w:t>28. Ver grupos locales con PowerShell</w:t>
-      </w:r>
-    </w:p>
-    <w:p>
-      <w:r>
-        <w:rPr>
-          <w:b/>
-          <w:bCs/>
-        </w:rPr>
-        <w:t>Enunciado:</w:t>
-      </w:r>
-      <w:r>
-        <w:t xml:space="preserve"> Muestra todos los grupos locales del sistema.</w:t>
-      </w:r>
-    </w:p>
-    <w:p>
-      <w:r>
-        <w:rPr>
-          <w:b/>
-          <w:bCs/>
-        </w:rPr>
-        <w:t>Solución:</w:t>
-      </w:r>
-    </w:p>
-    <w:p>
-      <w:proofErr w:type="spellStart"/>
-      <w:r>
-        <w:t>Get-LocalGroup</w:t>
-      </w:r>
-      <w:proofErr w:type="spellEnd"/>
-    </w:p>
-    <w:p>
-      <w:r>
-        <w:rPr>
-          <w:b/>
-          <w:bCs/>
-        </w:rPr>
-        <w:t>Explicación:</w:t>
-      </w:r>
-      <w:r>
-        <w:br/>
-        <w:t>Lista los grupos disponibles.</w:t>
-      </w:r>
-    </w:p>
-    <w:p>
-      <w:r>
-        <w:pict w14:anchorId="6F52D0C4">
-          <v:rect id="_x0000_i1646" style="width:0;height:1.5pt" o:hralign="center" o:hrstd="t" o:hr="t" fillcolor="#a0a0a0" stroked="f"/>
-        </w:pict>
-      </w:r>
-    </w:p>
-    <w:p>
-      <w:pPr>
-        <w:rPr>
-          <w:b/>
-          <w:bCs/>
-        </w:rPr>
-      </w:pPr>
-      <w:r>
-        <w:rPr>
-          <w:b/>
-          <w:bCs/>
-        </w:rPr>
-        <w:t>29. Ver miembros de un grupo con PowerShell</w:t>
-      </w:r>
-    </w:p>
-    <w:p>
-      <w:r>
-        <w:rPr>
-          <w:b/>
-          <w:bCs/>
-        </w:rPr>
-        <w:t>Enunciado:</w:t>
-      </w:r>
-      <w:r>
-        <w:t xml:space="preserve"> Muestra los miembros del grupo Administradores.</w:t>
-      </w:r>
-    </w:p>
-    <w:p>
-      <w:pPr>
-        <w:rPr>
-          <w:lang w:val="en-GB"/>
-        </w:rPr>
-      </w:pPr>
-      <w:proofErr w:type="spellStart"/>
-      <w:r>
-        <w:rPr>
-          <w:b/>
-          <w:bCs/>
-          <w:lang w:val="en-GB"/>
-        </w:rPr>
-        <w:t>Solución</w:t>
-      </w:r>
-      <w:proofErr w:type="spellEnd"/>
-      <w:r>
-        <w:rPr>
-          <w:b/>
-          <w:bCs/>
-          <w:lang w:val="en-GB"/>
-        </w:rPr>
-        <w:t>:</w:t>
-      </w:r>
-    </w:p>
-    <w:p>
-      <w:pPr>
-        <w:rPr>
-          <w:lang w:val="en-GB"/>
-        </w:rPr>
-      </w:pPr>
-      <w:r>
-        <w:rPr>
-          <w:lang w:val="en-GB"/>
-        </w:rPr>
-        <w:t>Get-</w:t>
-      </w:r>
-      <w:proofErr w:type="spellStart"/>
-      <w:r>
-        <w:rPr>
-          <w:lang w:val="en-GB"/>
-        </w:rPr>
-        <w:t>LocalGroupMember</w:t>
-      </w:r>
-      <w:proofErr w:type="spellEnd"/>
-      <w:r>
-        <w:rPr>
-          <w:lang w:val="en-GB"/>
-        </w:rPr>
-        <w:t xml:space="preserve"> -Group "Administradores"</w:t>
-      </w:r>
-    </w:p>
-    <w:p>
-      <w:r>
-        <w:rPr>
-          <w:b/>
-          <w:bCs/>
-        </w:rPr>
-        <w:t>Explicación:</w:t>
-      </w:r>
-      <w:r>
-        <w:br/>
-        <w:t>Consulta los miembros del grupo indicado.</w:t>
-      </w:r>
-    </w:p>
-    <w:p>
-      <w:r>
-        <w:pict w14:anchorId="571FD508">
-          <v:rect id="_x0000_i1647" style="width:0;height:1.5pt" o:hralign="center" o:hrstd="t" o:hr="t" fillcolor="#a0a0a0" stroked="f"/>
-        </w:pict>
-      </w:r>
-    </w:p>
-    <w:p>
-      <w:pPr>
-        <w:rPr>
-          <w:b/>
-          <w:bCs/>
-        </w:rPr>
-      </w:pPr>
-      <w:r>
-        <w:rPr>
-          <w:b/>
-          <w:bCs/>
-        </w:rPr>
-        <w:t>30. Deshabilitar un usuario desde PowerShell</w:t>
-      </w:r>
-    </w:p>
-    <w:p>
-      <w:r>
-        <w:rPr>
-          <w:b/>
-          <w:bCs/>
-        </w:rPr>
-        <w:t>Enunciado:</w:t>
-      </w:r>
-      <w:r>
-        <w:t xml:space="preserve"> Deshabilita la cuenta practica2.</w:t>
-      </w:r>
-    </w:p>
-    <w:p>
-      <w:r>
-        <w:rPr>
-          <w:b/>
-          <w:bCs/>
-        </w:rPr>
-        <w:t>Solución:</w:t>
-      </w:r>
-    </w:p>
-    <w:p>
-      <w:proofErr w:type="spellStart"/>
-      <w:r>
-        <w:t>Disable-LocalUser</w:t>
-      </w:r>
-      <w:proofErr w:type="spellEnd"/>
-      <w:r>
-        <w:t xml:space="preserve"> -Name "practica2"</w:t>
-      </w:r>
-    </w:p>
-    <w:p>
-      <w:r>
-        <w:rPr>
-          <w:b/>
-          <w:bCs/>
-        </w:rPr>
-        <w:t>Explicación:</w:t>
-      </w:r>
-      <w:r>
-        <w:br/>
-        <w:t>Bloquea temporalmente la cuenta.</w:t>
-      </w:r>
-    </w:p>
-    <w:p>
-      <w:r>
-        <w:pict w14:anchorId="7B3C680C">
-          <v:rect id="_x0000_i1648" style="width:0;height:1.5pt" o:hralign="center" o:hrstd="t" o:hr="t" fillcolor="#a0a0a0" stroked="f"/>
-        </w:pict>
-      </w:r>
-    </w:p>
-    <w:p>
-      <w:pPr>
-        <w:shd w:val="clear" w:color="auto" w:fill="C1E4F5" w:themeFill="accent1" w:themeFillTint="33"/>
-        <w:rPr>
-          <w:b/>
-          <w:bCs/>
-        </w:rPr>
-      </w:pPr>
-      <w:r>
-        <w:rPr>
-          <w:b/>
-          <w:bCs/>
-        </w:rPr>
-        <w:t>BLOQUE 3. Redes en Windows</w:t>
-      </w:r>
-    </w:p>
-    <w:p>
-      <w:pPr>
-        <w:rPr>
-          <w:b/>
-          <w:bCs/>
-        </w:rPr>
-      </w:pPr>
-      <w:r>
-        <w:rPr>
-          <w:b/>
-          <w:bCs/>
-        </w:rPr>
-        <w:t>31. Ver la configuración IP</w:t>
-      </w:r>
-    </w:p>
-    <w:p>
-      <w:r>
-        <w:rPr>
-          <w:b/>
-          <w:bCs/>
-        </w:rPr>
-        <w:t>Enunciado:</w:t>
-      </w:r>
-      <w:r>
-        <w:t xml:space="preserve"> Muestra la configuración IP básica del equipo.</w:t>
-      </w:r>
-    </w:p>
-    <w:p>
-      <w:r>
-        <w:rPr>
-          <w:b/>
-          <w:bCs/>
-        </w:rPr>
-        <w:t>Solución:</w:t>
-      </w:r>
-    </w:p>
-    <w:p>
-      <w:proofErr w:type="spellStart"/>
-      <w:r>
-        <w:t>ipconfig</w:t>
-      </w:r>
-      <w:proofErr w:type="spellEnd"/>
-    </w:p>
-    <w:p>
-      <w:r>
-        <w:rPr>
-          <w:b/>
-          <w:bCs/>
-        </w:rPr>
-        <w:t>Explicación:</w:t>
-      </w:r>
-      <w:r>
-        <w:br/>
-        <w:t>Muestra IP, máscara y puerta de enlace.</w:t>
-      </w:r>
-    </w:p>
-    <w:p>
-      <w:r>
-        <w:pict w14:anchorId="577093E3">
-          <v:rect id="_x0000_i1649" style="width:0;height:1.5pt" o:hralign="center" o:hrstd="t" o:hr="t" fillcolor="#a0a0a0" stroked="f"/>
-        </w:pict>
-      </w:r>
-    </w:p>
-    <w:p>
-      <w:pPr>
-        <w:rPr>
-          <w:b/>
-          <w:bCs/>
-        </w:rPr>
-      </w:pPr>
-      <w:r>
-        <w:rPr>
-          <w:b/>
-          <w:bCs/>
-        </w:rPr>
-        <w:t>32. Ver la configuración IP completa</w:t>
-      </w:r>
-    </w:p>
-    <w:p>
-      <w:r>
-        <w:rPr>
-          <w:b/>
-          <w:bCs/>
-        </w:rPr>
-        <w:lastRenderedPageBreak/>
-        <w:t>Enunciado:</w:t>
-      </w:r>
-      <w:r>
-        <w:t xml:space="preserve"> Muestra la configuración detallada de red.</w:t>
-      </w:r>
-    </w:p>
-    <w:p>
-      <w:r>
-        <w:rPr>
-          <w:b/>
-          <w:bCs/>
-        </w:rPr>
-        <w:t>Solución:</w:t>
-      </w:r>
-    </w:p>
-    <w:p>
-      <w:proofErr w:type="spellStart"/>
-      <w:r>
-        <w:t>ipconfig</w:t>
-      </w:r>
-      <w:proofErr w:type="spellEnd"/>
-      <w:r>
-        <w:t xml:space="preserve"> /</w:t>
-      </w:r>
-      <w:proofErr w:type="spellStart"/>
-      <w:r>
-        <w:t>all</w:t>
-      </w:r>
-      <w:proofErr w:type="spellEnd"/>
-    </w:p>
-    <w:p>
-      <w:r>
-        <w:rPr>
-          <w:b/>
-          <w:bCs/>
-        </w:rPr>
-        <w:t>Explicación:</w:t>
-      </w:r>
-      <w:r>
-        <w:br/>
-        <w:t>Incluye MAC, DNS, DHCP y otros datos.</w:t>
-      </w:r>
-    </w:p>
-    <w:p>
-      <w:r>
-        <w:pict w14:anchorId="14E64B4D">
-          <v:rect id="_x0000_i1650" style="width:0;height:1.5pt" o:hralign="center" o:hrstd="t" o:hr="t" fillcolor="#a0a0a0" stroked="f"/>
-        </w:pict>
-      </w:r>
-    </w:p>
-    <w:p>
-      <w:pPr>
-        <w:rPr>
-          <w:b/>
-          <w:bCs/>
-        </w:rPr>
-      </w:pPr>
-      <w:r>
-        <w:rPr>
-          <w:b/>
-          <w:bCs/>
-        </w:rPr>
-        <w:t>33. Comprobar conectividad con otro equipo</w:t>
-      </w:r>
-    </w:p>
-    <w:p>
-      <w:r>
-        <w:rPr>
-          <w:b/>
-          <w:bCs/>
-        </w:rPr>
-        <w:t>Enunciado:</w:t>
-      </w:r>
-      <w:r>
-        <w:t xml:space="preserve"> Comprueba si hay conexión con Google DNS.</w:t>
-      </w:r>
-    </w:p>
-    <w:p>
-      <w:r>
-        <w:rPr>
-          <w:b/>
-          <w:bCs/>
-        </w:rPr>
-        <w:t>Solución:</w:t>
-      </w:r>
-    </w:p>
-    <w:p>
-      <w:r>
-        <w:t>ping 8.8.8.8</w:t>
-      </w:r>
-    </w:p>
-    <w:p>
-      <w:r>
-        <w:rPr>
-          <w:b/>
-          <w:bCs/>
-        </w:rPr>
-        <w:t>Explicación:</w:t>
-      </w:r>
-      <w:r>
-        <w:br/>
-        <w:t>ping verifica conectividad por ICMP.</w:t>
-      </w:r>
-    </w:p>
-    <w:p>
-      <w:r>
-        <w:pict w14:anchorId="61E388A9">
-          <v:rect id="_x0000_i1651" style="width:0;height:1.5pt" o:hralign="center" o:hrstd="t" o:hr="t" fillcolor="#a0a0a0" stroked="f"/>
-        </w:pict>
-      </w:r>
-    </w:p>
-    <w:p>
-      <w:pPr>
-        <w:rPr>
-          <w:b/>
-          <w:bCs/>
-        </w:rPr>
-      </w:pPr>
-      <w:r>
-        <w:rPr>
-          <w:b/>
-          <w:bCs/>
-        </w:rPr>
-        <w:t>34. Comprobar resolución DNS</w:t>
-      </w:r>
-    </w:p>
-    <w:p>
-      <w:r>
-        <w:rPr>
-          <w:b/>
-          <w:bCs/>
-        </w:rPr>
-        <w:t>Enunciado:</w:t>
-      </w:r>
-      <w:r>
-        <w:t xml:space="preserve"> Comprueba si el nombre www.google.com resuelve correctamente.</w:t>
-      </w:r>
-    </w:p>
-    <w:p>
-      <w:r>
-        <w:rPr>
-          <w:b/>
-          <w:bCs/>
-        </w:rPr>
-        <w:t>Solución:</w:t>
-      </w:r>
-    </w:p>
-    <w:p>
-      <w:r>
-        <w:t>ping www.google.com</w:t>
-      </w:r>
-    </w:p>
-    <w:p>
-      <w:r>
-        <w:rPr>
-          <w:b/>
-          <w:bCs/>
-        </w:rPr>
-        <w:t>Explicación:</w:t>
-      </w:r>
-      <w:r>
-        <w:br/>
-        <w:t>Si responde, hay resolución DNS y conectividad.</w:t>
-      </w:r>
-    </w:p>
-    <w:p>
-      <w:r>
-        <w:pict w14:anchorId="70FEA45E">
-          <v:rect id="_x0000_i1652" style="width:0;height:1.5pt" o:hralign="center" o:hrstd="t" o:hr="t" fillcolor="#a0a0a0" stroked="f"/>
-        </w:pict>
-      </w:r>
-    </w:p>
-    <w:p>
-      <w:pPr>
-        <w:rPr>
-          <w:b/>
-          <w:bCs/>
-        </w:rPr>
-      </w:pPr>
-      <w:r>
-        <w:rPr>
-          <w:b/>
-          <w:bCs/>
-        </w:rPr>
-        <w:t>35. Vaciar la caché DNS</w:t>
-      </w:r>
-    </w:p>
-    <w:p>
-      <w:r>
-        <w:rPr>
-          <w:b/>
-          <w:bCs/>
-        </w:rPr>
-        <w:t>Enunciado:</w:t>
-      </w:r>
-      <w:r>
-        <w:t xml:space="preserve"> Limpia la caché DNS del sistema.</w:t>
-      </w:r>
-    </w:p>
-    <w:p>
-      <w:r>
-        <w:rPr>
-          <w:b/>
-          <w:bCs/>
-        </w:rPr>
-        <w:t>Solución:</w:t>
-      </w:r>
-    </w:p>
-    <w:p>
-      <w:proofErr w:type="spellStart"/>
-      <w:r>
-        <w:t>ipconfig</w:t>
-      </w:r>
-      <w:proofErr w:type="spellEnd"/>
-      <w:r>
-        <w:t xml:space="preserve"> /</w:t>
-      </w:r>
-      <w:proofErr w:type="spellStart"/>
-      <w:r>
-        <w:t>flushdns</w:t>
-      </w:r>
-      <w:proofErr w:type="spellEnd"/>
-    </w:p>
-    <w:p>
-      <w:r>
-        <w:rPr>
-          <w:b/>
-          <w:bCs/>
-        </w:rPr>
-        <w:t>Explicación:</w:t>
-      </w:r>
-      <w:r>
-        <w:br/>
-        <w:t>Elimina las entradas DNS almacenadas.</w:t>
-      </w:r>
-    </w:p>
-    <w:p>
-      <w:r>
-        <w:pict w14:anchorId="73F49658">
-          <v:rect id="_x0000_i1653" style="width:0;height:1.5pt" o:hralign="center" o:hrstd="t" o:hr="t" fillcolor="#a0a0a0" stroked="f"/>
-        </w:pict>
-      </w:r>
-    </w:p>
-    <w:p>
-      <w:pPr>
-        <w:rPr>
-          <w:b/>
-          <w:bCs/>
-        </w:rPr>
-      </w:pPr>
-      <w:r>
-        <w:rPr>
-          <w:b/>
-          <w:bCs/>
-        </w:rPr>
-        <w:t>36. Renovar la dirección IP</w:t>
-      </w:r>
-    </w:p>
-    <w:p>
-      <w:r>
-        <w:rPr>
-          <w:b/>
-          <w:bCs/>
-        </w:rPr>
-        <w:t>Enunciado:</w:t>
-      </w:r>
-      <w:r>
-        <w:t xml:space="preserve"> Libera y renueva la dirección IP del equipo.</w:t>
-      </w:r>
-    </w:p>
-    <w:p>
-      <w:r>
-        <w:rPr>
-          <w:b/>
-          <w:bCs/>
-        </w:rPr>
-        <w:t>Solución:</w:t>
-      </w:r>
-    </w:p>
-    <w:p>
-      <w:proofErr w:type="spellStart"/>
-      <w:r>
-        <w:t>ipconfig</w:t>
-      </w:r>
-      <w:proofErr w:type="spellEnd"/>
-      <w:r>
-        <w:t xml:space="preserve"> /</w:t>
-      </w:r>
-      <w:proofErr w:type="spellStart"/>
-      <w:r>
-        <w:t>release</w:t>
-      </w:r>
-      <w:proofErr w:type="spellEnd"/>
-      <w:r>
-        <w:br/>
-      </w:r>
-      <w:proofErr w:type="spellStart"/>
-      <w:r>
-        <w:t>ipconfig</w:t>
-      </w:r>
-      <w:proofErr w:type="spellEnd"/>
-      <w:r>
-        <w:t xml:space="preserve"> /</w:t>
-      </w:r>
-      <w:proofErr w:type="spellStart"/>
-      <w:r>
-        <w:t>renew</w:t>
-      </w:r>
-      <w:proofErr w:type="spellEnd"/>
-    </w:p>
-    <w:p>
-      <w:r>
-        <w:rPr>
-          <w:b/>
-          <w:bCs/>
-        </w:rPr>
-        <w:lastRenderedPageBreak/>
-        <w:t>Explicación:</w:t>
-      </w:r>
-      <w:r>
-        <w:br/>
-        <w:t>Útil cuando hay problemas con DHCP.</w:t>
-      </w:r>
-    </w:p>
-    <w:p>
-      <w:r>
-        <w:pict w14:anchorId="093892E7">
-          <v:rect id="_x0000_i1654" style="width:0;height:1.5pt" o:hralign="center" o:hrstd="t" o:hr="t" fillcolor="#a0a0a0" stroked="f"/>
-        </w:pict>
-      </w:r>
-    </w:p>
-    <w:p>
-      <w:pPr>
-        <w:rPr>
-          <w:b/>
-          <w:bCs/>
-        </w:rPr>
-      </w:pPr>
-      <w:r>
-        <w:rPr>
-          <w:b/>
-          <w:bCs/>
-        </w:rPr>
-        <w:t>37. Ver la ruta hacia un destino</w:t>
-      </w:r>
-    </w:p>
-    <w:p>
-      <w:r>
-        <w:rPr>
-          <w:b/>
-          <w:bCs/>
-        </w:rPr>
-        <w:t>Enunciado:</w:t>
-      </w:r>
-      <w:r>
-        <w:t xml:space="preserve"> Muestra el camino que siguen los paquetes hasta 8.8.8.8.</w:t>
-      </w:r>
-    </w:p>
-    <w:p>
-      <w:r>
-        <w:rPr>
-          <w:b/>
-          <w:bCs/>
-        </w:rPr>
-        <w:t>Solución:</w:t>
-      </w:r>
-    </w:p>
-    <w:p>
-      <w:proofErr w:type="spellStart"/>
-      <w:r>
-        <w:t>tracert</w:t>
-      </w:r>
-      <w:proofErr w:type="spellEnd"/>
-      <w:r>
-        <w:t xml:space="preserve"> 8.8.8.8</w:t>
-      </w:r>
-    </w:p>
-    <w:p>
-      <w:r>
-        <w:rPr>
-          <w:b/>
-          <w:bCs/>
-        </w:rPr>
-        <w:t>Explicación:</w:t>
-      </w:r>
-      <w:r>
-        <w:br/>
-      </w:r>
-      <w:proofErr w:type="spellStart"/>
-      <w:r>
-        <w:t>tracert</w:t>
-      </w:r>
-      <w:proofErr w:type="spellEnd"/>
-      <w:r>
-        <w:t xml:space="preserve"> muestra los saltos de red.</w:t>
-      </w:r>
-    </w:p>
-    <w:p>
-      <w:r>
-        <w:pict w14:anchorId="5A684ECE">
-          <v:rect id="_x0000_i1655" style="width:0;height:1.5pt" o:hralign="center" o:hrstd="t" o:hr="t" fillcolor="#a0a0a0" stroked="f"/>
-        </w:pict>
-      </w:r>
-    </w:p>
-    <w:p>
-      <w:pPr>
-        <w:rPr>
-          <w:b/>
-          <w:bCs/>
-        </w:rPr>
-      </w:pPr>
-      <w:r>
-        <w:rPr>
-          <w:b/>
-          <w:bCs/>
-        </w:rPr>
-        <w:t>38. Consultar DNS manualmente</w:t>
-      </w:r>
-    </w:p>
-    <w:p>
-      <w:r>
-        <w:rPr>
-          <w:b/>
-          <w:bCs/>
-        </w:rPr>
-        <w:t>Enunciado:</w:t>
-      </w:r>
-      <w:r>
-        <w:t xml:space="preserve"> Averigua la IP de openai.com.</w:t>
-      </w:r>
-    </w:p>
-    <w:p>
-      <w:r>
-        <w:rPr>
-          <w:b/>
-          <w:bCs/>
-        </w:rPr>
-        <w:t>Solución:</w:t>
-      </w:r>
-    </w:p>
-    <w:p>
-      <w:r>
-        <w:t>nslookup openai.com</w:t>
-      </w:r>
-    </w:p>
-    <w:p>
-      <w:r>
-        <w:rPr>
-          <w:b/>
-          <w:bCs/>
-        </w:rPr>
-        <w:t>Explicación:</w:t>
-      </w:r>
-      <w:r>
-        <w:br/>
-        <w:t>Consulta al servidor DNS el nombre indicado.</w:t>
-      </w:r>
-    </w:p>
-    <w:p>
-      <w:r>
-        <w:pict w14:anchorId="6EA41916">
-          <v:rect id="_x0000_i1656" style="width:0;height:1.5pt" o:hralign="center" o:hrstd="t" o:hr="t" fillcolor="#a0a0a0" stroked="f"/>
-        </w:pict>
-      </w:r>
-    </w:p>
-    <w:p>
-      <w:pPr>
-        <w:rPr>
-          <w:b/>
-          <w:bCs/>
-        </w:rPr>
-      </w:pPr>
-      <w:r>
-        <w:rPr>
-          <w:b/>
-          <w:bCs/>
-        </w:rPr>
-        <w:t>39. Mostrar conexiones activas</w:t>
-      </w:r>
-    </w:p>
-    <w:p>
-      <w:r>
-        <w:rPr>
-          <w:b/>
-          <w:bCs/>
-        </w:rPr>
-        <w:t>Enunciado:</w:t>
-      </w:r>
-      <w:r>
-        <w:t xml:space="preserve"> Muestra las conexiones de red activas del equipo.</w:t>
-      </w:r>
-    </w:p>
-    <w:p>
-      <w:r>
-        <w:rPr>
-          <w:b/>
-          <w:bCs/>
-        </w:rPr>
-        <w:t>Solución:</w:t>
-      </w:r>
-    </w:p>
-    <w:p>
       <w:proofErr w:type="spellStart"/>
       <w:r>
         <w:t>netstat</w:t>
       </w:r>
       <w:proofErr w:type="spellEnd"/>
-    </w:p>
-    <w:p>
-      <w:r>
-        <w:rPr>
-          <w:b/>
-          <w:bCs/>
-        </w:rPr>
-        <w:t>Explicación:</w:t>
-      </w:r>
-      <w:r>
-        <w:br/>
-        <w:t>Muestra conexiones activas y puertos.</w:t>
-      </w:r>
-    </w:p>
-    <w:p>
-      <w:r>
-        <w:pict w14:anchorId="2863628C">
-          <v:rect id="_x0000_i1657" style="width:0;height:1.5pt" o:hralign="center" o:hrstd="t" o:hr="t" fillcolor="#a0a0a0" stroked="f"/>
-        </w:pict>
-      </w:r>
-    </w:p>
-    <w:p>
-      <w:pPr>
-        <w:rPr>
-          <w:b/>
-          <w:bCs/>
-        </w:rPr>
-      </w:pPr>
-      <w:r>
-        <w:rPr>
-          <w:b/>
-          <w:bCs/>
-        </w:rPr>
-        <w:t>40. Mostrar conexiones y puertos en escucha</w:t>
-      </w:r>
-    </w:p>
-    <w:p>
-      <w:r>
-        <w:rPr>
-          <w:b/>
-          <w:bCs/>
-        </w:rPr>
-        <w:t>Enunciado:</w:t>
-      </w:r>
-      <w:r>
-        <w:t xml:space="preserve"> Lista puertos abiertos y conexiones activas con detalle.</w:t>
-      </w:r>
-    </w:p>
-    <w:p>
-      <w:r>
-        <w:rPr>
-          <w:b/>
-          <w:bCs/>
-        </w:rPr>
-        <w:t>Solución:</w:t>
-      </w:r>
-    </w:p>
-    <w:p>
-      <w:proofErr w:type="spellStart"/>
-      <w:r>
-        <w:t>netstat</w:t>
-      </w:r>
-      <w:proofErr w:type="spellEnd"/>
       <w:r>
         <w:t xml:space="preserve"> -ano</w:t>
       </w:r>
@@ -3271,7 +3272,7 @@
     <w:p>
       <w:r>
         <w:pict w14:anchorId="07C84A96">
-          <v:rect id="_x0000_i1658" style="width:0;height:1.5pt" o:hralign="center" o:hrstd="t" o:hr="t" fillcolor="#a0a0a0" stroked="f"/>
+          <v:rect id="_x0000_i1064" style="width:0;height:1.5pt" o:hralign="center" o:hrstd="t" o:hr="t" fillcolor="#a0a0a0" stroked="f"/>
         </w:pict>
       </w:r>
     </w:p>
@@ -3362,7 +3363,7 @@
     <w:p>
       <w:r>
         <w:pict w14:anchorId="29E21909">
-          <v:rect id="_x0000_i1659" style="width:0;height:1.5pt" o:hralign="center" o:hrstd="t" o:hr="t" fillcolor="#a0a0a0" stroked="f"/>
+          <v:rect id="_x0000_i1065" style="width:0;height:1.5pt" o:hralign="center" o:hrstd="t" o:hr="t" fillcolor="#a0a0a0" stroked="f"/>
         </w:pict>
       </w:r>
     </w:p>
@@ -3428,7 +3429,7 @@
     <w:p>
       <w:r>
         <w:pict w14:anchorId="61E73F1E">
-          <v:rect id="_x0000_i1660" style="width:0;height:1.5pt" o:hralign="center" o:hrstd="t" o:hr="t" fillcolor="#a0a0a0" stroked="f"/>
+          <v:rect id="_x0000_i1066" style="width:0;height:1.5pt" o:hralign="center" o:hrstd="t" o:hr="t" fillcolor="#a0a0a0" stroked="f"/>
         </w:pict>
       </w:r>
     </w:p>
@@ -3499,7 +3500,7 @@
     <w:p>
       <w:r>
         <w:pict w14:anchorId="7F6D3B5C">
-          <v:rect id="_x0000_i1661" style="width:0;height:1.5pt" o:hralign="center" o:hrstd="t" o:hr="t" fillcolor="#a0a0a0" stroked="f"/>
+          <v:rect id="_x0000_i1067" style="width:0;height:1.5pt" o:hralign="center" o:hrstd="t" o:hr="t" fillcolor="#a0a0a0" stroked="f"/>
         </w:pict>
       </w:r>
     </w:p>
@@ -3562,7 +3563,7 @@
     <w:p>
       <w:r>
         <w:pict w14:anchorId="1C8B33FB">
-          <v:rect id="_x0000_i1662" style="width:0;height:1.5pt" o:hralign="center" o:hrstd="t" o:hr="t" fillcolor="#a0a0a0" stroked="f"/>
+          <v:rect id="_x0000_i1068" style="width:0;height:1.5pt" o:hralign="center" o:hrstd="t" o:hr="t" fillcolor="#a0a0a0" stroked="f"/>
         </w:pict>
       </w:r>
     </w:p>
@@ -3628,7 +3629,7 @@
     <w:p>
       <w:r>
         <w:pict w14:anchorId="2355EBE4">
-          <v:rect id="_x0000_i1663" style="width:0;height:1.5pt" o:hralign="center" o:hrstd="t" o:hr="t" fillcolor="#a0a0a0" stroked="f"/>
+          <v:rect id="_x0000_i1069" style="width:0;height:1.5pt" o:hralign="center" o:hrstd="t" o:hr="t" fillcolor="#a0a0a0" stroked="f"/>
         </w:pict>
       </w:r>
     </w:p>
@@ -3690,7 +3691,7 @@
     <w:p>
       <w:r>
         <w:pict w14:anchorId="32475D26">
-          <v:rect id="_x0000_i1664" style="width:0;height:1.5pt" o:hralign="center" o:hrstd="t" o:hr="t" fillcolor="#a0a0a0" stroked="f"/>
+          <v:rect id="_x0000_i1070" style="width:0;height:1.5pt" o:hralign="center" o:hrstd="t" o:hr="t" fillcolor="#a0a0a0" stroked="f"/>
         </w:pict>
       </w:r>
     </w:p>
@@ -3767,7 +3768,7 @@
     <w:p>
       <w:r>
         <w:pict w14:anchorId="76CD540B">
-          <v:rect id="_x0000_i1665" style="width:0;height:1.5pt" o:hralign="center" o:hrstd="t" o:hr="t" fillcolor="#a0a0a0" stroked="f"/>
+          <v:rect id="_x0000_i1071" style="width:0;height:1.5pt" o:hralign="center" o:hrstd="t" o:hr="t" fillcolor="#a0a0a0" stroked="f"/>
         </w:pict>
       </w:r>
     </w:p>
@@ -3849,7 +3850,7 @@
     <w:p>
       <w:r>
         <w:pict w14:anchorId="3E1E10A6">
-          <v:rect id="_x0000_i1666" style="width:0;height:1.5pt" o:hralign="center" o:hrstd="t" o:hr="t" fillcolor="#a0a0a0" stroked="f"/>
+          <v:rect id="_x0000_i1072" style="width:0;height:1.5pt" o:hralign="center" o:hrstd="t" o:hr="t" fillcolor="#a0a0a0" stroked="f"/>
         </w:pict>
       </w:r>
     </w:p>
@@ -3912,7 +3913,7 @@
     <w:p>
       <w:r>
         <w:pict w14:anchorId="22718474">
-          <v:rect id="_x0000_i1667" style="width:0;height:1.5pt" o:hralign="center" o:hrstd="t" o:hr="t" fillcolor="#a0a0a0" stroked="f"/>
+          <v:rect id="_x0000_i1073" style="width:0;height:1.5pt" o:hralign="center" o:hrstd="t" o:hr="t" fillcolor="#a0a0a0" stroked="f"/>
         </w:pict>
       </w:r>
     </w:p>
@@ -3976,7 +3977,7 @@
     <w:p>
       <w:r>
         <w:pict w14:anchorId="77F308F0">
-          <v:rect id="_x0000_i1668" style="width:0;height:1.5pt" o:hralign="center" o:hrstd="t" o:hr="t" fillcolor="#a0a0a0" stroked="f"/>
+          <v:rect id="_x0000_i1074" style="width:0;height:1.5pt" o:hralign="center" o:hrstd="t" o:hr="t" fillcolor="#a0a0a0" stroked="f"/>
         </w:pict>
       </w:r>
     </w:p>
@@ -4055,7 +4056,7 @@
     <w:p>
       <w:r>
         <w:pict w14:anchorId="41AAE53C">
-          <v:rect id="_x0000_i1669" style="width:0;height:1.5pt" o:hralign="center" o:hrstd="t" o:hr="t" fillcolor="#a0a0a0" stroked="f"/>
+          <v:rect id="_x0000_i1075" style="width:0;height:1.5pt" o:hralign="center" o:hrstd="t" o:hr="t" fillcolor="#a0a0a0" stroked="f"/>
         </w:pict>
       </w:r>
     </w:p>
@@ -4134,7 +4135,7 @@
     <w:p>
       <w:r>
         <w:pict w14:anchorId="542906FD">
-          <v:rect id="_x0000_i1670" style="width:0;height:1.5pt" o:hralign="center" o:hrstd="t" o:hr="t" fillcolor="#a0a0a0" stroked="f"/>
+          <v:rect id="_x0000_i1076" style="width:0;height:1.5pt" o:hralign="center" o:hrstd="t" o:hr="t" fillcolor="#a0a0a0" stroked="f"/>
         </w:pict>
       </w:r>
     </w:p>
@@ -4200,7 +4201,7 @@
     <w:p>
       <w:r>
         <w:pict w14:anchorId="44FDE9BB">
-          <v:rect id="_x0000_i1671" style="width:0;height:1.5pt" o:hralign="center" o:hrstd="t" o:hr="t" fillcolor="#a0a0a0" stroked="f"/>
+          <v:rect id="_x0000_i1077" style="width:0;height:1.5pt" o:hralign="center" o:hrstd="t" o:hr="t" fillcolor="#a0a0a0" stroked="f"/>
         </w:pict>
       </w:r>
     </w:p>
@@ -4266,7 +4267,7 @@
     <w:p>
       <w:r>
         <w:pict w14:anchorId="5BFC9242">
-          <v:rect id="_x0000_i1672" style="width:0;height:1.5pt" o:hralign="center" o:hrstd="t" o:hr="t" fillcolor="#a0a0a0" stroked="f"/>
+          <v:rect id="_x0000_i1078" style="width:0;height:1.5pt" o:hralign="center" o:hrstd="t" o:hr="t" fillcolor="#a0a0a0" stroked="f"/>
         </w:pict>
       </w:r>
     </w:p>
@@ -4345,7 +4346,7 @@
     <w:p>
       <w:r>
         <w:pict w14:anchorId="0383DA54">
-          <v:rect id="_x0000_i1673" style="width:0;height:1.5pt" o:hralign="center" o:hrstd="t" o:hr="t" fillcolor="#a0a0a0" stroked="f"/>
+          <v:rect id="_x0000_i1079" style="width:0;height:1.5pt" o:hralign="center" o:hrstd="t" o:hr="t" fillcolor="#a0a0a0" stroked="f"/>
         </w:pict>
       </w:r>
     </w:p>
@@ -4432,7 +4433,7 @@
     <w:p>
       <w:r>
         <w:pict w14:anchorId="745B6EA7">
-          <v:rect id="_x0000_i1674" style="width:0;height:1.5pt" o:hralign="center" o:hrstd="t" o:hr="t" fillcolor="#a0a0a0" stroked="f"/>
+          <v:rect id="_x0000_i1080" style="width:0;height:1.5pt" o:hralign="center" o:hrstd="t" o:hr="t" fillcolor="#a0a0a0" stroked="f"/>
         </w:pict>
       </w:r>
     </w:p>
@@ -4514,7 +4515,7 @@
     <w:p>
       <w:r>
         <w:pict w14:anchorId="72B0E7F6">
-          <v:rect id="_x0000_i1675" style="width:0;height:1.5pt" o:hralign="center" o:hrstd="t" o:hr="t" fillcolor="#a0a0a0" stroked="f"/>
+          <v:rect id="_x0000_i1081" style="width:0;height:1.5pt" o:hralign="center" o:hrstd="t" o:hr="t" fillcolor="#a0a0a0" stroked="f"/>
         </w:pict>
       </w:r>
     </w:p>
@@ -4588,7 +4589,7 @@
     <w:p>
       <w:r>
         <w:pict w14:anchorId="07BFCCC5">
-          <v:rect id="_x0000_i1676" style="width:0;height:1.5pt" o:hralign="center" o:hrstd="t" o:hr="t" fillcolor="#a0a0a0" stroked="f"/>
+          <v:rect id="_x0000_i1082" style="width:0;height:1.5pt" o:hralign="center" o:hrstd="t" o:hr="t" fillcolor="#a0a0a0" stroked="f"/>
         </w:pict>
       </w:r>
     </w:p>
@@ -4655,7 +4656,7 @@
       <w:r>
         <w:lastRenderedPageBreak/>
         <w:pict w14:anchorId="641F538B">
-          <v:rect id="_x0000_i1677" style="width:0;height:1.5pt" o:hralign="center" o:hrstd="t" o:hr="t" fillcolor="#a0a0a0" stroked="f"/>
+          <v:rect id="_x0000_i1083" style="width:0;height:1.5pt" o:hralign="center" o:hrstd="t" o:hr="t" fillcolor="#a0a0a0" stroked="f"/>
         </w:pict>
       </w:r>
     </w:p>
@@ -4768,7 +4769,7 @@
     <w:p>
       <w:r>
         <w:pict w14:anchorId="20D4DB42">
-          <v:rect id="_x0000_i1678" style="width:0;height:1.5pt" o:hralign="center" o:hrstd="t" o:hr="t" fillcolor="#a0a0a0" stroked="f"/>
+          <v:rect id="_x0000_i1084" style="width:0;height:1.5pt" o:hralign="center" o:hrstd="t" o:hr="t" fillcolor="#a0a0a0" stroked="f"/>
         </w:pict>
       </w:r>
     </w:p>
@@ -4853,7 +4854,7 @@
     <w:p>
       <w:r>
         <w:pict w14:anchorId="20EC2BB3">
-          <v:rect id="_x0000_i1679" style="width:0;height:1.5pt" o:hralign="center" o:hrstd="t" o:hr="t" fillcolor="#a0a0a0" stroked="f"/>
+          <v:rect id="_x0000_i1085" style="width:0;height:1.5pt" o:hralign="center" o:hrstd="t" o:hr="t" fillcolor="#a0a0a0" stroked="f"/>
         </w:pict>
       </w:r>
     </w:p>
@@ -4938,7 +4939,7 @@
     <w:p>
       <w:r>
         <w:pict w14:anchorId="1F5538C3">
-          <v:rect id="_x0000_i1680" style="width:0;height:1.5pt" o:hralign="center" o:hrstd="t" o:hr="t" fillcolor="#a0a0a0" stroked="f"/>
+          <v:rect id="_x0000_i1086" style="width:0;height:1.5pt" o:hralign="center" o:hrstd="t" o:hr="t" fillcolor="#a0a0a0" stroked="f"/>
         </w:pict>
       </w:r>
     </w:p>
@@ -5031,7 +5032,7 @@
     <w:p>
       <w:r>
         <w:pict w14:anchorId="236F564D">
-          <v:rect id="_x0000_i1681" style="width:0;height:1.5pt" o:hralign="center" o:hrstd="t" o:hr="t" fillcolor="#a0a0a0" stroked="f"/>
+          <v:rect id="_x0000_i1087" style="width:0;height:1.5pt" o:hralign="center" o:hrstd="t" o:hr="t" fillcolor="#a0a0a0" stroked="f"/>
         </w:pict>
       </w:r>
     </w:p>
@@ -5098,7 +5099,7 @@
     <w:p>
       <w:r>
         <w:pict w14:anchorId="014E8A10">
-          <v:rect id="_x0000_i1682" style="width:0;height:1.5pt" o:hralign="center" o:hrstd="t" o:hr="t" fillcolor="#a0a0a0" stroked="f"/>
+          <v:rect id="_x0000_i1088" style="width:0;height:1.5pt" o:hralign="center" o:hrstd="t" o:hr="t" fillcolor="#a0a0a0" stroked="f"/>
         </w:pict>
       </w:r>
     </w:p>
@@ -5177,7 +5178,7 @@
     <w:p>
       <w:r>
         <w:pict w14:anchorId="3D13433B">
-          <v:rect id="_x0000_i1683" style="width:0;height:1.5pt" o:hralign="center" o:hrstd="t" o:hr="t" fillcolor="#a0a0a0" stroked="f"/>
+          <v:rect id="_x0000_i1089" style="width:0;height:1.5pt" o:hralign="center" o:hrstd="t" o:hr="t" fillcolor="#a0a0a0" stroked="f"/>
         </w:pict>
       </w:r>
     </w:p>
@@ -5262,7 +5263,7 @@
     <w:p>
       <w:r>
         <w:pict w14:anchorId="270709D9">
-          <v:rect id="_x0000_i1684" style="width:0;height:1.5pt" o:hralign="center" o:hrstd="t" o:hr="t" fillcolor="#a0a0a0" stroked="f"/>
+          <v:rect id="_x0000_i1090" style="width:0;height:1.5pt" o:hralign="center" o:hrstd="t" o:hr="t" fillcolor="#a0a0a0" stroked="f"/>
         </w:pict>
       </w:r>
     </w:p>
@@ -5347,7 +5348,7 @@
     <w:p>
       <w:r>
         <w:pict w14:anchorId="54119FD9">
-          <v:rect id="_x0000_i1685" style="width:0;height:1.5pt" o:hralign="center" o:hrstd="t" o:hr="t" fillcolor="#a0a0a0" stroked="f"/>
+          <v:rect id="_x0000_i1091" style="width:0;height:1.5pt" o:hralign="center" o:hrstd="t" o:hr="t" fillcolor="#a0a0a0" stroked="f"/>
         </w:pict>
       </w:r>
     </w:p>
@@ -5446,7 +5447,7 @@
     <w:p>
       <w:r>
         <w:pict w14:anchorId="432E35C1">
-          <v:rect id="_x0000_i1686" style="width:0;height:1.5pt" o:hralign="center" o:hrstd="t" o:hr="t" fillcolor="#a0a0a0" stroked="f"/>
+          <v:rect id="_x0000_i1092" style="width:0;height:1.5pt" o:hralign="center" o:hrstd="t" o:hr="t" fillcolor="#a0a0a0" stroked="f"/>
         </w:pict>
       </w:r>
     </w:p>
@@ -5518,7 +5519,7 @@
     <w:p>
       <w:r>
         <w:pict w14:anchorId="5ED0F27F">
-          <v:rect id="_x0000_i1687" style="width:0;height:1.5pt" o:hralign="center" o:hrstd="t" o:hr="t" fillcolor="#a0a0a0" stroked="f"/>
+          <v:rect id="_x0000_i1093" style="width:0;height:1.5pt" o:hralign="center" o:hrstd="t" o:hr="t" fillcolor="#a0a0a0" stroked="f"/>
         </w:pict>
       </w:r>
     </w:p>
@@ -5631,7 +5632,7 @@
     <w:p>
       <w:r>
         <w:pict w14:anchorId="10F3D39F">
-          <v:rect id="_x0000_i1688" style="width:0;height:1.5pt" o:hralign="center" o:hrstd="t" o:hr="t" fillcolor="#a0a0a0" stroked="f"/>
+          <v:rect id="_x0000_i1094" style="width:0;height:1.5pt" o:hralign="center" o:hrstd="t" o:hr="t" fillcolor="#a0a0a0" stroked="f"/>
         </w:pict>
       </w:r>
     </w:p>
@@ -5713,7 +5714,7 @@
     <w:p>
       <w:r>
         <w:pict w14:anchorId="750A3A4C">
-          <v:rect id="_x0000_i1689" style="width:0;height:1.5pt" o:hralign="center" o:hrstd="t" o:hr="t" fillcolor="#a0a0a0" stroked="f"/>
+          <v:rect id="_x0000_i1095" style="width:0;height:1.5pt" o:hralign="center" o:hrstd="t" o:hr="t" fillcolor="#a0a0a0" stroked="f"/>
         </w:pict>
       </w:r>
     </w:p>
@@ -5784,7 +5785,7 @@
     <w:p>
       <w:r>
         <w:pict w14:anchorId="246B7703">
-          <v:rect id="_x0000_i1690" style="width:0;height:1.5pt" o:hralign="center" o:hrstd="t" o:hr="t" fillcolor="#a0a0a0" stroked="f"/>
+          <v:rect id="_x0000_i1096" style="width:0;height:1.5pt" o:hralign="center" o:hrstd="t" o:hr="t" fillcolor="#a0a0a0" stroked="f"/>
         </w:pict>
       </w:r>
     </w:p>
@@ -5859,7 +5860,7 @@
     <w:p>
       <w:r>
         <w:pict w14:anchorId="49C17C3D">
-          <v:rect id="_x0000_i1691" style="width:0;height:1.5pt" o:hralign="center" o:hrstd="t" o:hr="t" fillcolor="#a0a0a0" stroked="f"/>
+          <v:rect id="_x0000_i1097" style="width:0;height:1.5pt" o:hralign="center" o:hrstd="t" o:hr="t" fillcolor="#a0a0a0" stroked="f"/>
         </w:pict>
       </w:r>
     </w:p>
@@ -5952,7 +5953,7 @@
     <w:p>
       <w:r>
         <w:pict w14:anchorId="1EC81B4F">
-          <v:rect id="_x0000_i1692" style="width:0;height:1.5pt" o:hralign="center" o:hrstd="t" o:hr="t" fillcolor="#a0a0a0" stroked="f"/>
+          <v:rect id="_x0000_i1098" style="width:0;height:1.5pt" o:hralign="center" o:hrstd="t" o:hr="t" fillcolor="#a0a0a0" stroked="f"/>
         </w:pict>
       </w:r>
     </w:p>
@@ -6037,7 +6038,7 @@
     <w:p>
       <w:r>
         <w:pict w14:anchorId="7DCC75CB">
-          <v:rect id="_x0000_i1693" style="width:0;height:1.5pt" o:hralign="center" o:hrstd="t" o:hr="t" fillcolor="#a0a0a0" stroked="f"/>
+          <v:rect id="_x0000_i1099" style="width:0;height:1.5pt" o:hralign="center" o:hrstd="t" o:hr="t" fillcolor="#a0a0a0" stroked="f"/>
         </w:pict>
       </w:r>
     </w:p>
@@ -6136,7 +6137,7 @@
     <w:p>
       <w:r>
         <w:pict w14:anchorId="27CFF39E">
-          <v:rect id="_x0000_i1694" style="width:0;height:1.5pt" o:hralign="center" o:hrstd="t" o:hr="t" fillcolor="#a0a0a0" stroked="f"/>
+          <v:rect id="_x0000_i1100" style="width:0;height:1.5pt" o:hralign="center" o:hrstd="t" o:hr="t" fillcolor="#a0a0a0" stroked="f"/>
         </w:pict>
       </w:r>
     </w:p>
@@ -6221,7 +6222,7 @@
     <w:p>
       <w:r>
         <w:pict w14:anchorId="6FC1CC70">
-          <v:rect id="_x0000_i1695" style="width:0;height:1.5pt" o:hralign="center" o:hrstd="t" o:hr="t" fillcolor="#a0a0a0" stroked="f"/>
+          <v:rect id="_x0000_i1101" style="width:0;height:1.5pt" o:hralign="center" o:hrstd="t" o:hr="t" fillcolor="#a0a0a0" stroked="f"/>
         </w:pict>
       </w:r>
     </w:p>
@@ -6291,7 +6292,7 @@
     <w:p>
       <w:r>
         <w:pict w14:anchorId="78CCCEEF">
-          <v:rect id="_x0000_i1696" style="width:0;height:1.5pt" o:hralign="center" o:hrstd="t" o:hr="t" fillcolor="#a0a0a0" stroked="f"/>
+          <v:rect id="_x0000_i1102" style="width:0;height:1.5pt" o:hralign="center" o:hrstd="t" o:hr="t" fillcolor="#a0a0a0" stroked="f"/>
         </w:pict>
       </w:r>
     </w:p>
@@ -6357,7 +6358,7 @@
     <w:p>
       <w:r>
         <w:pict w14:anchorId="642B968A">
-          <v:rect id="_x0000_i1697" style="width:0;height:1.5pt" o:hralign="center" o:hrstd="t" o:hr="t" fillcolor="#a0a0a0" stroked="f"/>
+          <v:rect id="_x0000_i1103" style="width:0;height:1.5pt" o:hralign="center" o:hrstd="t" o:hr="t" fillcolor="#a0a0a0" stroked="f"/>
         </w:pict>
       </w:r>
     </w:p>
@@ -6426,7 +6427,7 @@
     <w:p>
       <w:r>
         <w:pict w14:anchorId="773B25BD">
-          <v:rect id="_x0000_i1698" style="width:0;height:1.5pt" o:hralign="center" o:hrstd="t" o:hr="t" fillcolor="#a0a0a0" stroked="f"/>
+          <v:rect id="_x0000_i1104" style="width:0;height:1.5pt" o:hralign="center" o:hrstd="t" o:hr="t" fillcolor="#a0a0a0" stroked="f"/>
         </w:pict>
       </w:r>
     </w:p>
@@ -6511,7 +6512,7 @@
     <w:p>
       <w:r>
         <w:pict w14:anchorId="3323BC4C">
-          <v:rect id="_x0000_i1699" style="width:0;height:1.5pt" o:hralign="center" o:hrstd="t" o:hr="t" fillcolor="#a0a0a0" stroked="f"/>
+          <v:rect id="_x0000_i1105" style="width:0;height:1.5pt" o:hralign="center" o:hrstd="t" o:hr="t" fillcolor="#a0a0a0" stroked="f"/>
         </w:pict>
       </w:r>
     </w:p>
@@ -6596,7 +6597,7 @@
     <w:p>
       <w:r>
         <w:pict w14:anchorId="7CFB742A">
-          <v:rect id="_x0000_i1700" style="width:0;height:1.5pt" o:hralign="center" o:hrstd="t" o:hr="t" fillcolor="#a0a0a0" stroked="f"/>
+          <v:rect id="_x0000_i1106" style="width:0;height:1.5pt" o:hralign="center" o:hrstd="t" o:hr="t" fillcolor="#a0a0a0" stroked="f"/>
         </w:pict>
       </w:r>
     </w:p>
@@ -6713,7 +6714,7 @@
     <w:p>
       <w:r>
         <w:pict w14:anchorId="55A4772D">
-          <v:rect id="_x0000_i1701" style="width:0;height:1.5pt" o:hralign="center" o:hrstd="t" o:hr="t" fillcolor="#a0a0a0" stroked="f"/>
+          <v:rect id="_x0000_i1107" style="width:0;height:1.5pt" o:hralign="center" o:hrstd="t" o:hr="t" fillcolor="#a0a0a0" stroked="f"/>
         </w:pict>
       </w:r>
     </w:p>
@@ -6787,7 +6788,7 @@
     <w:p>
       <w:r>
         <w:pict w14:anchorId="217CE65F">
-          <v:rect id="_x0000_i1702" style="width:0;height:1.5pt" o:hralign="center" o:hrstd="t" o:hr="t" fillcolor="#a0a0a0" stroked="f"/>
+          <v:rect id="_x0000_i1108" style="width:0;height:1.5pt" o:hralign="center" o:hrstd="t" o:hr="t" fillcolor="#a0a0a0" stroked="f"/>
         </w:pict>
       </w:r>
     </w:p>
@@ -6869,7 +6870,7 @@
     <w:p>
       <w:r>
         <w:pict w14:anchorId="4F9E8900">
-          <v:rect id="_x0000_i1703" style="width:0;height:1.5pt" o:hralign="center" o:hrstd="t" o:hr="t" fillcolor="#a0a0a0" stroked="f"/>
+          <v:rect id="_x0000_i1109" style="width:0;height:1.5pt" o:hralign="center" o:hrstd="t" o:hr="t" fillcolor="#a0a0a0" stroked="f"/>
         </w:pict>
       </w:r>
     </w:p>
@@ -6956,7 +6957,7 @@
     <w:p>
       <w:r>
         <w:pict w14:anchorId="0FFAB193">
-          <v:rect id="_x0000_i1704" style="width:0;height:1.5pt" o:hralign="center" o:hrstd="t" o:hr="t" fillcolor="#a0a0a0" stroked="f"/>
+          <v:rect id="_x0000_i1110" style="width:0;height:1.5pt" o:hralign="center" o:hrstd="t" o:hr="t" fillcolor="#a0a0a0" stroked="f"/>
         </w:pict>
       </w:r>
     </w:p>
@@ -7084,7 +7085,7 @@
     <w:p>
       <w:r>
         <w:pict w14:anchorId="1F7B0F73">
-          <v:rect id="_x0000_i1705" style="width:0;height:1.5pt" o:hralign="center" o:hrstd="t" o:hr="t" fillcolor="#a0a0a0" stroked="f"/>
+          <v:rect id="_x0000_i1111" style="width:0;height:1.5pt" o:hralign="center" o:hrstd="t" o:hr="t" fillcolor="#a0a0a0" stroked="f"/>
         </w:pict>
       </w:r>
     </w:p>
@@ -7150,7 +7151,7 @@
     <w:p>
       <w:r>
         <w:pict w14:anchorId="4F0C6759">
-          <v:rect id="_x0000_i1706" style="width:0;height:1.5pt" o:hralign="center" o:hrstd="t" o:hr="t" fillcolor="#a0a0a0" stroked="f"/>
+          <v:rect id="_x0000_i1112" style="width:0;height:1.5pt" o:hralign="center" o:hrstd="t" o:hr="t" fillcolor="#a0a0a0" stroked="f"/>
         </w:pict>
       </w:r>
     </w:p>
@@ -7265,7 +7266,7 @@
     <w:p>
       <w:r>
         <w:pict w14:anchorId="29E5A07E">
-          <v:rect id="_x0000_i1707" style="width:0;height:1.5pt" o:hralign="center" o:hrstd="t" o:hr="t" fillcolor="#a0a0a0" stroked="f"/>
+          <v:rect id="_x0000_i1113" style="width:0;height:1.5pt" o:hralign="center" o:hrstd="t" o:hr="t" fillcolor="#a0a0a0" stroked="f"/>
         </w:pict>
       </w:r>
     </w:p>
@@ -7331,7 +7332,7 @@
     <w:p>
       <w:r>
         <w:pict w14:anchorId="694ACF79">
-          <v:rect id="_x0000_i1708" style="width:0;height:1.5pt" o:hralign="center" o:hrstd="t" o:hr="t" fillcolor="#a0a0a0" stroked="f"/>
+          <v:rect id="_x0000_i1114" style="width:0;height:1.5pt" o:hralign="center" o:hrstd="t" o:hr="t" fillcolor="#a0a0a0" stroked="f"/>
         </w:pict>
       </w:r>
     </w:p>
@@ -7430,7 +7431,7 @@
     <w:p>
       <w:r>
         <w:pict w14:anchorId="76063CA8">
-          <v:rect id="_x0000_i1709" style="width:0;height:1.5pt" o:hralign="center" o:hrstd="t" o:hr="t" fillcolor="#a0a0a0" stroked="f"/>
+          <v:rect id="_x0000_i1115" style="width:0;height:1.5pt" o:hralign="center" o:hrstd="t" o:hr="t" fillcolor="#a0a0a0" stroked="f"/>
         </w:pict>
       </w:r>
     </w:p>
@@ -7492,7 +7493,7 @@
     <w:p>
       <w:r>
         <w:pict w14:anchorId="6851E1DB">
-          <v:rect id="_x0000_i1710" style="width:0;height:1.5pt" o:hralign="center" o:hrstd="t" o:hr="t" fillcolor="#a0a0a0" stroked="f"/>
+          <v:rect id="_x0000_i1116" style="width:0;height:1.5pt" o:hralign="center" o:hrstd="t" o:hr="t" fillcolor="#a0a0a0" stroked="f"/>
         </w:pict>
       </w:r>
     </w:p>
@@ -7591,7 +7592,7 @@
     <w:p>
       <w:r>
         <w:pict w14:anchorId="28526CE5">
-          <v:rect id="_x0000_i1711" style="width:0;height:1.5pt" o:hralign="center" o:hrstd="t" o:hr="t" fillcolor="#a0a0a0" stroked="f"/>
+          <v:rect id="_x0000_i1117" style="width:0;height:1.5pt" o:hralign="center" o:hrstd="t" o:hr="t" fillcolor="#a0a0a0" stroked="f"/>
         </w:pict>
       </w:r>
     </w:p>
@@ -7690,7 +7691,7 @@
     <w:p>
       <w:r>
         <w:pict w14:anchorId="7D285AF7">
-          <v:rect id="_x0000_i1712" style="width:0;height:1.5pt" o:hralign="center" o:hrstd="t" o:hr="t" fillcolor="#a0a0a0" stroked="f"/>
+          <v:rect id="_x0000_i1118" style="width:0;height:1.5pt" o:hralign="center" o:hrstd="t" o:hr="t" fillcolor="#a0a0a0" stroked="f"/>
         </w:pict>
       </w:r>
     </w:p>
@@ -7753,7 +7754,7 @@
     <w:p>
       <w:r>
         <w:pict w14:anchorId="1036A467">
-          <v:rect id="_x0000_i1713" style="width:0;height:1.5pt" o:hralign="center" o:hrstd="t" o:hr="t" fillcolor="#a0a0a0" stroked="f"/>
+          <v:rect id="_x0000_i1119" style="width:0;height:1.5pt" o:hralign="center" o:hrstd="t" o:hr="t" fillcolor="#a0a0a0" stroked="f"/>
         </w:pict>
       </w:r>
     </w:p>
@@ -7832,7 +7833,7 @@
     <w:p>
       <w:r>
         <w:pict w14:anchorId="1B4DC1D6">
-          <v:rect id="_x0000_i1714" style="width:0;height:1.5pt" o:hralign="center" o:hrstd="t" o:hr="t" fillcolor="#a0a0a0" stroked="f"/>
+          <v:rect id="_x0000_i1120" style="width:0;height:1.5pt" o:hralign="center" o:hrstd="t" o:hr="t" fillcolor="#a0a0a0" stroked="f"/>
         </w:pict>
       </w:r>
     </w:p>
@@ -7898,7 +7899,7 @@
     <w:p>
       <w:r>
         <w:pict w14:anchorId="1111EDFC">
-          <v:rect id="_x0000_i1715" style="width:0;height:1.5pt" o:hralign="center" o:hrstd="t" o:hr="t" fillcolor="#a0a0a0" stroked="f"/>
+          <v:rect id="_x0000_i1121" style="width:0;height:1.5pt" o:hralign="center" o:hrstd="t" o:hr="t" fillcolor="#a0a0a0" stroked="f"/>
         </w:pict>
       </w:r>
     </w:p>
@@ -7959,7 +7960,7 @@
     <w:p>
       <w:r>
         <w:pict w14:anchorId="77E39BB5">
-          <v:rect id="_x0000_i1716" style="width:0;height:1.5pt" o:hralign="center" o:hrstd="t" o:hr="t" fillcolor="#a0a0a0" stroked="f"/>
+          <v:rect id="_x0000_i1122" style="width:0;height:1.5pt" o:hralign="center" o:hrstd="t" o:hr="t" fillcolor="#a0a0a0" stroked="f"/>
         </w:pict>
       </w:r>
     </w:p>
@@ -8044,7 +8045,7 @@
     <w:p>
       <w:r>
         <w:pict w14:anchorId="71D973AD">
-          <v:rect id="_x0000_i1717" style="width:0;height:1.5pt" o:hralign="center" o:hrstd="t" o:hr="t" fillcolor="#a0a0a0" stroked="f"/>
+          <v:rect id="_x0000_i1123" style="width:0;height:1.5pt" o:hralign="center" o:hrstd="t" o:hr="t" fillcolor="#a0a0a0" stroked="f"/>
         </w:pict>
       </w:r>
     </w:p>
@@ -8794,6 +8795,7 @@
   <w:style w:type="character" w:default="1" w:styleId="Fuentedeprrafopredeter">
     <w:name w:val="Default Paragraph Font"/>
     <w:uiPriority w:val="1"/>
+    <w:semiHidden/>
     <w:unhideWhenUsed/>
   </w:style>
   <w:style w:type="table" w:default="1" w:styleId="Tablanormal">
